--- a/rediseno_2026/4.5 Itinerarios formateados y corregidos/MAT-101 Cálculo.docx
+++ b/rediseno_2026/4.5 Itinerarios formateados y corregidos/MAT-101 Cálculo.docx
@@ -85,8 +85,10 @@
         </w:tblBorders>
         <w:tblLayout w:type="fixed"/>
         <w:tblCellMar>
-          <w:left w:w="10" w:type="dxa"/>
-          <w:right w:w="10" w:type="dxa"/>
+          <w:top w:w="40" w:type="dxa"/>
+          <w:left w:w="90" w:type="dxa"/>
+          <w:bottom w:w="40" w:type="dxa"/>
+          <w:right w:w="90" w:type="dxa"/>
         </w:tblCellMar>
         <w:tblLook w:val="0000" w:firstRow="0" w:lastRow="0" w:firstColumn="0" w:lastColumn="0" w:noHBand="0" w:noVBand="0"/>
       </w:tblPr>
@@ -120,12 +122,6 @@
               <w:right w:val="single" w:sz="6" w:space="0" w:color="1F3864"/>
             </w:tcBorders>
             <w:shd w:val="clear" w:color="auto" w:fill="4472C4"/>
-            <w:tcMar>
-              <w:top w:w="50" w:type="dxa"/>
-              <w:left w:w="90" w:type="dxa"/>
-              <w:bottom w:w="50" w:type="dxa"/>
-              <w:right w:w="90" w:type="dxa"/>
-            </w:tcMar>
             <w:vAlign w:val="center"/>
           </w:tcPr>
           <w:p>
@@ -166,12 +162,6 @@
               <w:right w:val="single" w:sz="6" w:space="0" w:color="1F3864"/>
             </w:tcBorders>
             <w:shd w:val="clear" w:color="auto" w:fill="4472C4"/>
-            <w:tcMar>
-              <w:top w:w="50" w:type="dxa"/>
-              <w:left w:w="90" w:type="dxa"/>
-              <w:bottom w:w="50" w:type="dxa"/>
-              <w:right w:w="90" w:type="dxa"/>
-            </w:tcMar>
             <w:vAlign w:val="center"/>
           </w:tcPr>
           <w:p>
@@ -212,12 +202,6 @@
               <w:right w:val="single" w:sz="6" w:space="0" w:color="1F3864"/>
             </w:tcBorders>
             <w:shd w:val="clear" w:color="auto" w:fill="4472C4"/>
-            <w:tcMar>
-              <w:top w:w="50" w:type="dxa"/>
-              <w:left w:w="90" w:type="dxa"/>
-              <w:bottom w:w="50" w:type="dxa"/>
-              <w:right w:w="90" w:type="dxa"/>
-            </w:tcMar>
             <w:vAlign w:val="center"/>
           </w:tcPr>
           <w:p>
@@ -258,12 +242,6 @@
               <w:right w:val="single" w:sz="6" w:space="0" w:color="1F3864"/>
             </w:tcBorders>
             <w:shd w:val="clear" w:color="auto" w:fill="4472C4"/>
-            <w:tcMar>
-              <w:top w:w="50" w:type="dxa"/>
-              <w:left w:w="90" w:type="dxa"/>
-              <w:bottom w:w="50" w:type="dxa"/>
-              <w:right w:w="90" w:type="dxa"/>
-            </w:tcMar>
             <w:vAlign w:val="center"/>
           </w:tcPr>
           <w:p>
@@ -306,12 +284,6 @@
               <w:right w:val="single" w:sz="6" w:space="0" w:color="1F3864"/>
             </w:tcBorders>
             <w:shd w:val="clear" w:color="auto" w:fill="4472C4"/>
-            <w:tcMar>
-              <w:top w:w="50" w:type="dxa"/>
-              <w:left w:w="90" w:type="dxa"/>
-              <w:bottom w:w="50" w:type="dxa"/>
-              <w:right w:w="90" w:type="dxa"/>
-            </w:tcMar>
             <w:vAlign w:val="center"/>
           </w:tcPr>
           <w:p>
@@ -352,12 +324,6 @@
               <w:right w:val="single" w:sz="6" w:space="0" w:color="1F3864"/>
             </w:tcBorders>
             <w:shd w:val="clear" w:color="auto" w:fill="4472C4"/>
-            <w:tcMar>
-              <w:top w:w="50" w:type="dxa"/>
-              <w:left w:w="90" w:type="dxa"/>
-              <w:bottom w:w="50" w:type="dxa"/>
-              <w:right w:w="90" w:type="dxa"/>
-            </w:tcMar>
             <w:vAlign w:val="center"/>
           </w:tcPr>
           <w:p>
@@ -398,12 +364,6 @@
               <w:right w:val="single" w:sz="6" w:space="0" w:color="1F3864"/>
             </w:tcBorders>
             <w:shd w:val="clear" w:color="auto" w:fill="4472C4"/>
-            <w:tcMar>
-              <w:top w:w="50" w:type="dxa"/>
-              <w:left w:w="90" w:type="dxa"/>
-              <w:bottom w:w="50" w:type="dxa"/>
-              <w:right w:w="90" w:type="dxa"/>
-            </w:tcMar>
             <w:vAlign w:val="center"/>
           </w:tcPr>
           <w:p>
@@ -444,12 +404,6 @@
               <w:right w:val="single" w:sz="6" w:space="0" w:color="1F3864"/>
             </w:tcBorders>
             <w:shd w:val="clear" w:color="auto" w:fill="4472C4"/>
-            <w:tcMar>
-              <w:top w:w="50" w:type="dxa"/>
-              <w:left w:w="90" w:type="dxa"/>
-              <w:bottom w:w="50" w:type="dxa"/>
-              <w:right w:w="90" w:type="dxa"/>
-            </w:tcMar>
             <w:vAlign w:val="center"/>
           </w:tcPr>
           <w:p>
@@ -492,12 +446,6 @@
               <w:right w:val="single" w:sz="6" w:space="0" w:color="1F3864"/>
             </w:tcBorders>
             <w:shd w:val="clear" w:color="auto" w:fill="4472C4"/>
-            <w:tcMar>
-              <w:top w:w="50" w:type="dxa"/>
-              <w:left w:w="90" w:type="dxa"/>
-              <w:bottom w:w="50" w:type="dxa"/>
-              <w:right w:w="90" w:type="dxa"/>
-            </w:tcMar>
             <w:vAlign w:val="center"/>
           </w:tcPr>
           <w:p>
@@ -538,12 +486,6 @@
               <w:right w:val="single" w:sz="6" w:space="0" w:color="1F3864"/>
             </w:tcBorders>
             <w:shd w:val="clear" w:color="auto" w:fill="4472C4"/>
-            <w:tcMar>
-              <w:top w:w="50" w:type="dxa"/>
-              <w:left w:w="90" w:type="dxa"/>
-              <w:bottom w:w="50" w:type="dxa"/>
-              <w:right w:w="90" w:type="dxa"/>
-            </w:tcMar>
             <w:vAlign w:val="center"/>
           </w:tcPr>
           <w:p>
@@ -585,12 +527,6 @@
               <w:right w:val="single" w:sz="6" w:space="0" w:color="1F3864"/>
             </w:tcBorders>
             <w:shd w:val="clear" w:color="auto" w:fill="4472C4"/>
-            <w:tcMar>
-              <w:top w:w="50" w:type="dxa"/>
-              <w:left w:w="90" w:type="dxa"/>
-              <w:bottom w:w="50" w:type="dxa"/>
-              <w:right w:w="90" w:type="dxa"/>
-            </w:tcMar>
             <w:vAlign w:val="center"/>
           </w:tcPr>
           <w:p>
@@ -630,12 +566,6 @@
               <w:right w:val="single" w:sz="6" w:space="0" w:color="1F3864"/>
             </w:tcBorders>
             <w:shd w:val="clear" w:color="auto" w:fill="4472C4"/>
-            <w:tcMar>
-              <w:top w:w="50" w:type="dxa"/>
-              <w:left w:w="90" w:type="dxa"/>
-              <w:bottom w:w="50" w:type="dxa"/>
-              <w:right w:w="90" w:type="dxa"/>
-            </w:tcMar>
             <w:vAlign w:val="center"/>
           </w:tcPr>
           <w:p>
@@ -675,12 +605,6 @@
               <w:right w:val="single" w:sz="6" w:space="0" w:color="1F3864"/>
             </w:tcBorders>
             <w:shd w:val="clear" w:color="auto" w:fill="4472C4"/>
-            <w:tcMar>
-              <w:top w:w="50" w:type="dxa"/>
-              <w:left w:w="90" w:type="dxa"/>
-              <w:bottom w:w="50" w:type="dxa"/>
-              <w:right w:w="90" w:type="dxa"/>
-            </w:tcMar>
             <w:vAlign w:val="center"/>
           </w:tcPr>
           <w:p>
@@ -720,12 +644,6 @@
               <w:right w:val="single" w:sz="6" w:space="0" w:color="1F3864"/>
             </w:tcBorders>
             <w:shd w:val="clear" w:color="auto" w:fill="4472C4"/>
-            <w:tcMar>
-              <w:top w:w="50" w:type="dxa"/>
-              <w:left w:w="90" w:type="dxa"/>
-              <w:bottom w:w="50" w:type="dxa"/>
-              <w:right w:w="90" w:type="dxa"/>
-            </w:tcMar>
             <w:vAlign w:val="center"/>
           </w:tcPr>
           <w:p>
@@ -765,12 +683,6 @@
               <w:right w:val="single" w:sz="6" w:space="0" w:color="1F3864"/>
             </w:tcBorders>
             <w:shd w:val="clear" w:color="auto" w:fill="4472C4"/>
-            <w:tcMar>
-              <w:top w:w="50" w:type="dxa"/>
-              <w:left w:w="90" w:type="dxa"/>
-              <w:bottom w:w="50" w:type="dxa"/>
-              <w:right w:w="90" w:type="dxa"/>
-            </w:tcMar>
             <w:vAlign w:val="center"/>
           </w:tcPr>
           <w:p>
@@ -810,12 +722,6 @@
               <w:right w:val="single" w:sz="6" w:space="0" w:color="1F3864"/>
             </w:tcBorders>
             <w:shd w:val="clear" w:color="auto" w:fill="4472C4"/>
-            <w:tcMar>
-              <w:top w:w="50" w:type="dxa"/>
-              <w:left w:w="90" w:type="dxa"/>
-              <w:bottom w:w="50" w:type="dxa"/>
-              <w:right w:w="90" w:type="dxa"/>
-            </w:tcMar>
             <w:vAlign w:val="center"/>
           </w:tcPr>
           <w:p>
@@ -856,12 +762,6 @@
               <w:right w:val="single" w:sz="6" w:space="0" w:color="1F3864"/>
             </w:tcBorders>
             <w:shd w:val="clear" w:color="auto" w:fill="D9E2F3"/>
-            <w:tcMar>
-              <w:top w:w="50" w:type="dxa"/>
-              <w:left w:w="90" w:type="dxa"/>
-              <w:bottom w:w="50" w:type="dxa"/>
-              <w:right w:w="90" w:type="dxa"/>
-            </w:tcMar>
             <w:vAlign w:val="center"/>
           </w:tcPr>
           <w:p>
@@ -896,12 +796,6 @@
               <w:right w:val="single" w:sz="6" w:space="0" w:color="1F3864"/>
             </w:tcBorders>
             <w:shd w:val="clear" w:color="auto" w:fill="D9E2F3"/>
-            <w:tcMar>
-              <w:top w:w="50" w:type="dxa"/>
-              <w:left w:w="90" w:type="dxa"/>
-              <w:bottom w:w="50" w:type="dxa"/>
-              <w:right w:w="90" w:type="dxa"/>
-            </w:tcMar>
             <w:vAlign w:val="center"/>
           </w:tcPr>
           <w:p>
@@ -935,12 +829,6 @@
               <w:right w:val="single" w:sz="6" w:space="0" w:color="1F3864"/>
             </w:tcBorders>
             <w:shd w:val="clear" w:color="auto" w:fill="D9E2F3"/>
-            <w:tcMar>
-              <w:top w:w="50" w:type="dxa"/>
-              <w:left w:w="90" w:type="dxa"/>
-              <w:bottom w:w="50" w:type="dxa"/>
-              <w:right w:w="90" w:type="dxa"/>
-            </w:tcMar>
             <w:vAlign w:val="center"/>
           </w:tcPr>
           <w:p>
@@ -974,12 +862,6 @@
               <w:right w:val="single" w:sz="6" w:space="0" w:color="1F3864"/>
             </w:tcBorders>
             <w:shd w:val="clear" w:color="auto" w:fill="D9E2F3"/>
-            <w:tcMar>
-              <w:top w:w="50" w:type="dxa"/>
-              <w:left w:w="90" w:type="dxa"/>
-              <w:bottom w:w="50" w:type="dxa"/>
-              <w:right w:w="90" w:type="dxa"/>
-            </w:tcMar>
             <w:vAlign w:val="center"/>
           </w:tcPr>
           <w:p>
@@ -1013,12 +895,6 @@
               <w:right w:val="single" w:sz="6" w:space="0" w:color="1F3864"/>
             </w:tcBorders>
             <w:shd w:val="clear" w:color="auto" w:fill="D9E2F3"/>
-            <w:tcMar>
-              <w:top w:w="50" w:type="dxa"/>
-              <w:left w:w="90" w:type="dxa"/>
-              <w:bottom w:w="50" w:type="dxa"/>
-              <w:right w:w="90" w:type="dxa"/>
-            </w:tcMar>
             <w:vAlign w:val="center"/>
           </w:tcPr>
           <w:p>
@@ -1052,12 +928,6 @@
               <w:right w:val="single" w:sz="6" w:space="0" w:color="1F3864"/>
             </w:tcBorders>
             <w:shd w:val="clear" w:color="auto" w:fill="D9E2F3"/>
-            <w:tcMar>
-              <w:top w:w="50" w:type="dxa"/>
-              <w:left w:w="90" w:type="dxa"/>
-              <w:bottom w:w="50" w:type="dxa"/>
-              <w:right w:w="90" w:type="dxa"/>
-            </w:tcMar>
             <w:vAlign w:val="center"/>
           </w:tcPr>
           <w:p>
@@ -1091,12 +961,6 @@
               <w:right w:val="single" w:sz="6" w:space="0" w:color="1F3864"/>
             </w:tcBorders>
             <w:shd w:val="clear" w:color="auto" w:fill="D9E2F3"/>
-            <w:tcMar>
-              <w:top w:w="50" w:type="dxa"/>
-              <w:left w:w="90" w:type="dxa"/>
-              <w:bottom w:w="50" w:type="dxa"/>
-              <w:right w:w="90" w:type="dxa"/>
-            </w:tcMar>
             <w:vAlign w:val="center"/>
           </w:tcPr>
           <w:p>
@@ -1156,12 +1020,6 @@
               <w:right w:val="single" w:sz="6" w:space="0" w:color="1F3864"/>
             </w:tcBorders>
             <w:shd w:val="clear" w:color="auto" w:fill="4472C4"/>
-            <w:tcMar>
-              <w:top w:w="50" w:type="dxa"/>
-              <w:left w:w="90" w:type="dxa"/>
-              <w:bottom w:w="50" w:type="dxa"/>
-              <w:right w:w="90" w:type="dxa"/>
-            </w:tcMar>
             <w:vAlign w:val="center"/>
           </w:tcPr>
           <w:p>
@@ -1204,12 +1062,6 @@
               <w:right w:val="single" w:sz="6" w:space="0" w:color="1F3864"/>
             </w:tcBorders>
             <w:shd w:val="clear" w:color="auto" w:fill="D9E2F3"/>
-            <w:tcMar>
-              <w:top w:w="50" w:type="dxa"/>
-              <w:left w:w="90" w:type="dxa"/>
-              <w:bottom w:w="50" w:type="dxa"/>
-              <w:right w:w="90" w:type="dxa"/>
-            </w:tcMar>
             <w:vAlign w:val="center"/>
           </w:tcPr>
           <w:p>
@@ -1246,12 +1098,6 @@
               <w:right w:val="single" w:sz="6" w:space="0" w:color="1F3864"/>
             </w:tcBorders>
             <w:shd w:val="clear" w:color="auto" w:fill="D9E2F3"/>
-            <w:tcMar>
-              <w:top w:w="50" w:type="dxa"/>
-              <w:left w:w="90" w:type="dxa"/>
-              <w:bottom w:w="50" w:type="dxa"/>
-              <w:right w:w="90" w:type="dxa"/>
-            </w:tcMar>
             <w:vAlign w:val="center"/>
           </w:tcPr>
           <w:p>
@@ -1299,12 +1145,6 @@
               <w:right w:val="single" w:sz="6" w:space="0" w:color="1F3864"/>
             </w:tcBorders>
             <w:shd w:val="clear" w:color="auto" w:fill="4472C4"/>
-            <w:tcMar>
-              <w:top w:w="50" w:type="dxa"/>
-              <w:left w:w="90" w:type="dxa"/>
-              <w:bottom w:w="50" w:type="dxa"/>
-              <w:right w:w="90" w:type="dxa"/>
-            </w:tcMar>
             <w:vAlign w:val="center"/>
           </w:tcPr>
           <w:p>
@@ -1345,12 +1185,6 @@
               <w:right w:val="single" w:sz="6" w:space="0" w:color="1F3864"/>
             </w:tcBorders>
             <w:shd w:val="clear" w:color="auto" w:fill="4472C4"/>
-            <w:tcMar>
-              <w:top w:w="50" w:type="dxa"/>
-              <w:left w:w="90" w:type="dxa"/>
-              <w:bottom w:w="50" w:type="dxa"/>
-              <w:right w:w="90" w:type="dxa"/>
-            </w:tcMar>
             <w:vAlign w:val="center"/>
           </w:tcPr>
           <w:p>
@@ -1391,12 +1225,6 @@
               <w:right w:val="single" w:sz="6" w:space="0" w:color="1F3864"/>
             </w:tcBorders>
             <w:shd w:val="clear" w:color="auto" w:fill="4472C4"/>
-            <w:tcMar>
-              <w:top w:w="50" w:type="dxa"/>
-              <w:left w:w="90" w:type="dxa"/>
-              <w:bottom w:w="50" w:type="dxa"/>
-              <w:right w:w="90" w:type="dxa"/>
-            </w:tcMar>
             <w:vAlign w:val="center"/>
           </w:tcPr>
           <w:p>
@@ -1441,12 +1269,6 @@
               <w:right w:val="single" w:sz="6" w:space="0" w:color="1F3864"/>
             </w:tcBorders>
             <w:shd w:val="clear" w:color="auto" w:fill="D9E2F3"/>
-            <w:tcMar>
-              <w:top w:w="50" w:type="dxa"/>
-              <w:left w:w="90" w:type="dxa"/>
-              <w:bottom w:w="50" w:type="dxa"/>
-              <w:right w:w="90" w:type="dxa"/>
-            </w:tcMar>
             <w:vAlign w:val="center"/>
           </w:tcPr>
           <w:p>
@@ -1479,12 +1301,6 @@
               <w:right w:val="single" w:sz="6" w:space="0" w:color="1F3864"/>
             </w:tcBorders>
             <w:shd w:val="clear" w:color="auto" w:fill="D9E2F3"/>
-            <w:tcMar>
-              <w:top w:w="50" w:type="dxa"/>
-              <w:left w:w="90" w:type="dxa"/>
-              <w:bottom w:w="50" w:type="dxa"/>
-              <w:right w:w="90" w:type="dxa"/>
-            </w:tcMar>
             <w:vAlign w:val="center"/>
           </w:tcPr>
           <w:p>
@@ -1517,12 +1333,6 @@
               <w:right w:val="single" w:sz="6" w:space="0" w:color="1F3864"/>
             </w:tcBorders>
             <w:shd w:val="clear" w:color="auto" w:fill="D9E2F3"/>
-            <w:tcMar>
-              <w:top w:w="50" w:type="dxa"/>
-              <w:left w:w="90" w:type="dxa"/>
-              <w:bottom w:w="50" w:type="dxa"/>
-              <w:right w:w="90" w:type="dxa"/>
-            </w:tcMar>
             <w:vAlign w:val="center"/>
           </w:tcPr>
           <w:p>
@@ -1605,12 +1415,6 @@
               <w:right w:val="single" w:sz="6" w:space="0" w:color="1F3864"/>
             </w:tcBorders>
             <w:shd w:val="clear" w:color="auto" w:fill="D9E2F3"/>
-            <w:tcMar>
-              <w:top w:w="50" w:type="dxa"/>
-              <w:left w:w="90" w:type="dxa"/>
-              <w:bottom w:w="50" w:type="dxa"/>
-              <w:right w:w="90" w:type="dxa"/>
-            </w:tcMar>
             <w:vAlign w:val="center"/>
           </w:tcPr>
           <w:p>
@@ -1651,12 +1455,6 @@
               <w:right w:val="single" w:sz="6" w:space="0" w:color="1F3864"/>
             </w:tcBorders>
             <w:shd w:val="clear" w:color="auto" w:fill="D9E2F3"/>
-            <w:tcMar>
-              <w:top w:w="50" w:type="dxa"/>
-              <w:left w:w="90" w:type="dxa"/>
-              <w:bottom w:w="50" w:type="dxa"/>
-              <w:right w:w="90" w:type="dxa"/>
-            </w:tcMar>
             <w:vAlign w:val="center"/>
           </w:tcPr>
           <w:p>
@@ -1720,12 +1518,6 @@
               <w:right w:val="single" w:sz="6" w:space="0" w:color="1F3864"/>
             </w:tcBorders>
             <w:shd w:val="clear" w:color="auto" w:fill="D9E2F3"/>
-            <w:tcMar>
-              <w:top w:w="50" w:type="dxa"/>
-              <w:left w:w="90" w:type="dxa"/>
-              <w:bottom w:w="50" w:type="dxa"/>
-              <w:right w:w="90" w:type="dxa"/>
-            </w:tcMar>
             <w:vAlign w:val="center"/>
           </w:tcPr>
           <w:p>
@@ -1758,12 +1550,6 @@
               <w:right w:val="single" w:sz="6" w:space="0" w:color="1F3864"/>
             </w:tcBorders>
             <w:shd w:val="clear" w:color="auto" w:fill="D9E2F3"/>
-            <w:tcMar>
-              <w:top w:w="50" w:type="dxa"/>
-              <w:left w:w="90" w:type="dxa"/>
-              <w:bottom w:w="50" w:type="dxa"/>
-              <w:right w:w="90" w:type="dxa"/>
-            </w:tcMar>
             <w:vAlign w:val="center"/>
           </w:tcPr>
           <w:p>
@@ -1814,12 +1600,6 @@
               <w:right w:val="single" w:sz="6" w:space="0" w:color="1F3864"/>
             </w:tcBorders>
             <w:shd w:val="clear" w:color="auto" w:fill="D9E2F3"/>
-            <w:tcMar>
-              <w:top w:w="50" w:type="dxa"/>
-              <w:left w:w="90" w:type="dxa"/>
-              <w:bottom w:w="50" w:type="dxa"/>
-              <w:right w:w="90" w:type="dxa"/>
-            </w:tcMar>
             <w:vAlign w:val="center"/>
           </w:tcPr>
           <w:p>
@@ -1889,12 +1669,6 @@
               <w:right w:val="single" w:sz="6" w:space="0" w:color="1F3864"/>
             </w:tcBorders>
             <w:shd w:val="clear" w:color="auto" w:fill="D9E2F3"/>
-            <w:tcMar>
-              <w:top w:w="50" w:type="dxa"/>
-              <w:left w:w="90" w:type="dxa"/>
-              <w:bottom w:w="50" w:type="dxa"/>
-              <w:right w:w="90" w:type="dxa"/>
-            </w:tcMar>
             <w:vAlign w:val="center"/>
           </w:tcPr>
           <w:p>
@@ -1927,12 +1701,6 @@
               <w:right w:val="single" w:sz="6" w:space="0" w:color="1F3864"/>
             </w:tcBorders>
             <w:shd w:val="clear" w:color="auto" w:fill="D9E2F3"/>
-            <w:tcMar>
-              <w:top w:w="50" w:type="dxa"/>
-              <w:left w:w="90" w:type="dxa"/>
-              <w:bottom w:w="50" w:type="dxa"/>
-              <w:right w:w="90" w:type="dxa"/>
-            </w:tcMar>
             <w:vAlign w:val="center"/>
           </w:tcPr>
           <w:p>
@@ -1977,12 +1745,6 @@
               <w:right w:val="single" w:sz="6" w:space="0" w:color="1F3864"/>
             </w:tcBorders>
             <w:shd w:val="clear" w:color="auto" w:fill="4472C4"/>
-            <w:tcMar>
-              <w:top w:w="50" w:type="dxa"/>
-              <w:left w:w="90" w:type="dxa"/>
-              <w:bottom w:w="50" w:type="dxa"/>
-              <w:right w:w="90" w:type="dxa"/>
-            </w:tcMar>
             <w:vAlign w:val="center"/>
           </w:tcPr>
           <w:p>
@@ -2025,12 +1787,6 @@
               <w:right w:val="single" w:sz="6" w:space="0" w:color="1F3864"/>
             </w:tcBorders>
             <w:shd w:val="clear" w:color="auto" w:fill="4472C4"/>
-            <w:tcMar>
-              <w:top w:w="50" w:type="dxa"/>
-              <w:left w:w="90" w:type="dxa"/>
-              <w:bottom w:w="50" w:type="dxa"/>
-              <w:right w:w="90" w:type="dxa"/>
-            </w:tcMar>
             <w:vAlign w:val="center"/>
           </w:tcPr>
           <w:p>
@@ -2070,12 +1826,6 @@
               <w:right w:val="single" w:sz="6" w:space="0" w:color="1F3864"/>
             </w:tcBorders>
             <w:shd w:val="clear" w:color="auto" w:fill="D9E2F3"/>
-            <w:tcMar>
-              <w:top w:w="50" w:type="dxa"/>
-              <w:left w:w="90" w:type="dxa"/>
-              <w:bottom w:w="50" w:type="dxa"/>
-              <w:right w:w="90" w:type="dxa"/>
-            </w:tcMar>
             <w:vAlign w:val="center"/>
           </w:tcPr>
           <w:p>
@@ -2134,12 +1884,6 @@
               <w:right w:val="single" w:sz="6" w:space="0" w:color="1F3864"/>
             </w:tcBorders>
             <w:shd w:val="clear" w:color="auto" w:fill="4472C4"/>
-            <w:tcMar>
-              <w:top w:w="50" w:type="dxa"/>
-              <w:left w:w="90" w:type="dxa"/>
-              <w:bottom w:w="50" w:type="dxa"/>
-              <w:right w:w="90" w:type="dxa"/>
-            </w:tcMar>
             <w:vAlign w:val="center"/>
           </w:tcPr>
           <w:p>
@@ -2181,12 +1925,6 @@
               <w:right w:val="single" w:sz="6" w:space="0" w:color="1F3864"/>
             </w:tcBorders>
             <w:shd w:val="clear" w:color="auto" w:fill="D9E2F3"/>
-            <w:tcMar>
-              <w:top w:w="50" w:type="dxa"/>
-              <w:left w:w="90" w:type="dxa"/>
-              <w:bottom w:w="50" w:type="dxa"/>
-              <w:right w:w="90" w:type="dxa"/>
-            </w:tcMar>
             <w:vAlign w:val="center"/>
           </w:tcPr>
           <w:p>
@@ -2219,12 +1957,6 @@
               <w:right w:val="single" w:sz="6" w:space="0" w:color="1F3864"/>
             </w:tcBorders>
             <w:shd w:val="clear" w:color="auto" w:fill="D9E2F3"/>
-            <w:tcMar>
-              <w:top w:w="50" w:type="dxa"/>
-              <w:left w:w="90" w:type="dxa"/>
-              <w:bottom w:w="50" w:type="dxa"/>
-              <w:right w:w="90" w:type="dxa"/>
-            </w:tcMar>
             <w:vAlign w:val="center"/>
           </w:tcPr>
           <w:p>
@@ -2378,12 +2110,6 @@
               <w:right w:val="single" w:sz="6" w:space="0" w:color="1F3864"/>
             </w:tcBorders>
             <w:shd w:val="clear" w:color="auto" w:fill="D9E2F3"/>
-            <w:tcMar>
-              <w:top w:w="50" w:type="dxa"/>
-              <w:left w:w="90" w:type="dxa"/>
-              <w:bottom w:w="50" w:type="dxa"/>
-              <w:right w:w="90" w:type="dxa"/>
-            </w:tcMar>
             <w:vAlign w:val="center"/>
           </w:tcPr>
           <w:p>
@@ -2448,12 +2174,6 @@
               <w:right w:val="single" w:sz="6" w:space="0" w:color="1F3864"/>
             </w:tcBorders>
             <w:shd w:val="clear" w:color="auto" w:fill="D9E2F3"/>
-            <w:tcMar>
-              <w:top w:w="50" w:type="dxa"/>
-              <w:left w:w="90" w:type="dxa"/>
-              <w:bottom w:w="50" w:type="dxa"/>
-              <w:right w:w="90" w:type="dxa"/>
-            </w:tcMar>
             <w:vAlign w:val="center"/>
           </w:tcPr>
           <w:p>
@@ -2518,12 +2238,6 @@
               <w:right w:val="single" w:sz="6" w:space="0" w:color="1F3864"/>
             </w:tcBorders>
             <w:shd w:val="clear" w:color="auto" w:fill="4472C4"/>
-            <w:tcMar>
-              <w:top w:w="50" w:type="dxa"/>
-              <w:left w:w="90" w:type="dxa"/>
-              <w:bottom w:w="50" w:type="dxa"/>
-              <w:right w:w="90" w:type="dxa"/>
-            </w:tcMar>
             <w:vAlign w:val="center"/>
           </w:tcPr>
           <w:p>
@@ -2564,12 +2278,6 @@
               <w:right w:val="single" w:sz="6" w:space="0" w:color="1F3864"/>
             </w:tcBorders>
             <w:shd w:val="clear" w:color="auto" w:fill="4472C4"/>
-            <w:tcMar>
-              <w:top w:w="50" w:type="dxa"/>
-              <w:left w:w="90" w:type="dxa"/>
-              <w:bottom w:w="50" w:type="dxa"/>
-              <w:right w:w="90" w:type="dxa"/>
-            </w:tcMar>
             <w:vAlign w:val="center"/>
           </w:tcPr>
           <w:p>
@@ -2610,12 +2318,6 @@
               <w:right w:val="single" w:sz="6" w:space="0" w:color="1F3864"/>
             </w:tcBorders>
             <w:shd w:val="clear" w:color="auto" w:fill="4472C4"/>
-            <w:tcMar>
-              <w:top w:w="50" w:type="dxa"/>
-              <w:left w:w="90" w:type="dxa"/>
-              <w:bottom w:w="50" w:type="dxa"/>
-              <w:right w:w="90" w:type="dxa"/>
-            </w:tcMar>
             <w:vAlign w:val="center"/>
           </w:tcPr>
           <w:p>
@@ -2660,12 +2362,6 @@
               <w:right w:val="single" w:sz="6" w:space="0" w:color="1F3864"/>
             </w:tcBorders>
             <w:shd w:val="clear" w:color="auto" w:fill="D9E2F3"/>
-            <w:tcMar>
-              <w:top w:w="50" w:type="dxa"/>
-              <w:left w:w="90" w:type="dxa"/>
-              <w:bottom w:w="50" w:type="dxa"/>
-              <w:right w:w="90" w:type="dxa"/>
-            </w:tcMar>
             <w:vAlign w:val="center"/>
           </w:tcPr>
           <w:p>
@@ -2698,12 +2394,6 @@
               <w:right w:val="single" w:sz="6" w:space="0" w:color="1F3864"/>
             </w:tcBorders>
             <w:shd w:val="clear" w:color="auto" w:fill="D9E2F3"/>
-            <w:tcMar>
-              <w:top w:w="50" w:type="dxa"/>
-              <w:left w:w="90" w:type="dxa"/>
-              <w:bottom w:w="50" w:type="dxa"/>
-              <w:right w:w="90" w:type="dxa"/>
-            </w:tcMar>
             <w:vAlign w:val="center"/>
           </w:tcPr>
           <w:p>
@@ -2736,12 +2426,6 @@
               <w:right w:val="single" w:sz="6" w:space="0" w:color="1F3864"/>
             </w:tcBorders>
             <w:shd w:val="clear" w:color="auto" w:fill="D9E2F3"/>
-            <w:tcMar>
-              <w:top w:w="50" w:type="dxa"/>
-              <w:left w:w="90" w:type="dxa"/>
-              <w:bottom w:w="50" w:type="dxa"/>
-              <w:right w:w="90" w:type="dxa"/>
-            </w:tcMar>
             <w:vAlign w:val="center"/>
           </w:tcPr>
           <w:p>
@@ -2836,12 +2520,6 @@
               <w:right w:val="single" w:sz="6" w:space="0" w:color="1F3864"/>
             </w:tcBorders>
             <w:shd w:val="clear" w:color="auto" w:fill="D9E2F3"/>
-            <w:tcMar>
-              <w:top w:w="50" w:type="dxa"/>
-              <w:left w:w="90" w:type="dxa"/>
-              <w:bottom w:w="50" w:type="dxa"/>
-              <w:right w:w="90" w:type="dxa"/>
-            </w:tcMar>
             <w:vAlign w:val="center"/>
           </w:tcPr>
           <w:p>
@@ -2874,12 +2552,6 @@
               <w:right w:val="single" w:sz="6" w:space="0" w:color="1F3864"/>
             </w:tcBorders>
             <w:shd w:val="clear" w:color="auto" w:fill="D9E2F3"/>
-            <w:tcMar>
-              <w:top w:w="50" w:type="dxa"/>
-              <w:left w:w="90" w:type="dxa"/>
-              <w:bottom w:w="50" w:type="dxa"/>
-              <w:right w:w="90" w:type="dxa"/>
-            </w:tcMar>
             <w:vAlign w:val="center"/>
           </w:tcPr>
           <w:p>
@@ -2926,12 +2598,6 @@
               <w:right w:val="single" w:sz="6" w:space="0" w:color="1F3864"/>
             </w:tcBorders>
             <w:shd w:val="clear" w:color="auto" w:fill="D9E2F3"/>
-            <w:tcMar>
-              <w:top w:w="50" w:type="dxa"/>
-              <w:left w:w="90" w:type="dxa"/>
-              <w:bottom w:w="50" w:type="dxa"/>
-              <w:right w:w="90" w:type="dxa"/>
-            </w:tcMar>
             <w:vAlign w:val="center"/>
           </w:tcPr>
           <w:p>
@@ -2964,12 +2630,6 @@
               <w:right w:val="single" w:sz="6" w:space="0" w:color="1F3864"/>
             </w:tcBorders>
             <w:shd w:val="clear" w:color="auto" w:fill="D9E2F3"/>
-            <w:tcMar>
-              <w:top w:w="50" w:type="dxa"/>
-              <w:left w:w="90" w:type="dxa"/>
-              <w:bottom w:w="50" w:type="dxa"/>
-              <w:right w:w="90" w:type="dxa"/>
-            </w:tcMar>
             <w:vAlign w:val="center"/>
           </w:tcPr>
           <w:p>
@@ -3002,12 +2662,6 @@
               <w:right w:val="single" w:sz="6" w:space="0" w:color="1F3864"/>
             </w:tcBorders>
             <w:shd w:val="clear" w:color="auto" w:fill="D9E2F3"/>
-            <w:tcMar>
-              <w:top w:w="50" w:type="dxa"/>
-              <w:left w:w="90" w:type="dxa"/>
-              <w:bottom w:w="50" w:type="dxa"/>
-              <w:right w:w="90" w:type="dxa"/>
-            </w:tcMar>
             <w:vAlign w:val="center"/>
           </w:tcPr>
           <w:p>
@@ -3077,12 +2731,6 @@
               <w:right w:val="single" w:sz="6" w:space="0" w:color="1F3864"/>
             </w:tcBorders>
             <w:shd w:val="clear" w:color="auto" w:fill="D9E2F3"/>
-            <w:tcMar>
-              <w:top w:w="50" w:type="dxa"/>
-              <w:left w:w="90" w:type="dxa"/>
-              <w:bottom w:w="50" w:type="dxa"/>
-              <w:right w:w="90" w:type="dxa"/>
-            </w:tcMar>
             <w:vAlign w:val="center"/>
           </w:tcPr>
           <w:p>
@@ -3115,12 +2763,6 @@
               <w:right w:val="single" w:sz="6" w:space="0" w:color="1F3864"/>
             </w:tcBorders>
             <w:shd w:val="clear" w:color="auto" w:fill="D9E2F3"/>
-            <w:tcMar>
-              <w:top w:w="50" w:type="dxa"/>
-              <w:left w:w="90" w:type="dxa"/>
-              <w:bottom w:w="50" w:type="dxa"/>
-              <w:right w:w="90" w:type="dxa"/>
-            </w:tcMar>
             <w:vAlign w:val="center"/>
           </w:tcPr>
           <w:p>
@@ -3165,12 +2807,6 @@
               <w:right w:val="single" w:sz="6" w:space="0" w:color="1F3864"/>
             </w:tcBorders>
             <w:shd w:val="clear" w:color="auto" w:fill="4472C4"/>
-            <w:tcMar>
-              <w:top w:w="50" w:type="dxa"/>
-              <w:left w:w="90" w:type="dxa"/>
-              <w:bottom w:w="50" w:type="dxa"/>
-              <w:right w:w="90" w:type="dxa"/>
-            </w:tcMar>
             <w:vAlign w:val="center"/>
           </w:tcPr>
           <w:p>
@@ -3213,12 +2849,6 @@
               <w:right w:val="single" w:sz="6" w:space="0" w:color="1F3864"/>
             </w:tcBorders>
             <w:shd w:val="clear" w:color="auto" w:fill="4472C4"/>
-            <w:tcMar>
-              <w:top w:w="50" w:type="dxa"/>
-              <w:left w:w="90" w:type="dxa"/>
-              <w:bottom w:w="50" w:type="dxa"/>
-              <w:right w:w="90" w:type="dxa"/>
-            </w:tcMar>
             <w:vAlign w:val="center"/>
           </w:tcPr>
           <w:p>
@@ -3258,12 +2888,6 @@
               <w:right w:val="single" w:sz="6" w:space="0" w:color="1F3864"/>
             </w:tcBorders>
             <w:shd w:val="clear" w:color="auto" w:fill="D9E2F3"/>
-            <w:tcMar>
-              <w:top w:w="50" w:type="dxa"/>
-              <w:left w:w="90" w:type="dxa"/>
-              <w:bottom w:w="50" w:type="dxa"/>
-              <w:right w:w="90" w:type="dxa"/>
-            </w:tcMar>
             <w:vAlign w:val="center"/>
           </w:tcPr>
           <w:p>
@@ -3322,12 +2946,6 @@
               <w:right w:val="single" w:sz="6" w:space="0" w:color="1F3864"/>
             </w:tcBorders>
             <w:shd w:val="clear" w:color="auto" w:fill="4472C4"/>
-            <w:tcMar>
-              <w:top w:w="50" w:type="dxa"/>
-              <w:left w:w="90" w:type="dxa"/>
-              <w:bottom w:w="50" w:type="dxa"/>
-              <w:right w:w="90" w:type="dxa"/>
-            </w:tcMar>
             <w:vAlign w:val="center"/>
           </w:tcPr>
           <w:p>
@@ -3369,12 +2987,6 @@
               <w:right w:val="single" w:sz="6" w:space="0" w:color="1F3864"/>
             </w:tcBorders>
             <w:shd w:val="clear" w:color="auto" w:fill="D9E2F3"/>
-            <w:tcMar>
-              <w:top w:w="50" w:type="dxa"/>
-              <w:left w:w="90" w:type="dxa"/>
-              <w:bottom w:w="50" w:type="dxa"/>
-              <w:right w:w="90" w:type="dxa"/>
-            </w:tcMar>
             <w:vAlign w:val="center"/>
           </w:tcPr>
           <w:p>
@@ -3425,12 +3037,6 @@
               <w:right w:val="single" w:sz="6" w:space="0" w:color="1F3864"/>
             </w:tcBorders>
             <w:shd w:val="clear" w:color="auto" w:fill="D9E2F3"/>
-            <w:tcMar>
-              <w:top w:w="50" w:type="dxa"/>
-              <w:left w:w="90" w:type="dxa"/>
-              <w:bottom w:w="50" w:type="dxa"/>
-              <w:right w:w="90" w:type="dxa"/>
-            </w:tcMar>
             <w:vAlign w:val="center"/>
           </w:tcPr>
           <w:p>
@@ -3730,12 +3336,6 @@
               <w:right w:val="single" w:sz="6" w:space="0" w:color="1F3864"/>
             </w:tcBorders>
             <w:shd w:val="clear" w:color="auto" w:fill="D9E2F3"/>
-            <w:tcMar>
-              <w:top w:w="50" w:type="dxa"/>
-              <w:left w:w="90" w:type="dxa"/>
-              <w:bottom w:w="50" w:type="dxa"/>
-              <w:right w:w="90" w:type="dxa"/>
-            </w:tcMar>
             <w:vAlign w:val="center"/>
           </w:tcPr>
           <w:p>
@@ -3800,12 +3400,6 @@
               <w:right w:val="single" w:sz="6" w:space="0" w:color="1F3864"/>
             </w:tcBorders>
             <w:shd w:val="clear" w:color="auto" w:fill="D9E2F3"/>
-            <w:tcMar>
-              <w:top w:w="50" w:type="dxa"/>
-              <w:left w:w="90" w:type="dxa"/>
-              <w:bottom w:w="50" w:type="dxa"/>
-              <w:right w:w="90" w:type="dxa"/>
-            </w:tcMar>
             <w:vAlign w:val="center"/>
           </w:tcPr>
           <w:p>
@@ -3854,12 +3448,6 @@
               <w:right w:val="single" w:sz="6" w:space="0" w:color="1F3864"/>
             </w:tcBorders>
             <w:shd w:val="clear" w:color="auto" w:fill="4472C4"/>
-            <w:tcMar>
-              <w:top w:w="50" w:type="dxa"/>
-              <w:left w:w="90" w:type="dxa"/>
-              <w:bottom w:w="50" w:type="dxa"/>
-              <w:right w:w="90" w:type="dxa"/>
-            </w:tcMar>
             <w:vAlign w:val="center"/>
           </w:tcPr>
           <w:p>
@@ -3900,12 +3488,6 @@
               <w:right w:val="single" w:sz="6" w:space="0" w:color="1F3864"/>
             </w:tcBorders>
             <w:shd w:val="clear" w:color="auto" w:fill="4472C4"/>
-            <w:tcMar>
-              <w:top w:w="50" w:type="dxa"/>
-              <w:left w:w="90" w:type="dxa"/>
-              <w:bottom w:w="50" w:type="dxa"/>
-              <w:right w:w="90" w:type="dxa"/>
-            </w:tcMar>
             <w:vAlign w:val="center"/>
           </w:tcPr>
           <w:p>
@@ -3946,12 +3528,6 @@
               <w:right w:val="single" w:sz="6" w:space="0" w:color="1F3864"/>
             </w:tcBorders>
             <w:shd w:val="clear" w:color="auto" w:fill="4472C4"/>
-            <w:tcMar>
-              <w:top w:w="50" w:type="dxa"/>
-              <w:left w:w="90" w:type="dxa"/>
-              <w:bottom w:w="50" w:type="dxa"/>
-              <w:right w:w="90" w:type="dxa"/>
-            </w:tcMar>
             <w:vAlign w:val="center"/>
           </w:tcPr>
           <w:p>
@@ -3996,12 +3572,6 @@
               <w:right w:val="single" w:sz="6" w:space="0" w:color="1F3864"/>
             </w:tcBorders>
             <w:shd w:val="clear" w:color="auto" w:fill="D9E2F3"/>
-            <w:tcMar>
-              <w:top w:w="50" w:type="dxa"/>
-              <w:left w:w="90" w:type="dxa"/>
-              <w:bottom w:w="50" w:type="dxa"/>
-              <w:right w:w="90" w:type="dxa"/>
-            </w:tcMar>
             <w:vAlign w:val="center"/>
           </w:tcPr>
           <w:p>
@@ -4034,12 +3604,6 @@
               <w:right w:val="single" w:sz="6" w:space="0" w:color="1F3864"/>
             </w:tcBorders>
             <w:shd w:val="clear" w:color="auto" w:fill="D9E2F3"/>
-            <w:tcMar>
-              <w:top w:w="50" w:type="dxa"/>
-              <w:left w:w="90" w:type="dxa"/>
-              <w:bottom w:w="50" w:type="dxa"/>
-              <w:right w:w="90" w:type="dxa"/>
-            </w:tcMar>
             <w:vAlign w:val="center"/>
           </w:tcPr>
           <w:p>
@@ -4072,12 +3636,6 @@
               <w:right w:val="single" w:sz="6" w:space="0" w:color="1F3864"/>
             </w:tcBorders>
             <w:shd w:val="clear" w:color="auto" w:fill="D9E2F3"/>
-            <w:tcMar>
-              <w:top w:w="50" w:type="dxa"/>
-              <w:left w:w="90" w:type="dxa"/>
-              <w:bottom w:w="50" w:type="dxa"/>
-              <w:right w:w="90" w:type="dxa"/>
-            </w:tcMar>
             <w:vAlign w:val="center"/>
           </w:tcPr>
           <w:p>
@@ -4147,12 +3705,6 @@
               <w:right w:val="single" w:sz="6" w:space="0" w:color="1F3864"/>
             </w:tcBorders>
             <w:shd w:val="clear" w:color="auto" w:fill="D9E2F3"/>
-            <w:tcMar>
-              <w:top w:w="50" w:type="dxa"/>
-              <w:left w:w="90" w:type="dxa"/>
-              <w:bottom w:w="50" w:type="dxa"/>
-              <w:right w:w="90" w:type="dxa"/>
-            </w:tcMar>
             <w:vAlign w:val="center"/>
           </w:tcPr>
           <w:p>
@@ -4203,12 +3755,6 @@
               <w:right w:val="single" w:sz="6" w:space="0" w:color="1F3864"/>
             </w:tcBorders>
             <w:shd w:val="clear" w:color="auto" w:fill="D9E2F3"/>
-            <w:tcMar>
-              <w:top w:w="50" w:type="dxa"/>
-              <w:left w:w="90" w:type="dxa"/>
-              <w:bottom w:w="50" w:type="dxa"/>
-              <w:right w:w="90" w:type="dxa"/>
-            </w:tcMar>
             <w:vAlign w:val="center"/>
           </w:tcPr>
           <w:p>
@@ -4273,12 +3819,6 @@
               <w:right w:val="single" w:sz="6" w:space="0" w:color="1F3864"/>
             </w:tcBorders>
             <w:shd w:val="clear" w:color="auto" w:fill="D9E2F3"/>
-            <w:tcMar>
-              <w:top w:w="50" w:type="dxa"/>
-              <w:left w:w="90" w:type="dxa"/>
-              <w:bottom w:w="50" w:type="dxa"/>
-              <w:right w:w="90" w:type="dxa"/>
-            </w:tcMar>
             <w:vAlign w:val="center"/>
           </w:tcPr>
           <w:p>
@@ -4311,12 +3851,6 @@
               <w:right w:val="single" w:sz="6" w:space="0" w:color="1F3864"/>
             </w:tcBorders>
             <w:shd w:val="clear" w:color="auto" w:fill="D9E2F3"/>
-            <w:tcMar>
-              <w:top w:w="50" w:type="dxa"/>
-              <w:left w:w="90" w:type="dxa"/>
-              <w:bottom w:w="50" w:type="dxa"/>
-              <w:right w:w="90" w:type="dxa"/>
-            </w:tcMar>
             <w:vAlign w:val="center"/>
           </w:tcPr>
           <w:p>
@@ -4349,12 +3883,6 @@
               <w:right w:val="single" w:sz="6" w:space="0" w:color="1F3864"/>
             </w:tcBorders>
             <w:shd w:val="clear" w:color="auto" w:fill="D9E2F3"/>
-            <w:tcMar>
-              <w:top w:w="50" w:type="dxa"/>
-              <w:left w:w="90" w:type="dxa"/>
-              <w:bottom w:w="50" w:type="dxa"/>
-              <w:right w:w="90" w:type="dxa"/>
-            </w:tcMar>
             <w:vAlign w:val="center"/>
           </w:tcPr>
           <w:p>
@@ -4424,12 +3952,6 @@
               <w:right w:val="single" w:sz="6" w:space="0" w:color="1F3864"/>
             </w:tcBorders>
             <w:shd w:val="clear" w:color="auto" w:fill="D9E2F3"/>
-            <w:tcMar>
-              <w:top w:w="50" w:type="dxa"/>
-              <w:left w:w="90" w:type="dxa"/>
-              <w:bottom w:w="50" w:type="dxa"/>
-              <w:right w:w="90" w:type="dxa"/>
-            </w:tcMar>
             <w:vAlign w:val="center"/>
           </w:tcPr>
           <w:p>
@@ -4462,12 +3984,6 @@
               <w:right w:val="single" w:sz="6" w:space="0" w:color="1F3864"/>
             </w:tcBorders>
             <w:shd w:val="clear" w:color="auto" w:fill="D9E2F3"/>
-            <w:tcMar>
-              <w:top w:w="50" w:type="dxa"/>
-              <w:left w:w="90" w:type="dxa"/>
-              <w:bottom w:w="50" w:type="dxa"/>
-              <w:right w:w="90" w:type="dxa"/>
-            </w:tcMar>
             <w:vAlign w:val="center"/>
           </w:tcPr>
           <w:p>
@@ -4512,12 +4028,6 @@
               <w:right w:val="single" w:sz="6" w:space="0" w:color="1F3864"/>
             </w:tcBorders>
             <w:shd w:val="clear" w:color="auto" w:fill="4472C4"/>
-            <w:tcMar>
-              <w:top w:w="50" w:type="dxa"/>
-              <w:left w:w="90" w:type="dxa"/>
-              <w:bottom w:w="50" w:type="dxa"/>
-              <w:right w:w="90" w:type="dxa"/>
-            </w:tcMar>
             <w:vAlign w:val="center"/>
           </w:tcPr>
           <w:p>
@@ -4560,12 +4070,6 @@
               <w:right w:val="single" w:sz="6" w:space="0" w:color="1F3864"/>
             </w:tcBorders>
             <w:shd w:val="clear" w:color="auto" w:fill="4472C4"/>
-            <w:tcMar>
-              <w:top w:w="50" w:type="dxa"/>
-              <w:left w:w="90" w:type="dxa"/>
-              <w:bottom w:w="50" w:type="dxa"/>
-              <w:right w:w="90" w:type="dxa"/>
-            </w:tcMar>
             <w:vAlign w:val="center"/>
           </w:tcPr>
           <w:p>
@@ -4605,12 +4109,6 @@
               <w:right w:val="single" w:sz="6" w:space="0" w:color="1F3864"/>
             </w:tcBorders>
             <w:shd w:val="clear" w:color="auto" w:fill="D9E2F3"/>
-            <w:tcMar>
-              <w:top w:w="50" w:type="dxa"/>
-              <w:left w:w="90" w:type="dxa"/>
-              <w:bottom w:w="50" w:type="dxa"/>
-              <w:right w:w="90" w:type="dxa"/>
-            </w:tcMar>
             <w:vAlign w:val="center"/>
           </w:tcPr>
           <w:p>
@@ -4669,12 +4167,6 @@
               <w:right w:val="single" w:sz="6" w:space="0" w:color="1F3864"/>
             </w:tcBorders>
             <w:shd w:val="clear" w:color="auto" w:fill="4472C4"/>
-            <w:tcMar>
-              <w:top w:w="50" w:type="dxa"/>
-              <w:left w:w="90" w:type="dxa"/>
-              <w:bottom w:w="50" w:type="dxa"/>
-              <w:right w:w="90" w:type="dxa"/>
-            </w:tcMar>
             <w:vAlign w:val="center"/>
           </w:tcPr>
           <w:p>
@@ -4716,12 +4208,6 @@
               <w:right w:val="single" w:sz="6" w:space="0" w:color="1F3864"/>
             </w:tcBorders>
             <w:shd w:val="clear" w:color="auto" w:fill="D9E2F3"/>
-            <w:tcMar>
-              <w:top w:w="50" w:type="dxa"/>
-              <w:left w:w="90" w:type="dxa"/>
-              <w:bottom w:w="50" w:type="dxa"/>
-              <w:right w:w="90" w:type="dxa"/>
-            </w:tcMar>
             <w:vAlign w:val="center"/>
           </w:tcPr>
           <w:p>
@@ -4772,12 +4258,6 @@
               <w:right w:val="single" w:sz="6" w:space="0" w:color="1F3864"/>
             </w:tcBorders>
             <w:shd w:val="clear" w:color="auto" w:fill="D9E2F3"/>
-            <w:tcMar>
-              <w:top w:w="50" w:type="dxa"/>
-              <w:left w:w="90" w:type="dxa"/>
-              <w:bottom w:w="50" w:type="dxa"/>
-              <w:right w:w="90" w:type="dxa"/>
-            </w:tcMar>
             <w:vAlign w:val="center"/>
           </w:tcPr>
           <w:p>
@@ -4972,12 +4452,6 @@
               <w:right w:val="single" w:sz="6" w:space="0" w:color="1F3864"/>
             </w:tcBorders>
             <w:shd w:val="clear" w:color="auto" w:fill="D9E2F3"/>
-            <w:tcMar>
-              <w:top w:w="50" w:type="dxa"/>
-              <w:left w:w="90" w:type="dxa"/>
-              <w:bottom w:w="50" w:type="dxa"/>
-              <w:right w:w="90" w:type="dxa"/>
-            </w:tcMar>
             <w:vAlign w:val="center"/>
           </w:tcPr>
           <w:p>
@@ -5060,12 +4534,6 @@
               <w:right w:val="single" w:sz="6" w:space="0" w:color="1F3864"/>
             </w:tcBorders>
             <w:shd w:val="clear" w:color="auto" w:fill="D9E2F3"/>
-            <w:tcMar>
-              <w:top w:w="50" w:type="dxa"/>
-              <w:left w:w="90" w:type="dxa"/>
-              <w:bottom w:w="50" w:type="dxa"/>
-              <w:right w:w="90" w:type="dxa"/>
-            </w:tcMar>
             <w:vAlign w:val="center"/>
           </w:tcPr>
           <w:p>
@@ -5132,12 +4600,6 @@
               <w:right w:val="single" w:sz="6" w:space="0" w:color="1F3864"/>
             </w:tcBorders>
             <w:shd w:val="clear" w:color="auto" w:fill="4472C4"/>
-            <w:tcMar>
-              <w:top w:w="50" w:type="dxa"/>
-              <w:left w:w="90" w:type="dxa"/>
-              <w:bottom w:w="50" w:type="dxa"/>
-              <w:right w:w="90" w:type="dxa"/>
-            </w:tcMar>
             <w:vAlign w:val="center"/>
           </w:tcPr>
           <w:p>
@@ -5178,12 +4640,6 @@
               <w:right w:val="single" w:sz="6" w:space="0" w:color="1F3864"/>
             </w:tcBorders>
             <w:shd w:val="clear" w:color="auto" w:fill="4472C4"/>
-            <w:tcMar>
-              <w:top w:w="50" w:type="dxa"/>
-              <w:left w:w="90" w:type="dxa"/>
-              <w:bottom w:w="50" w:type="dxa"/>
-              <w:right w:w="90" w:type="dxa"/>
-            </w:tcMar>
             <w:vAlign w:val="center"/>
           </w:tcPr>
           <w:p>
@@ -5224,12 +4680,6 @@
               <w:right w:val="single" w:sz="6" w:space="0" w:color="1F3864"/>
             </w:tcBorders>
             <w:shd w:val="clear" w:color="auto" w:fill="4472C4"/>
-            <w:tcMar>
-              <w:top w:w="50" w:type="dxa"/>
-              <w:left w:w="90" w:type="dxa"/>
-              <w:bottom w:w="50" w:type="dxa"/>
-              <w:right w:w="90" w:type="dxa"/>
-            </w:tcMar>
             <w:vAlign w:val="center"/>
           </w:tcPr>
           <w:p>
@@ -5274,12 +4724,6 @@
               <w:right w:val="single" w:sz="6" w:space="0" w:color="1F3864"/>
             </w:tcBorders>
             <w:shd w:val="clear" w:color="auto" w:fill="D9E2F3"/>
-            <w:tcMar>
-              <w:top w:w="50" w:type="dxa"/>
-              <w:left w:w="90" w:type="dxa"/>
-              <w:bottom w:w="50" w:type="dxa"/>
-              <w:right w:w="90" w:type="dxa"/>
-            </w:tcMar>
             <w:vAlign w:val="center"/>
           </w:tcPr>
           <w:p>
@@ -5312,12 +4756,6 @@
               <w:right w:val="single" w:sz="6" w:space="0" w:color="1F3864"/>
             </w:tcBorders>
             <w:shd w:val="clear" w:color="auto" w:fill="D9E2F3"/>
-            <w:tcMar>
-              <w:top w:w="50" w:type="dxa"/>
-              <w:left w:w="90" w:type="dxa"/>
-              <w:bottom w:w="50" w:type="dxa"/>
-              <w:right w:w="90" w:type="dxa"/>
-            </w:tcMar>
             <w:vAlign w:val="center"/>
           </w:tcPr>
           <w:p>
@@ -5350,12 +4788,6 @@
               <w:right w:val="single" w:sz="6" w:space="0" w:color="1F3864"/>
             </w:tcBorders>
             <w:shd w:val="clear" w:color="auto" w:fill="D9E2F3"/>
-            <w:tcMar>
-              <w:top w:w="50" w:type="dxa"/>
-              <w:left w:w="90" w:type="dxa"/>
-              <w:bottom w:w="50" w:type="dxa"/>
-              <w:right w:w="90" w:type="dxa"/>
-            </w:tcMar>
             <w:vAlign w:val="center"/>
           </w:tcPr>
           <w:p>
@@ -5425,12 +4857,6 @@
               <w:right w:val="single" w:sz="6" w:space="0" w:color="1F3864"/>
             </w:tcBorders>
             <w:shd w:val="clear" w:color="auto" w:fill="D9E2F3"/>
-            <w:tcMar>
-              <w:top w:w="50" w:type="dxa"/>
-              <w:left w:w="90" w:type="dxa"/>
-              <w:bottom w:w="50" w:type="dxa"/>
-              <w:right w:w="90" w:type="dxa"/>
-            </w:tcMar>
             <w:vAlign w:val="center"/>
           </w:tcPr>
           <w:p>
@@ -5463,12 +4889,6 @@
               <w:right w:val="single" w:sz="6" w:space="0" w:color="1F3864"/>
             </w:tcBorders>
             <w:shd w:val="clear" w:color="auto" w:fill="D9E2F3"/>
-            <w:tcMar>
-              <w:top w:w="50" w:type="dxa"/>
-              <w:left w:w="90" w:type="dxa"/>
-              <w:bottom w:w="50" w:type="dxa"/>
-              <w:right w:w="90" w:type="dxa"/>
-            </w:tcMar>
             <w:vAlign w:val="center"/>
           </w:tcPr>
           <w:p>
@@ -5515,12 +4935,6 @@
               <w:right w:val="single" w:sz="6" w:space="0" w:color="1F3864"/>
             </w:tcBorders>
             <w:shd w:val="clear" w:color="auto" w:fill="D9E2F3"/>
-            <w:tcMar>
-              <w:top w:w="50" w:type="dxa"/>
-              <w:left w:w="90" w:type="dxa"/>
-              <w:bottom w:w="50" w:type="dxa"/>
-              <w:right w:w="90" w:type="dxa"/>
-            </w:tcMar>
             <w:vAlign w:val="center"/>
           </w:tcPr>
           <w:p>
@@ -5571,12 +4985,6 @@
               <w:right w:val="single" w:sz="6" w:space="0" w:color="1F3864"/>
             </w:tcBorders>
             <w:shd w:val="clear" w:color="auto" w:fill="D9E2F3"/>
-            <w:tcMar>
-              <w:top w:w="50" w:type="dxa"/>
-              <w:left w:w="90" w:type="dxa"/>
-              <w:bottom w:w="50" w:type="dxa"/>
-              <w:right w:w="90" w:type="dxa"/>
-            </w:tcMar>
             <w:vAlign w:val="center"/>
           </w:tcPr>
           <w:p>
@@ -5609,12 +5017,6 @@
               <w:right w:val="single" w:sz="6" w:space="0" w:color="1F3864"/>
             </w:tcBorders>
             <w:shd w:val="clear" w:color="auto" w:fill="D9E2F3"/>
-            <w:tcMar>
-              <w:top w:w="50" w:type="dxa"/>
-              <w:left w:w="90" w:type="dxa"/>
-              <w:bottom w:w="50" w:type="dxa"/>
-              <w:right w:w="90" w:type="dxa"/>
-            </w:tcMar>
             <w:vAlign w:val="center"/>
           </w:tcPr>
           <w:p>
@@ -5684,12 +5086,6 @@
               <w:right w:val="single" w:sz="6" w:space="0" w:color="1F3864"/>
             </w:tcBorders>
             <w:shd w:val="clear" w:color="auto" w:fill="D9E2F3"/>
-            <w:tcMar>
-              <w:top w:w="50" w:type="dxa"/>
-              <w:left w:w="90" w:type="dxa"/>
-              <w:bottom w:w="50" w:type="dxa"/>
-              <w:right w:w="90" w:type="dxa"/>
-            </w:tcMar>
             <w:vAlign w:val="center"/>
           </w:tcPr>
           <w:p>
@@ -5740,12 +5136,6 @@
               <w:right w:val="single" w:sz="6" w:space="0" w:color="1F3864"/>
             </w:tcBorders>
             <w:shd w:val="clear" w:color="auto" w:fill="D9E2F3"/>
-            <w:tcMar>
-              <w:top w:w="50" w:type="dxa"/>
-              <w:left w:w="90" w:type="dxa"/>
-              <w:bottom w:w="50" w:type="dxa"/>
-              <w:right w:w="90" w:type="dxa"/>
-            </w:tcMar>
             <w:vAlign w:val="center"/>
           </w:tcPr>
           <w:p>
@@ -5824,12 +5214,6 @@
               <w:right w:val="single" w:sz="6" w:space="0" w:color="1F3864"/>
             </w:tcBorders>
             <w:shd w:val="clear" w:color="auto" w:fill="4472C4"/>
-            <w:tcMar>
-              <w:top w:w="50" w:type="dxa"/>
-              <w:left w:w="90" w:type="dxa"/>
-              <w:bottom w:w="50" w:type="dxa"/>
-              <w:right w:w="90" w:type="dxa"/>
-            </w:tcMar>
             <w:vAlign w:val="center"/>
           </w:tcPr>
           <w:p>
@@ -5872,12 +5256,6 @@
               <w:right w:val="single" w:sz="6" w:space="0" w:color="1F3864"/>
             </w:tcBorders>
             <w:shd w:val="clear" w:color="auto" w:fill="4472C4"/>
-            <w:tcMar>
-              <w:top w:w="50" w:type="dxa"/>
-              <w:left w:w="90" w:type="dxa"/>
-              <w:bottom w:w="50" w:type="dxa"/>
-              <w:right w:w="90" w:type="dxa"/>
-            </w:tcMar>
             <w:vAlign w:val="center"/>
           </w:tcPr>
           <w:p>
@@ -5917,12 +5295,6 @@
               <w:right w:val="single" w:sz="6" w:space="0" w:color="1F3864"/>
             </w:tcBorders>
             <w:shd w:val="clear" w:color="auto" w:fill="D9E2F3"/>
-            <w:tcMar>
-              <w:top w:w="50" w:type="dxa"/>
-              <w:left w:w="90" w:type="dxa"/>
-              <w:bottom w:w="50" w:type="dxa"/>
-              <w:right w:w="90" w:type="dxa"/>
-            </w:tcMar>
             <w:vAlign w:val="center"/>
           </w:tcPr>
           <w:p>
@@ -5981,12 +5353,6 @@
               <w:right w:val="single" w:sz="6" w:space="0" w:color="1F3864"/>
             </w:tcBorders>
             <w:shd w:val="clear" w:color="auto" w:fill="4472C4"/>
-            <w:tcMar>
-              <w:top w:w="50" w:type="dxa"/>
-              <w:left w:w="90" w:type="dxa"/>
-              <w:bottom w:w="50" w:type="dxa"/>
-              <w:right w:w="90" w:type="dxa"/>
-            </w:tcMar>
             <w:vAlign w:val="center"/>
           </w:tcPr>
           <w:p>
@@ -6028,12 +5394,6 @@
               <w:right w:val="single" w:sz="6" w:space="0" w:color="1F3864"/>
             </w:tcBorders>
             <w:shd w:val="clear" w:color="auto" w:fill="D9E2F3"/>
-            <w:tcMar>
-              <w:top w:w="50" w:type="dxa"/>
-              <w:left w:w="90" w:type="dxa"/>
-              <w:bottom w:w="50" w:type="dxa"/>
-              <w:right w:w="90" w:type="dxa"/>
-            </w:tcMar>
             <w:vAlign w:val="center"/>
           </w:tcPr>
           <w:p>
@@ -6102,12 +5462,6 @@
               <w:right w:val="single" w:sz="6" w:space="0" w:color="1F3864"/>
             </w:tcBorders>
             <w:shd w:val="clear" w:color="auto" w:fill="D9E2F3"/>
-            <w:tcMar>
-              <w:top w:w="50" w:type="dxa"/>
-              <w:left w:w="90" w:type="dxa"/>
-              <w:bottom w:w="50" w:type="dxa"/>
-              <w:right w:w="90" w:type="dxa"/>
-            </w:tcMar>
             <w:vAlign w:val="center"/>
           </w:tcPr>
           <w:p>
@@ -6348,12 +5702,6 @@
               <w:right w:val="single" w:sz="6" w:space="0" w:color="1F3864"/>
             </w:tcBorders>
             <w:shd w:val="clear" w:color="auto" w:fill="D9E2F3"/>
-            <w:tcMar>
-              <w:top w:w="50" w:type="dxa"/>
-              <w:left w:w="90" w:type="dxa"/>
-              <w:bottom w:w="50" w:type="dxa"/>
-              <w:right w:w="90" w:type="dxa"/>
-            </w:tcMar>
             <w:vAlign w:val="center"/>
           </w:tcPr>
           <w:p>
@@ -6405,6 +5753,55 @@
           </w:p>
         </w:tc>
       </w:tr>
+    </w:tbl>
+    <w:p>
+      <w:pPr>
+        <w:spacing w:before="0" w:after="0" w:line="240" w:lineRule="auto"/>
+        <w:rPr>
+          <w:sz w:val="18"/>
+          <w:szCs w:val="18"/>
+        </w:rPr>
+      </w:pPr>
+    </w:p>
+    <w:tbl>
+      <w:tblPr>
+        <w:tblW w:w="9405" w:type="dxa"/>
+        <w:jc w:val="center"/>
+        <w:tblBorders>
+          <w:top w:val="single" w:sz="6" w:space="0" w:color="1F3864"/>
+          <w:left w:val="single" w:sz="6" w:space="0" w:color="1F3864"/>
+          <w:bottom w:val="single" w:sz="6" w:space="0" w:color="1F3864"/>
+          <w:right w:val="single" w:sz="6" w:space="0" w:color="1F3864"/>
+          <w:insideH w:val="single" w:sz="6" w:space="0" w:color="1F3864"/>
+          <w:insideV w:val="single" w:sz="6" w:space="0" w:color="1F3864"/>
+        </w:tblBorders>
+        <w:tblLayout w:type="fixed"/>
+        <w:tblCellMar>
+          <w:top w:w="40" w:type="dxa"/>
+          <w:left w:w="90" w:type="dxa"/>
+          <w:bottom w:w="40" w:type="dxa"/>
+          <w:right w:w="90" w:type="dxa"/>
+        </w:tblCellMar>
+        <w:tblLook w:val="0000" w:firstRow="0" w:lastRow="0" w:firstColumn="0" w:lastColumn="0" w:noHBand="0" w:noVBand="0"/>
+      </w:tblPr>
+      <w:tblGrid>
+        <w:gridCol w:w="1175"/>
+        <w:gridCol w:w="391"/>
+        <w:gridCol w:w="391"/>
+        <w:gridCol w:w="391"/>
+        <w:gridCol w:w="783"/>
+        <w:gridCol w:w="391"/>
+        <w:gridCol w:w="391"/>
+        <w:gridCol w:w="783"/>
+        <w:gridCol w:w="783"/>
+        <w:gridCol w:w="391"/>
+        <w:gridCol w:w="391"/>
+        <w:gridCol w:w="391"/>
+        <w:gridCol w:w="391"/>
+        <w:gridCol w:w="391"/>
+        <w:gridCol w:w="391"/>
+        <w:gridCol w:w="1567"/>
+      </w:tblGrid>
       <w:tr>
         <w:tc>
           <w:tcPr>
@@ -6417,12 +5814,6 @@
               <w:right w:val="single" w:sz="6" w:space="0" w:color="1F3864"/>
             </w:tcBorders>
             <w:shd w:val="clear" w:color="auto" w:fill="4472C4"/>
-            <w:tcMar>
-              <w:top w:w="50" w:type="dxa"/>
-              <w:left w:w="90" w:type="dxa"/>
-              <w:bottom w:w="50" w:type="dxa"/>
-              <w:right w:w="90" w:type="dxa"/>
-            </w:tcMar>
             <w:vAlign w:val="center"/>
           </w:tcPr>
           <w:p>
@@ -6466,12 +5857,6 @@
               <w:right w:val="single" w:sz="6" w:space="0" w:color="1F3864"/>
             </w:tcBorders>
             <w:shd w:val="clear" w:color="auto" w:fill="4472C4"/>
-            <w:tcMar>
-              <w:top w:w="50" w:type="dxa"/>
-              <w:left w:w="90" w:type="dxa"/>
-              <w:bottom w:w="50" w:type="dxa"/>
-              <w:right w:w="90" w:type="dxa"/>
-            </w:tcMar>
             <w:vAlign w:val="center"/>
           </w:tcPr>
           <w:p>
@@ -6512,12 +5897,6 @@
               <w:right w:val="single" w:sz="6" w:space="0" w:color="1F3864"/>
             </w:tcBorders>
             <w:shd w:val="clear" w:color="auto" w:fill="4472C4"/>
-            <w:tcMar>
-              <w:top w:w="50" w:type="dxa"/>
-              <w:left w:w="90" w:type="dxa"/>
-              <w:bottom w:w="50" w:type="dxa"/>
-              <w:right w:w="90" w:type="dxa"/>
-            </w:tcMar>
             <w:vAlign w:val="center"/>
           </w:tcPr>
           <w:p>
@@ -6558,12 +5937,6 @@
               <w:right w:val="single" w:sz="6" w:space="0" w:color="1F3864"/>
             </w:tcBorders>
             <w:shd w:val="clear" w:color="auto" w:fill="4472C4"/>
-            <w:tcMar>
-              <w:top w:w="50" w:type="dxa"/>
-              <w:left w:w="90" w:type="dxa"/>
-              <w:bottom w:w="50" w:type="dxa"/>
-              <w:right w:w="90" w:type="dxa"/>
-            </w:tcMar>
             <w:vAlign w:val="center"/>
           </w:tcPr>
           <w:p>
@@ -6619,12 +5992,6 @@
               <w:right w:val="single" w:sz="6" w:space="0" w:color="1F3864"/>
             </w:tcBorders>
             <w:shd w:val="clear" w:color="auto" w:fill="4472C4"/>
-            <w:tcMar>
-              <w:top w:w="50" w:type="dxa"/>
-              <w:left w:w="90" w:type="dxa"/>
-              <w:bottom w:w="50" w:type="dxa"/>
-              <w:right w:w="90" w:type="dxa"/>
-            </w:tcMar>
             <w:vAlign w:val="center"/>
           </w:tcPr>
           <w:p>
@@ -6665,12 +6032,6 @@
               <w:right w:val="single" w:sz="6" w:space="0" w:color="1F3864"/>
             </w:tcBorders>
             <w:shd w:val="clear" w:color="auto" w:fill="4472C4"/>
-            <w:tcMar>
-              <w:top w:w="50" w:type="dxa"/>
-              <w:left w:w="90" w:type="dxa"/>
-              <w:bottom w:w="50" w:type="dxa"/>
-              <w:right w:w="90" w:type="dxa"/>
-            </w:tcMar>
             <w:vAlign w:val="center"/>
           </w:tcPr>
           <w:p>
@@ -6713,12 +6074,6 @@
               <w:right w:val="single" w:sz="6" w:space="0" w:color="1F3864"/>
             </w:tcBorders>
             <w:shd w:val="clear" w:color="auto" w:fill="D9E2F3"/>
-            <w:tcMar>
-              <w:top w:w="50" w:type="dxa"/>
-              <w:left w:w="90" w:type="dxa"/>
-              <w:bottom w:w="50" w:type="dxa"/>
-              <w:right w:w="90" w:type="dxa"/>
-            </w:tcMar>
             <w:vAlign w:val="center"/>
           </w:tcPr>
           <w:p>
@@ -6846,12 +6201,6 @@
               <w:right w:val="single" w:sz="6" w:space="0" w:color="1F3864"/>
             </w:tcBorders>
             <w:shd w:val="clear" w:color="auto" w:fill="D9E2F3"/>
-            <w:tcMar>
-              <w:top w:w="50" w:type="dxa"/>
-              <w:left w:w="90" w:type="dxa"/>
-              <w:bottom w:w="50" w:type="dxa"/>
-              <w:right w:w="90" w:type="dxa"/>
-            </w:tcMar>
             <w:vAlign w:val="center"/>
           </w:tcPr>
           <w:p>
@@ -6923,12 +6272,6 @@
               <w:right w:val="single" w:sz="6" w:space="0" w:color="1F3864"/>
             </w:tcBorders>
             <w:shd w:val="clear" w:color="auto" w:fill="D9E2F3"/>
-            <w:tcMar>
-              <w:top w:w="50" w:type="dxa"/>
-              <w:left w:w="90" w:type="dxa"/>
-              <w:bottom w:w="50" w:type="dxa"/>
-              <w:right w:w="90" w:type="dxa"/>
-            </w:tcMar>
             <w:vAlign w:val="center"/>
           </w:tcPr>
           <w:p>
@@ -7028,12 +6371,6 @@
               <w:right w:val="single" w:sz="6" w:space="0" w:color="1F3864"/>
             </w:tcBorders>
             <w:shd w:val="clear" w:color="auto" w:fill="D9E2F3"/>
-            <w:tcMar>
-              <w:top w:w="50" w:type="dxa"/>
-              <w:left w:w="90" w:type="dxa"/>
-              <w:bottom w:w="50" w:type="dxa"/>
-              <w:right w:w="90" w:type="dxa"/>
-            </w:tcMar>
             <w:vAlign w:val="center"/>
           </w:tcPr>
           <w:p>
@@ -7123,12 +6460,6 @@
               <w:right w:val="single" w:sz="6" w:space="0" w:color="1F3864"/>
             </w:tcBorders>
             <w:shd w:val="clear" w:color="auto" w:fill="D9E2F3"/>
-            <w:tcMar>
-              <w:top w:w="50" w:type="dxa"/>
-              <w:left w:w="90" w:type="dxa"/>
-              <w:bottom w:w="50" w:type="dxa"/>
-              <w:right w:w="90" w:type="dxa"/>
-            </w:tcMar>
             <w:vAlign w:val="center"/>
           </w:tcPr>
           <w:p>
@@ -7190,6 +6521,55 @@
           </w:p>
         </w:tc>
       </w:tr>
+    </w:tbl>
+    <w:p>
+      <w:pPr>
+        <w:spacing w:before="0" w:after="0" w:line="240" w:lineRule="auto"/>
+        <w:rPr>
+          <w:sz w:val="18"/>
+          <w:szCs w:val="18"/>
+        </w:rPr>
+      </w:pPr>
+    </w:p>
+    <w:tbl>
+      <w:tblPr>
+        <w:tblW w:w="9405" w:type="dxa"/>
+        <w:jc w:val="center"/>
+        <w:tblBorders>
+          <w:top w:val="single" w:sz="6" w:space="0" w:color="1F3864"/>
+          <w:left w:val="single" w:sz="6" w:space="0" w:color="1F3864"/>
+          <w:bottom w:val="single" w:sz="6" w:space="0" w:color="1F3864"/>
+          <w:right w:val="single" w:sz="6" w:space="0" w:color="1F3864"/>
+          <w:insideH w:val="single" w:sz="6" w:space="0" w:color="1F3864"/>
+          <w:insideV w:val="single" w:sz="6" w:space="0" w:color="1F3864"/>
+        </w:tblBorders>
+        <w:tblLayout w:type="fixed"/>
+        <w:tblCellMar>
+          <w:top w:w="40" w:type="dxa"/>
+          <w:left w:w="90" w:type="dxa"/>
+          <w:bottom w:w="40" w:type="dxa"/>
+          <w:right w:w="90" w:type="dxa"/>
+        </w:tblCellMar>
+        <w:tblLook w:val="0000" w:firstRow="0" w:lastRow="0" w:firstColumn="0" w:lastColumn="0" w:noHBand="0" w:noVBand="0"/>
+      </w:tblPr>
+      <w:tblGrid>
+        <w:gridCol w:w="1175"/>
+        <w:gridCol w:w="391"/>
+        <w:gridCol w:w="391"/>
+        <w:gridCol w:w="391"/>
+        <w:gridCol w:w="783"/>
+        <w:gridCol w:w="391"/>
+        <w:gridCol w:w="391"/>
+        <w:gridCol w:w="783"/>
+        <w:gridCol w:w="783"/>
+        <w:gridCol w:w="391"/>
+        <w:gridCol w:w="391"/>
+        <w:gridCol w:w="391"/>
+        <w:gridCol w:w="391"/>
+        <w:gridCol w:w="391"/>
+        <w:gridCol w:w="391"/>
+        <w:gridCol w:w="1567"/>
+      </w:tblGrid>
       <w:tr>
         <w:tc>
           <w:tcPr>
@@ -7202,12 +6582,6 @@
               <w:right w:val="single" w:sz="6" w:space="0" w:color="1F3864"/>
             </w:tcBorders>
             <w:shd w:val="clear" w:color="auto" w:fill="4472C4"/>
-            <w:tcMar>
-              <w:top w:w="50" w:type="dxa"/>
-              <w:left w:w="90" w:type="dxa"/>
-              <w:bottom w:w="50" w:type="dxa"/>
-              <w:right w:w="90" w:type="dxa"/>
-            </w:tcMar>
             <w:vAlign w:val="center"/>
           </w:tcPr>
           <w:p>
@@ -7247,12 +6621,6 @@
               <w:right w:val="single" w:sz="6" w:space="0" w:color="1F3864"/>
             </w:tcBorders>
             <w:shd w:val="clear" w:color="auto" w:fill="D9E2F3"/>
-            <w:tcMar>
-              <w:top w:w="50" w:type="dxa"/>
-              <w:left w:w="90" w:type="dxa"/>
-              <w:bottom w:w="50" w:type="dxa"/>
-              <w:right w:w="90" w:type="dxa"/>
-            </w:tcMar>
             <w:vAlign w:val="center"/>
           </w:tcPr>
           <w:p>
@@ -7407,12 +6775,6 @@
               <w:right w:val="single" w:sz="6" w:space="0" w:color="1F3864"/>
             </w:tcBorders>
             <w:shd w:val="clear" w:color="auto" w:fill="4472C4"/>
-            <w:tcMar>
-              <w:top w:w="50" w:type="dxa"/>
-              <w:left w:w="90" w:type="dxa"/>
-              <w:bottom w:w="50" w:type="dxa"/>
-              <w:right w:w="90" w:type="dxa"/>
-            </w:tcMar>
             <w:vAlign w:val="center"/>
           </w:tcPr>
           <w:p>
@@ -7452,12 +6814,6 @@
               <w:right w:val="single" w:sz="6" w:space="0" w:color="1F3864"/>
             </w:tcBorders>
             <w:shd w:val="clear" w:color="auto" w:fill="D9E2F3"/>
-            <w:tcMar>
-              <w:top w:w="50" w:type="dxa"/>
-              <w:left w:w="90" w:type="dxa"/>
-              <w:bottom w:w="50" w:type="dxa"/>
-              <w:right w:w="90" w:type="dxa"/>
-            </w:tcMar>
             <w:vAlign w:val="center"/>
           </w:tcPr>
           <w:p>
@@ -7607,12 +6963,6 @@
               <w:right w:val="single" w:sz="6" w:space="0" w:color="1F3864"/>
             </w:tcBorders>
             <w:shd w:val="clear" w:color="auto" w:fill="4472C4"/>
-            <w:tcMar>
-              <w:top w:w="50" w:type="dxa"/>
-              <w:left w:w="90" w:type="dxa"/>
-              <w:bottom w:w="50" w:type="dxa"/>
-              <w:right w:w="90" w:type="dxa"/>
-            </w:tcMar>
             <w:vAlign w:val="center"/>
           </w:tcPr>
           <w:p>
@@ -7652,12 +7002,6 @@
               <w:right w:val="single" w:sz="6" w:space="0" w:color="1F3864"/>
             </w:tcBorders>
             <w:shd w:val="clear" w:color="auto" w:fill="D9E2F3"/>
-            <w:tcMar>
-              <w:top w:w="50" w:type="dxa"/>
-              <w:left w:w="90" w:type="dxa"/>
-              <w:bottom w:w="50" w:type="dxa"/>
-              <w:right w:w="90" w:type="dxa"/>
-            </w:tcMar>
             <w:vAlign w:val="center"/>
           </w:tcPr>
           <w:p>
@@ -7762,12 +7106,6 @@
               <w:right w:val="single" w:sz="6" w:space="0" w:color="1F3864"/>
             </w:tcBorders>
             <w:shd w:val="clear" w:color="auto" w:fill="4472C4"/>
-            <w:tcMar>
-              <w:top w:w="50" w:type="dxa"/>
-              <w:left w:w="90" w:type="dxa"/>
-              <w:bottom w:w="50" w:type="dxa"/>
-              <w:right w:w="90" w:type="dxa"/>
-            </w:tcMar>
             <w:vAlign w:val="center"/>
           </w:tcPr>
           <w:p>
@@ -7808,12 +7146,6 @@
               <w:right w:val="single" w:sz="6" w:space="0" w:color="1F3864"/>
             </w:tcBorders>
             <w:shd w:val="clear" w:color="auto" w:fill="D9E2F3"/>
-            <w:tcMar>
-              <w:top w:w="50" w:type="dxa"/>
-              <w:left w:w="90" w:type="dxa"/>
-              <w:bottom w:w="50" w:type="dxa"/>
-              <w:right w:w="90" w:type="dxa"/>
-            </w:tcMar>
             <w:vAlign w:val="center"/>
           </w:tcPr>
           <w:p>
@@ -7924,12 +7256,6 @@
               <w:right w:val="single" w:sz="6" w:space="0" w:color="1F3864"/>
             </w:tcBorders>
             <w:shd w:val="clear" w:color="auto" w:fill="4472C4"/>
-            <w:tcMar>
-              <w:top w:w="50" w:type="dxa"/>
-              <w:left w:w="90" w:type="dxa"/>
-              <w:bottom w:w="50" w:type="dxa"/>
-              <w:right w:w="90" w:type="dxa"/>
-            </w:tcMar>
             <w:vAlign w:val="center"/>
           </w:tcPr>
           <w:p>
@@ -7969,12 +7295,6 @@
               <w:right w:val="single" w:sz="6" w:space="0" w:color="1F3864"/>
             </w:tcBorders>
             <w:shd w:val="clear" w:color="auto" w:fill="D9E2F3"/>
-            <w:tcMar>
-              <w:top w:w="50" w:type="dxa"/>
-              <w:left w:w="90" w:type="dxa"/>
-              <w:bottom w:w="50" w:type="dxa"/>
-              <w:right w:w="90" w:type="dxa"/>
-            </w:tcMar>
             <w:vAlign w:val="center"/>
           </w:tcPr>
           <w:p>
@@ -8019,12 +7339,6 @@
               <w:right w:val="single" w:sz="6" w:space="0" w:color="1F3864"/>
             </w:tcBorders>
             <w:shd w:val="clear" w:color="auto" w:fill="4472C4"/>
-            <w:tcMar>
-              <w:top w:w="50" w:type="dxa"/>
-              <w:left w:w="90" w:type="dxa"/>
-              <w:bottom w:w="50" w:type="dxa"/>
-              <w:right w:w="90" w:type="dxa"/>
-            </w:tcMar>
             <w:vAlign w:val="center"/>
           </w:tcPr>
           <w:p>
@@ -8104,12 +7418,6 @@
               <w:right w:val="single" w:sz="6" w:space="0" w:color="1F3864"/>
             </w:tcBorders>
             <w:shd w:val="clear" w:color="auto" w:fill="4472C4"/>
-            <w:tcMar>
-              <w:top w:w="50" w:type="dxa"/>
-              <w:left w:w="90" w:type="dxa"/>
-              <w:bottom w:w="50" w:type="dxa"/>
-              <w:right w:w="90" w:type="dxa"/>
-            </w:tcMar>
             <w:vAlign w:val="center"/>
           </w:tcPr>
           <w:p>
@@ -8149,12 +7457,6 @@
               <w:right w:val="single" w:sz="6" w:space="0" w:color="1F3864"/>
             </w:tcBorders>
             <w:shd w:val="clear" w:color="auto" w:fill="4472C4"/>
-            <w:tcMar>
-              <w:top w:w="50" w:type="dxa"/>
-              <w:left w:w="90" w:type="dxa"/>
-              <w:bottom w:w="50" w:type="dxa"/>
-              <w:right w:w="90" w:type="dxa"/>
-            </w:tcMar>
             <w:vAlign w:val="center"/>
           </w:tcPr>
           <w:p>
@@ -8194,12 +7496,6 @@
               <w:right w:val="single" w:sz="6" w:space="0" w:color="1F3864"/>
             </w:tcBorders>
             <w:shd w:val="clear" w:color="auto" w:fill="4472C4"/>
-            <w:tcMar>
-              <w:top w:w="50" w:type="dxa"/>
-              <w:left w:w="90" w:type="dxa"/>
-              <w:bottom w:w="50" w:type="dxa"/>
-              <w:right w:w="90" w:type="dxa"/>
-            </w:tcMar>
             <w:vAlign w:val="center"/>
           </w:tcPr>
           <w:p>
@@ -8239,12 +7535,6 @@
               <w:right w:val="single" w:sz="6" w:space="0" w:color="1F3864"/>
             </w:tcBorders>
             <w:shd w:val="clear" w:color="auto" w:fill="4472C4"/>
-            <w:tcMar>
-              <w:top w:w="50" w:type="dxa"/>
-              <w:left w:w="90" w:type="dxa"/>
-              <w:bottom w:w="50" w:type="dxa"/>
-              <w:right w:w="90" w:type="dxa"/>
-            </w:tcMar>
             <w:vAlign w:val="center"/>
           </w:tcPr>
           <w:p>
@@ -8311,12 +7601,6 @@
               <w:right w:val="single" w:sz="6" w:space="0" w:color="1F3864"/>
             </w:tcBorders>
             <w:shd w:val="clear" w:color="auto" w:fill="D9E2F3"/>
-            <w:tcMar>
-              <w:top w:w="50" w:type="dxa"/>
-              <w:left w:w="90" w:type="dxa"/>
-              <w:bottom w:w="50" w:type="dxa"/>
-              <w:right w:w="90" w:type="dxa"/>
-            </w:tcMar>
             <w:vAlign w:val="center"/>
           </w:tcPr>
           <w:p>
@@ -8349,12 +7633,6 @@
               <w:right w:val="single" w:sz="6" w:space="0" w:color="1F3864"/>
             </w:tcBorders>
             <w:shd w:val="clear" w:color="auto" w:fill="D9E2F3"/>
-            <w:tcMar>
-              <w:top w:w="50" w:type="dxa"/>
-              <w:left w:w="90" w:type="dxa"/>
-              <w:bottom w:w="50" w:type="dxa"/>
-              <w:right w:w="90" w:type="dxa"/>
-            </w:tcMar>
             <w:vAlign w:val="center"/>
           </w:tcPr>
           <w:p>
@@ -8387,12 +7665,6 @@
               <w:right w:val="single" w:sz="6" w:space="0" w:color="1F3864"/>
             </w:tcBorders>
             <w:shd w:val="clear" w:color="auto" w:fill="D9E2F3"/>
-            <w:tcMar>
-              <w:top w:w="50" w:type="dxa"/>
-              <w:left w:w="90" w:type="dxa"/>
-              <w:bottom w:w="50" w:type="dxa"/>
-              <w:right w:w="90" w:type="dxa"/>
-            </w:tcMar>
             <w:vAlign w:val="center"/>
           </w:tcPr>
           <w:p>
@@ -8425,12 +7697,6 @@
               <w:right w:val="single" w:sz="6" w:space="0" w:color="1F3864"/>
             </w:tcBorders>
             <w:shd w:val="clear" w:color="auto" w:fill="D9E2F3"/>
-            <w:tcMar>
-              <w:top w:w="50" w:type="dxa"/>
-              <w:left w:w="90" w:type="dxa"/>
-              <w:bottom w:w="50" w:type="dxa"/>
-              <w:right w:w="90" w:type="dxa"/>
-            </w:tcMar>
             <w:vAlign w:val="center"/>
           </w:tcPr>
           <w:p>
@@ -8490,12 +7756,6 @@
               <w:right w:val="single" w:sz="6" w:space="0" w:color="1F3864"/>
             </w:tcBorders>
             <w:shd w:val="clear" w:color="auto" w:fill="D9E2F3"/>
-            <w:tcMar>
-              <w:top w:w="50" w:type="dxa"/>
-              <w:left w:w="90" w:type="dxa"/>
-              <w:bottom w:w="50" w:type="dxa"/>
-              <w:right w:w="90" w:type="dxa"/>
-            </w:tcMar>
             <w:vAlign w:val="center"/>
           </w:tcPr>
           <w:p>
@@ -8528,12 +7788,6 @@
               <w:right w:val="single" w:sz="6" w:space="0" w:color="1F3864"/>
             </w:tcBorders>
             <w:shd w:val="clear" w:color="auto" w:fill="D9E2F3"/>
-            <w:tcMar>
-              <w:top w:w="50" w:type="dxa"/>
-              <w:left w:w="90" w:type="dxa"/>
-              <w:bottom w:w="50" w:type="dxa"/>
-              <w:right w:w="90" w:type="dxa"/>
-            </w:tcMar>
             <w:vAlign w:val="center"/>
           </w:tcPr>
           <w:p>
@@ -8566,12 +7820,6 @@
               <w:right w:val="single" w:sz="6" w:space="0" w:color="1F3864"/>
             </w:tcBorders>
             <w:shd w:val="clear" w:color="auto" w:fill="D9E2F3"/>
-            <w:tcMar>
-              <w:top w:w="50" w:type="dxa"/>
-              <w:left w:w="90" w:type="dxa"/>
-              <w:bottom w:w="50" w:type="dxa"/>
-              <w:right w:w="90" w:type="dxa"/>
-            </w:tcMar>
             <w:vAlign w:val="center"/>
           </w:tcPr>
           <w:p>
@@ -8604,12 +7852,6 @@
               <w:right w:val="single" w:sz="6" w:space="0" w:color="1F3864"/>
             </w:tcBorders>
             <w:shd w:val="clear" w:color="auto" w:fill="D9E2F3"/>
-            <w:tcMar>
-              <w:top w:w="50" w:type="dxa"/>
-              <w:left w:w="90" w:type="dxa"/>
-              <w:bottom w:w="50" w:type="dxa"/>
-              <w:right w:w="90" w:type="dxa"/>
-            </w:tcMar>
             <w:vAlign w:val="center"/>
           </w:tcPr>
           <w:p>
@@ -8669,12 +7911,6 @@
               <w:right w:val="single" w:sz="6" w:space="0" w:color="1F3864"/>
             </w:tcBorders>
             <w:shd w:val="clear" w:color="auto" w:fill="D9E2F3"/>
-            <w:tcMar>
-              <w:top w:w="50" w:type="dxa"/>
-              <w:left w:w="90" w:type="dxa"/>
-              <w:bottom w:w="50" w:type="dxa"/>
-              <w:right w:w="90" w:type="dxa"/>
-            </w:tcMar>
             <w:vAlign w:val="center"/>
           </w:tcPr>
           <w:p>
@@ -8707,12 +7943,6 @@
               <w:right w:val="single" w:sz="6" w:space="0" w:color="1F3864"/>
             </w:tcBorders>
             <w:shd w:val="clear" w:color="auto" w:fill="D9E2F3"/>
-            <w:tcMar>
-              <w:top w:w="50" w:type="dxa"/>
-              <w:left w:w="90" w:type="dxa"/>
-              <w:bottom w:w="50" w:type="dxa"/>
-              <w:right w:w="90" w:type="dxa"/>
-            </w:tcMar>
             <w:vAlign w:val="center"/>
           </w:tcPr>
           <w:p>
@@ -8745,12 +7975,6 @@
               <w:right w:val="single" w:sz="6" w:space="0" w:color="1F3864"/>
             </w:tcBorders>
             <w:shd w:val="clear" w:color="auto" w:fill="D9E2F3"/>
-            <w:tcMar>
-              <w:top w:w="50" w:type="dxa"/>
-              <w:left w:w="90" w:type="dxa"/>
-              <w:bottom w:w="50" w:type="dxa"/>
-              <w:right w:w="90" w:type="dxa"/>
-            </w:tcMar>
             <w:vAlign w:val="center"/>
           </w:tcPr>
           <w:p>
@@ -8783,12 +8007,6 @@
               <w:right w:val="single" w:sz="6" w:space="0" w:color="1F3864"/>
             </w:tcBorders>
             <w:shd w:val="clear" w:color="auto" w:fill="D9E2F3"/>
-            <w:tcMar>
-              <w:top w:w="50" w:type="dxa"/>
-              <w:left w:w="90" w:type="dxa"/>
-              <w:bottom w:w="50" w:type="dxa"/>
-              <w:right w:w="90" w:type="dxa"/>
-            </w:tcMar>
             <w:vAlign w:val="center"/>
           </w:tcPr>
           <w:p>
@@ -8848,12 +8066,6 @@
               <w:right w:val="single" w:sz="6" w:space="0" w:color="1F3864"/>
             </w:tcBorders>
             <w:shd w:val="clear" w:color="auto" w:fill="D9E2F3"/>
-            <w:tcMar>
-              <w:top w:w="50" w:type="dxa"/>
-              <w:left w:w="90" w:type="dxa"/>
-              <w:bottom w:w="50" w:type="dxa"/>
-              <w:right w:w="90" w:type="dxa"/>
-            </w:tcMar>
             <w:vAlign w:val="center"/>
           </w:tcPr>
           <w:p>
@@ -8915,12 +8127,6 @@
               <w:right w:val="single" w:sz="6" w:space="0" w:color="1F3864"/>
             </w:tcBorders>
             <w:shd w:val="clear" w:color="auto" w:fill="4472C4"/>
-            <w:tcMar>
-              <w:top w:w="50" w:type="dxa"/>
-              <w:left w:w="90" w:type="dxa"/>
-              <w:bottom w:w="50" w:type="dxa"/>
-              <w:right w:w="90" w:type="dxa"/>
-            </w:tcMar>
             <w:vAlign w:val="center"/>
           </w:tcPr>
           <w:p>
@@ -9000,12 +8206,6 @@
               <w:right w:val="single" w:sz="6" w:space="0" w:color="1F3864"/>
             </w:tcBorders>
             <w:shd w:val="clear" w:color="auto" w:fill="4472C4"/>
-            <w:tcMar>
-              <w:top w:w="50" w:type="dxa"/>
-              <w:left w:w="90" w:type="dxa"/>
-              <w:bottom w:w="50" w:type="dxa"/>
-              <w:right w:w="90" w:type="dxa"/>
-            </w:tcMar>
             <w:vAlign w:val="center"/>
           </w:tcPr>
           <w:p>
@@ -9045,12 +8245,6 @@
               <w:right w:val="single" w:sz="6" w:space="0" w:color="1F3864"/>
             </w:tcBorders>
             <w:shd w:val="clear" w:color="auto" w:fill="4472C4"/>
-            <w:tcMar>
-              <w:top w:w="50" w:type="dxa"/>
-              <w:left w:w="90" w:type="dxa"/>
-              <w:bottom w:w="50" w:type="dxa"/>
-              <w:right w:w="90" w:type="dxa"/>
-            </w:tcMar>
             <w:vAlign w:val="center"/>
           </w:tcPr>
           <w:p>
@@ -9090,12 +8284,6 @@
               <w:right w:val="single" w:sz="6" w:space="0" w:color="1F3864"/>
             </w:tcBorders>
             <w:shd w:val="clear" w:color="auto" w:fill="4472C4"/>
-            <w:tcMar>
-              <w:top w:w="50" w:type="dxa"/>
-              <w:left w:w="90" w:type="dxa"/>
-              <w:bottom w:w="50" w:type="dxa"/>
-              <w:right w:w="90" w:type="dxa"/>
-            </w:tcMar>
             <w:vAlign w:val="center"/>
           </w:tcPr>
           <w:p>
@@ -9135,12 +8323,6 @@
               <w:right w:val="single" w:sz="6" w:space="0" w:color="1F3864"/>
             </w:tcBorders>
             <w:shd w:val="clear" w:color="auto" w:fill="4472C4"/>
-            <w:tcMar>
-              <w:top w:w="50" w:type="dxa"/>
-              <w:left w:w="90" w:type="dxa"/>
-              <w:bottom w:w="50" w:type="dxa"/>
-              <w:right w:w="90" w:type="dxa"/>
-            </w:tcMar>
             <w:vAlign w:val="center"/>
           </w:tcPr>
           <w:p>
@@ -9207,12 +8389,6 @@
               <w:right w:val="single" w:sz="6" w:space="0" w:color="1F3864"/>
             </w:tcBorders>
             <w:shd w:val="clear" w:color="auto" w:fill="D9E2F3"/>
-            <w:tcMar>
-              <w:top w:w="50" w:type="dxa"/>
-              <w:left w:w="90" w:type="dxa"/>
-              <w:bottom w:w="50" w:type="dxa"/>
-              <w:right w:w="90" w:type="dxa"/>
-            </w:tcMar>
             <w:vAlign w:val="center"/>
           </w:tcPr>
           <w:p>
@@ -9253,12 +8429,6 @@
               <w:right w:val="single" w:sz="6" w:space="0" w:color="1F3864"/>
             </w:tcBorders>
             <w:shd w:val="clear" w:color="auto" w:fill="D9E2F3"/>
-            <w:tcMar>
-              <w:top w:w="50" w:type="dxa"/>
-              <w:left w:w="90" w:type="dxa"/>
-              <w:bottom w:w="50" w:type="dxa"/>
-              <w:right w:w="90" w:type="dxa"/>
-            </w:tcMar>
             <w:vAlign w:val="center"/>
           </w:tcPr>
           <w:p>
@@ -9291,12 +8461,6 @@
               <w:right w:val="single" w:sz="6" w:space="0" w:color="1F3864"/>
             </w:tcBorders>
             <w:shd w:val="clear" w:color="auto" w:fill="D9E2F3"/>
-            <w:tcMar>
-              <w:top w:w="50" w:type="dxa"/>
-              <w:left w:w="90" w:type="dxa"/>
-              <w:bottom w:w="50" w:type="dxa"/>
-              <w:right w:w="90" w:type="dxa"/>
-            </w:tcMar>
             <w:vAlign w:val="center"/>
           </w:tcPr>
           <w:p>
@@ -9329,12 +8493,6 @@
               <w:right w:val="single" w:sz="6" w:space="0" w:color="1F3864"/>
             </w:tcBorders>
             <w:shd w:val="clear" w:color="auto" w:fill="D9E2F3"/>
-            <w:tcMar>
-              <w:top w:w="50" w:type="dxa"/>
-              <w:left w:w="90" w:type="dxa"/>
-              <w:bottom w:w="50" w:type="dxa"/>
-              <w:right w:w="90" w:type="dxa"/>
-            </w:tcMar>
             <w:vAlign w:val="center"/>
           </w:tcPr>
           <w:p>
@@ -9394,12 +8552,6 @@
               <w:right w:val="single" w:sz="6" w:space="0" w:color="1F3864"/>
             </w:tcBorders>
             <w:shd w:val="clear" w:color="auto" w:fill="D9E2F3"/>
-            <w:tcMar>
-              <w:top w:w="50" w:type="dxa"/>
-              <w:left w:w="90" w:type="dxa"/>
-              <w:bottom w:w="50" w:type="dxa"/>
-              <w:right w:w="90" w:type="dxa"/>
-            </w:tcMar>
             <w:vAlign w:val="center"/>
           </w:tcPr>
           <w:p>
@@ -9440,12 +8592,6 @@
               <w:right w:val="single" w:sz="6" w:space="0" w:color="1F3864"/>
             </w:tcBorders>
             <w:shd w:val="clear" w:color="auto" w:fill="D9E2F3"/>
-            <w:tcMar>
-              <w:top w:w="50" w:type="dxa"/>
-              <w:left w:w="90" w:type="dxa"/>
-              <w:bottom w:w="50" w:type="dxa"/>
-              <w:right w:w="90" w:type="dxa"/>
-            </w:tcMar>
             <w:vAlign w:val="center"/>
           </w:tcPr>
           <w:p>
@@ -9486,12 +8632,6 @@
               <w:right w:val="single" w:sz="6" w:space="0" w:color="1F3864"/>
             </w:tcBorders>
             <w:shd w:val="clear" w:color="auto" w:fill="D9E2F3"/>
-            <w:tcMar>
-              <w:top w:w="50" w:type="dxa"/>
-              <w:left w:w="90" w:type="dxa"/>
-              <w:bottom w:w="50" w:type="dxa"/>
-              <w:right w:w="90" w:type="dxa"/>
-            </w:tcMar>
             <w:vAlign w:val="center"/>
           </w:tcPr>
           <w:p>
@@ -9532,12 +8672,6 @@
               <w:right w:val="single" w:sz="6" w:space="0" w:color="1F3864"/>
             </w:tcBorders>
             <w:shd w:val="clear" w:color="auto" w:fill="D9E2F3"/>
-            <w:tcMar>
-              <w:top w:w="50" w:type="dxa"/>
-              <w:left w:w="90" w:type="dxa"/>
-              <w:bottom w:w="50" w:type="dxa"/>
-              <w:right w:w="90" w:type="dxa"/>
-            </w:tcMar>
             <w:vAlign w:val="center"/>
           </w:tcPr>
           <w:p>
@@ -9597,12 +8731,6 @@
               <w:right w:val="single" w:sz="6" w:space="0" w:color="1F3864"/>
             </w:tcBorders>
             <w:shd w:val="clear" w:color="auto" w:fill="D9E2F3"/>
-            <w:tcMar>
-              <w:top w:w="50" w:type="dxa"/>
-              <w:left w:w="90" w:type="dxa"/>
-              <w:bottom w:w="50" w:type="dxa"/>
-              <w:right w:w="90" w:type="dxa"/>
-            </w:tcMar>
             <w:vAlign w:val="center"/>
           </w:tcPr>
           <w:p>
@@ -9635,12 +8763,6 @@
               <w:right w:val="single" w:sz="6" w:space="0" w:color="1F3864"/>
             </w:tcBorders>
             <w:shd w:val="clear" w:color="auto" w:fill="D9E2F3"/>
-            <w:tcMar>
-              <w:top w:w="50" w:type="dxa"/>
-              <w:left w:w="90" w:type="dxa"/>
-              <w:bottom w:w="50" w:type="dxa"/>
-              <w:right w:w="90" w:type="dxa"/>
-            </w:tcMar>
             <w:vAlign w:val="center"/>
           </w:tcPr>
           <w:p>
@@ -9673,12 +8795,6 @@
               <w:right w:val="single" w:sz="6" w:space="0" w:color="1F3864"/>
             </w:tcBorders>
             <w:shd w:val="clear" w:color="auto" w:fill="D9E2F3"/>
-            <w:tcMar>
-              <w:top w:w="50" w:type="dxa"/>
-              <w:left w:w="90" w:type="dxa"/>
-              <w:bottom w:w="50" w:type="dxa"/>
-              <w:right w:w="90" w:type="dxa"/>
-            </w:tcMar>
             <w:vAlign w:val="center"/>
           </w:tcPr>
           <w:p>
@@ -9711,12 +8827,6 @@
               <w:right w:val="single" w:sz="6" w:space="0" w:color="1F3864"/>
             </w:tcBorders>
             <w:shd w:val="clear" w:color="auto" w:fill="D9E2F3"/>
-            <w:tcMar>
-              <w:top w:w="50" w:type="dxa"/>
-              <w:left w:w="90" w:type="dxa"/>
-              <w:bottom w:w="50" w:type="dxa"/>
-              <w:right w:w="90" w:type="dxa"/>
-            </w:tcMar>
             <w:vAlign w:val="center"/>
           </w:tcPr>
           <w:p>
@@ -9776,12 +8886,6 @@
               <w:right w:val="single" w:sz="6" w:space="0" w:color="1F3864"/>
             </w:tcBorders>
             <w:shd w:val="clear" w:color="auto" w:fill="D9E2F3"/>
-            <w:tcMar>
-              <w:top w:w="50" w:type="dxa"/>
-              <w:left w:w="90" w:type="dxa"/>
-              <w:bottom w:w="50" w:type="dxa"/>
-              <w:right w:w="90" w:type="dxa"/>
-            </w:tcMar>
             <w:vAlign w:val="center"/>
           </w:tcPr>
           <w:p>
@@ -9826,12 +8930,6 @@
               <w:right w:val="single" w:sz="6" w:space="0" w:color="1F3864"/>
             </w:tcBorders>
             <w:shd w:val="clear" w:color="auto" w:fill="4472C4"/>
-            <w:tcMar>
-              <w:top w:w="50" w:type="dxa"/>
-              <w:left w:w="90" w:type="dxa"/>
-              <w:bottom w:w="50" w:type="dxa"/>
-              <w:right w:w="90" w:type="dxa"/>
-            </w:tcMar>
             <w:vAlign w:val="center"/>
           </w:tcPr>
           <w:p>
@@ -9898,12 +8996,6 @@
               <w:right w:val="single" w:sz="6" w:space="0" w:color="1F3864"/>
             </w:tcBorders>
             <w:shd w:val="clear" w:color="auto" w:fill="4472C4"/>
-            <w:tcMar>
-              <w:top w:w="50" w:type="dxa"/>
-              <w:left w:w="90" w:type="dxa"/>
-              <w:bottom w:w="50" w:type="dxa"/>
-              <w:right w:w="90" w:type="dxa"/>
-            </w:tcMar>
             <w:vAlign w:val="center"/>
           </w:tcPr>
           <w:p>
@@ -9943,12 +9035,6 @@
               <w:right w:val="single" w:sz="6" w:space="0" w:color="1F3864"/>
             </w:tcBorders>
             <w:shd w:val="clear" w:color="auto" w:fill="4472C4"/>
-            <w:tcMar>
-              <w:top w:w="50" w:type="dxa"/>
-              <w:left w:w="90" w:type="dxa"/>
-              <w:bottom w:w="50" w:type="dxa"/>
-              <w:right w:w="90" w:type="dxa"/>
-            </w:tcMar>
             <w:vAlign w:val="center"/>
           </w:tcPr>
           <w:p>
@@ -9988,12 +9074,6 @@
               <w:right w:val="single" w:sz="6" w:space="0" w:color="1F3864"/>
             </w:tcBorders>
             <w:shd w:val="clear" w:color="auto" w:fill="4472C4"/>
-            <w:tcMar>
-              <w:top w:w="50" w:type="dxa"/>
-              <w:left w:w="90" w:type="dxa"/>
-              <w:bottom w:w="50" w:type="dxa"/>
-              <w:right w:w="90" w:type="dxa"/>
-            </w:tcMar>
             <w:vAlign w:val="center"/>
           </w:tcPr>
           <w:p>
@@ -10033,12 +9113,6 @@
               <w:right w:val="single" w:sz="6" w:space="0" w:color="1F3864"/>
             </w:tcBorders>
             <w:shd w:val="clear" w:color="auto" w:fill="4472C4"/>
-            <w:tcMar>
-              <w:top w:w="50" w:type="dxa"/>
-              <w:left w:w="90" w:type="dxa"/>
-              <w:bottom w:w="50" w:type="dxa"/>
-              <w:right w:w="90" w:type="dxa"/>
-            </w:tcMar>
             <w:vAlign w:val="center"/>
           </w:tcPr>
           <w:p>
@@ -10105,12 +9179,6 @@
               <w:right w:val="single" w:sz="6" w:space="0" w:color="1F3864"/>
             </w:tcBorders>
             <w:shd w:val="clear" w:color="auto" w:fill="D9E2F3"/>
-            <w:tcMar>
-              <w:top w:w="50" w:type="dxa"/>
-              <w:left w:w="90" w:type="dxa"/>
-              <w:bottom w:w="50" w:type="dxa"/>
-              <w:right w:w="90" w:type="dxa"/>
-            </w:tcMar>
             <w:vAlign w:val="center"/>
           </w:tcPr>
           <w:p>
@@ -10143,12 +9211,6 @@
               <w:right w:val="single" w:sz="6" w:space="0" w:color="1F3864"/>
             </w:tcBorders>
             <w:shd w:val="clear" w:color="auto" w:fill="D9E2F3"/>
-            <w:tcMar>
-              <w:top w:w="50" w:type="dxa"/>
-              <w:left w:w="90" w:type="dxa"/>
-              <w:bottom w:w="50" w:type="dxa"/>
-              <w:right w:w="90" w:type="dxa"/>
-            </w:tcMar>
             <w:vAlign w:val="center"/>
           </w:tcPr>
           <w:p>
@@ -10181,12 +9243,6 @@
               <w:right w:val="single" w:sz="6" w:space="0" w:color="1F3864"/>
             </w:tcBorders>
             <w:shd w:val="clear" w:color="auto" w:fill="D9E2F3"/>
-            <w:tcMar>
-              <w:top w:w="50" w:type="dxa"/>
-              <w:left w:w="90" w:type="dxa"/>
-              <w:bottom w:w="50" w:type="dxa"/>
-              <w:right w:w="90" w:type="dxa"/>
-            </w:tcMar>
             <w:vAlign w:val="center"/>
           </w:tcPr>
           <w:p>
@@ -10219,12 +9275,6 @@
               <w:right w:val="single" w:sz="6" w:space="0" w:color="1F3864"/>
             </w:tcBorders>
             <w:shd w:val="clear" w:color="auto" w:fill="D9E2F3"/>
-            <w:tcMar>
-              <w:top w:w="50" w:type="dxa"/>
-              <w:left w:w="90" w:type="dxa"/>
-              <w:bottom w:w="50" w:type="dxa"/>
-              <w:right w:w="90" w:type="dxa"/>
-            </w:tcMar>
             <w:vAlign w:val="center"/>
           </w:tcPr>
           <w:p>
@@ -10284,12 +9334,6 @@
               <w:right w:val="single" w:sz="6" w:space="0" w:color="1F3864"/>
             </w:tcBorders>
             <w:shd w:val="clear" w:color="auto" w:fill="D9E2F3"/>
-            <w:tcMar>
-              <w:top w:w="50" w:type="dxa"/>
-              <w:left w:w="90" w:type="dxa"/>
-              <w:bottom w:w="50" w:type="dxa"/>
-              <w:right w:w="90" w:type="dxa"/>
-            </w:tcMar>
             <w:vAlign w:val="center"/>
           </w:tcPr>
           <w:p>
@@ -10322,12 +9366,6 @@
               <w:right w:val="single" w:sz="6" w:space="0" w:color="1F3864"/>
             </w:tcBorders>
             <w:shd w:val="clear" w:color="auto" w:fill="D9E2F3"/>
-            <w:tcMar>
-              <w:top w:w="50" w:type="dxa"/>
-              <w:left w:w="90" w:type="dxa"/>
-              <w:bottom w:w="50" w:type="dxa"/>
-              <w:right w:w="90" w:type="dxa"/>
-            </w:tcMar>
             <w:vAlign w:val="center"/>
           </w:tcPr>
           <w:p>
@@ -10360,12 +9398,6 @@
               <w:right w:val="single" w:sz="6" w:space="0" w:color="1F3864"/>
             </w:tcBorders>
             <w:shd w:val="clear" w:color="auto" w:fill="D9E2F3"/>
-            <w:tcMar>
-              <w:top w:w="50" w:type="dxa"/>
-              <w:left w:w="90" w:type="dxa"/>
-              <w:bottom w:w="50" w:type="dxa"/>
-              <w:right w:w="90" w:type="dxa"/>
-            </w:tcMar>
             <w:vAlign w:val="center"/>
           </w:tcPr>
           <w:p>
@@ -10398,12 +9430,6 @@
               <w:right w:val="single" w:sz="6" w:space="0" w:color="1F3864"/>
             </w:tcBorders>
             <w:shd w:val="clear" w:color="auto" w:fill="D9E2F3"/>
-            <w:tcMar>
-              <w:top w:w="50" w:type="dxa"/>
-              <w:left w:w="90" w:type="dxa"/>
-              <w:bottom w:w="50" w:type="dxa"/>
-              <w:right w:w="90" w:type="dxa"/>
-            </w:tcMar>
             <w:vAlign w:val="center"/>
           </w:tcPr>
           <w:p>
@@ -10463,12 +9489,6 @@
               <w:right w:val="single" w:sz="6" w:space="0" w:color="1F3864"/>
             </w:tcBorders>
             <w:shd w:val="clear" w:color="auto" w:fill="D9E2F3"/>
-            <w:tcMar>
-              <w:top w:w="50" w:type="dxa"/>
-              <w:left w:w="90" w:type="dxa"/>
-              <w:bottom w:w="50" w:type="dxa"/>
-              <w:right w:w="90" w:type="dxa"/>
-            </w:tcMar>
             <w:vAlign w:val="center"/>
           </w:tcPr>
           <w:p>
@@ -10501,12 +9521,6 @@
               <w:right w:val="single" w:sz="6" w:space="0" w:color="1F3864"/>
             </w:tcBorders>
             <w:shd w:val="clear" w:color="auto" w:fill="D9E2F3"/>
-            <w:tcMar>
-              <w:top w:w="50" w:type="dxa"/>
-              <w:left w:w="90" w:type="dxa"/>
-              <w:bottom w:w="50" w:type="dxa"/>
-              <w:right w:w="90" w:type="dxa"/>
-            </w:tcMar>
             <w:vAlign w:val="center"/>
           </w:tcPr>
           <w:p>
@@ -10539,12 +9553,6 @@
               <w:right w:val="single" w:sz="6" w:space="0" w:color="1F3864"/>
             </w:tcBorders>
             <w:shd w:val="clear" w:color="auto" w:fill="D9E2F3"/>
-            <w:tcMar>
-              <w:top w:w="50" w:type="dxa"/>
-              <w:left w:w="90" w:type="dxa"/>
-              <w:bottom w:w="50" w:type="dxa"/>
-              <w:right w:w="90" w:type="dxa"/>
-            </w:tcMar>
             <w:vAlign w:val="center"/>
           </w:tcPr>
           <w:p>
@@ -10577,12 +9585,6 @@
               <w:right w:val="single" w:sz="6" w:space="0" w:color="1F3864"/>
             </w:tcBorders>
             <w:shd w:val="clear" w:color="auto" w:fill="D9E2F3"/>
-            <w:tcMar>
-              <w:top w:w="50" w:type="dxa"/>
-              <w:left w:w="90" w:type="dxa"/>
-              <w:bottom w:w="50" w:type="dxa"/>
-              <w:right w:w="90" w:type="dxa"/>
-            </w:tcMar>
             <w:vAlign w:val="center"/>
           </w:tcPr>
           <w:p>
@@ -10642,12 +9644,6 @@
               <w:right w:val="single" w:sz="6" w:space="0" w:color="1F3864"/>
             </w:tcBorders>
             <w:shd w:val="clear" w:color="auto" w:fill="D9E2F3"/>
-            <w:tcMar>
-              <w:top w:w="50" w:type="dxa"/>
-              <w:left w:w="90" w:type="dxa"/>
-              <w:bottom w:w="50" w:type="dxa"/>
-              <w:right w:w="90" w:type="dxa"/>
-            </w:tcMar>
             <w:vAlign w:val="center"/>
           </w:tcPr>
           <w:p>
@@ -10692,12 +9688,6 @@
               <w:right w:val="single" w:sz="6" w:space="0" w:color="1F3864"/>
             </w:tcBorders>
             <w:shd w:val="clear" w:color="auto" w:fill="4472C4"/>
-            <w:tcMar>
-              <w:top w:w="50" w:type="dxa"/>
-              <w:left w:w="90" w:type="dxa"/>
-              <w:bottom w:w="50" w:type="dxa"/>
-              <w:right w:w="90" w:type="dxa"/>
-            </w:tcMar>
             <w:vAlign w:val="center"/>
           </w:tcPr>
           <w:p>
@@ -10764,12 +9754,6 @@
               <w:right w:val="single" w:sz="6" w:space="0" w:color="1F3864"/>
             </w:tcBorders>
             <w:shd w:val="clear" w:color="auto" w:fill="4472C4"/>
-            <w:tcMar>
-              <w:top w:w="50" w:type="dxa"/>
-              <w:left w:w="90" w:type="dxa"/>
-              <w:bottom w:w="50" w:type="dxa"/>
-              <w:right w:w="90" w:type="dxa"/>
-            </w:tcMar>
             <w:vAlign w:val="center"/>
           </w:tcPr>
           <w:p>
@@ -10809,12 +9793,6 @@
               <w:right w:val="single" w:sz="6" w:space="0" w:color="1F3864"/>
             </w:tcBorders>
             <w:shd w:val="clear" w:color="auto" w:fill="4472C4"/>
-            <w:tcMar>
-              <w:top w:w="50" w:type="dxa"/>
-              <w:left w:w="90" w:type="dxa"/>
-              <w:bottom w:w="50" w:type="dxa"/>
-              <w:right w:w="90" w:type="dxa"/>
-            </w:tcMar>
             <w:vAlign w:val="center"/>
           </w:tcPr>
           <w:p>
@@ -10854,12 +9832,6 @@
               <w:right w:val="single" w:sz="6" w:space="0" w:color="1F3864"/>
             </w:tcBorders>
             <w:shd w:val="clear" w:color="auto" w:fill="4472C4"/>
-            <w:tcMar>
-              <w:top w:w="50" w:type="dxa"/>
-              <w:left w:w="90" w:type="dxa"/>
-              <w:bottom w:w="50" w:type="dxa"/>
-              <w:right w:w="90" w:type="dxa"/>
-            </w:tcMar>
             <w:vAlign w:val="center"/>
           </w:tcPr>
           <w:p>
@@ -10899,12 +9871,6 @@
               <w:right w:val="single" w:sz="6" w:space="0" w:color="1F3864"/>
             </w:tcBorders>
             <w:shd w:val="clear" w:color="auto" w:fill="4472C4"/>
-            <w:tcMar>
-              <w:top w:w="50" w:type="dxa"/>
-              <w:left w:w="90" w:type="dxa"/>
-              <w:bottom w:w="50" w:type="dxa"/>
-              <w:right w:w="90" w:type="dxa"/>
-            </w:tcMar>
             <w:vAlign w:val="center"/>
           </w:tcPr>
           <w:p>
@@ -10971,12 +9937,6 @@
               <w:right w:val="single" w:sz="6" w:space="0" w:color="1F3864"/>
             </w:tcBorders>
             <w:shd w:val="clear" w:color="auto" w:fill="D9E2F3"/>
-            <w:tcMar>
-              <w:top w:w="50" w:type="dxa"/>
-              <w:left w:w="90" w:type="dxa"/>
-              <w:bottom w:w="50" w:type="dxa"/>
-              <w:right w:w="90" w:type="dxa"/>
-            </w:tcMar>
             <w:vAlign w:val="center"/>
           </w:tcPr>
           <w:p>
@@ -11009,12 +9969,6 @@
               <w:right w:val="single" w:sz="6" w:space="0" w:color="1F3864"/>
             </w:tcBorders>
             <w:shd w:val="clear" w:color="auto" w:fill="D9E2F3"/>
-            <w:tcMar>
-              <w:top w:w="50" w:type="dxa"/>
-              <w:left w:w="90" w:type="dxa"/>
-              <w:bottom w:w="50" w:type="dxa"/>
-              <w:right w:w="90" w:type="dxa"/>
-            </w:tcMar>
             <w:vAlign w:val="center"/>
           </w:tcPr>
           <w:p>
@@ -11047,12 +10001,6 @@
               <w:right w:val="single" w:sz="6" w:space="0" w:color="1F3864"/>
             </w:tcBorders>
             <w:shd w:val="clear" w:color="auto" w:fill="D9E2F3"/>
-            <w:tcMar>
-              <w:top w:w="50" w:type="dxa"/>
-              <w:left w:w="90" w:type="dxa"/>
-              <w:bottom w:w="50" w:type="dxa"/>
-              <w:right w:w="90" w:type="dxa"/>
-            </w:tcMar>
             <w:vAlign w:val="center"/>
           </w:tcPr>
           <w:p>
@@ -11085,12 +10033,6 @@
               <w:right w:val="single" w:sz="6" w:space="0" w:color="1F3864"/>
             </w:tcBorders>
             <w:shd w:val="clear" w:color="auto" w:fill="D9E2F3"/>
-            <w:tcMar>
-              <w:top w:w="50" w:type="dxa"/>
-              <w:left w:w="90" w:type="dxa"/>
-              <w:bottom w:w="50" w:type="dxa"/>
-              <w:right w:w="90" w:type="dxa"/>
-            </w:tcMar>
             <w:vAlign w:val="center"/>
           </w:tcPr>
           <w:p>
@@ -11150,12 +10092,6 @@
               <w:right w:val="single" w:sz="6" w:space="0" w:color="1F3864"/>
             </w:tcBorders>
             <w:shd w:val="clear" w:color="auto" w:fill="D9E2F3"/>
-            <w:tcMar>
-              <w:top w:w="50" w:type="dxa"/>
-              <w:left w:w="90" w:type="dxa"/>
-              <w:bottom w:w="50" w:type="dxa"/>
-              <w:right w:w="90" w:type="dxa"/>
-            </w:tcMar>
             <w:vAlign w:val="center"/>
           </w:tcPr>
           <w:p>
@@ -11188,12 +10124,6 @@
               <w:right w:val="single" w:sz="6" w:space="0" w:color="1F3864"/>
             </w:tcBorders>
             <w:shd w:val="clear" w:color="auto" w:fill="D9E2F3"/>
-            <w:tcMar>
-              <w:top w:w="50" w:type="dxa"/>
-              <w:left w:w="90" w:type="dxa"/>
-              <w:bottom w:w="50" w:type="dxa"/>
-              <w:right w:w="90" w:type="dxa"/>
-            </w:tcMar>
             <w:vAlign w:val="center"/>
           </w:tcPr>
           <w:p>
@@ -11226,12 +10156,6 @@
               <w:right w:val="single" w:sz="6" w:space="0" w:color="1F3864"/>
             </w:tcBorders>
             <w:shd w:val="clear" w:color="auto" w:fill="D9E2F3"/>
-            <w:tcMar>
-              <w:top w:w="50" w:type="dxa"/>
-              <w:left w:w="90" w:type="dxa"/>
-              <w:bottom w:w="50" w:type="dxa"/>
-              <w:right w:w="90" w:type="dxa"/>
-            </w:tcMar>
             <w:vAlign w:val="center"/>
           </w:tcPr>
           <w:p>
@@ -11264,12 +10188,6 @@
               <w:right w:val="single" w:sz="6" w:space="0" w:color="1F3864"/>
             </w:tcBorders>
             <w:shd w:val="clear" w:color="auto" w:fill="D9E2F3"/>
-            <w:tcMar>
-              <w:top w:w="50" w:type="dxa"/>
-              <w:left w:w="90" w:type="dxa"/>
-              <w:bottom w:w="50" w:type="dxa"/>
-              <w:right w:w="90" w:type="dxa"/>
-            </w:tcMar>
             <w:vAlign w:val="center"/>
           </w:tcPr>
           <w:p>
@@ -11329,12 +10247,6 @@
               <w:right w:val="single" w:sz="6" w:space="0" w:color="1F3864"/>
             </w:tcBorders>
             <w:shd w:val="clear" w:color="auto" w:fill="D9E2F3"/>
-            <w:tcMar>
-              <w:top w:w="50" w:type="dxa"/>
-              <w:left w:w="90" w:type="dxa"/>
-              <w:bottom w:w="50" w:type="dxa"/>
-              <w:right w:w="90" w:type="dxa"/>
-            </w:tcMar>
             <w:vAlign w:val="center"/>
           </w:tcPr>
           <w:p>
@@ -11367,12 +10279,6 @@
               <w:right w:val="single" w:sz="6" w:space="0" w:color="1F3864"/>
             </w:tcBorders>
             <w:shd w:val="clear" w:color="auto" w:fill="D9E2F3"/>
-            <w:tcMar>
-              <w:top w:w="50" w:type="dxa"/>
-              <w:left w:w="90" w:type="dxa"/>
-              <w:bottom w:w="50" w:type="dxa"/>
-              <w:right w:w="90" w:type="dxa"/>
-            </w:tcMar>
             <w:vAlign w:val="center"/>
           </w:tcPr>
           <w:p>
@@ -11405,12 +10311,6 @@
               <w:right w:val="single" w:sz="6" w:space="0" w:color="1F3864"/>
             </w:tcBorders>
             <w:shd w:val="clear" w:color="auto" w:fill="D9E2F3"/>
-            <w:tcMar>
-              <w:top w:w="50" w:type="dxa"/>
-              <w:left w:w="90" w:type="dxa"/>
-              <w:bottom w:w="50" w:type="dxa"/>
-              <w:right w:w="90" w:type="dxa"/>
-            </w:tcMar>
             <w:vAlign w:val="center"/>
           </w:tcPr>
           <w:p>
@@ -11443,12 +10343,6 @@
               <w:right w:val="single" w:sz="6" w:space="0" w:color="1F3864"/>
             </w:tcBorders>
             <w:shd w:val="clear" w:color="auto" w:fill="D9E2F3"/>
-            <w:tcMar>
-              <w:top w:w="50" w:type="dxa"/>
-              <w:left w:w="90" w:type="dxa"/>
-              <w:bottom w:w="50" w:type="dxa"/>
-              <w:right w:w="90" w:type="dxa"/>
-            </w:tcMar>
             <w:vAlign w:val="center"/>
           </w:tcPr>
           <w:p>
@@ -11508,12 +10402,6 @@
               <w:right w:val="single" w:sz="6" w:space="0" w:color="1F3864"/>
             </w:tcBorders>
             <w:shd w:val="clear" w:color="auto" w:fill="D9E2F3"/>
-            <w:tcMar>
-              <w:top w:w="50" w:type="dxa"/>
-              <w:left w:w="90" w:type="dxa"/>
-              <w:bottom w:w="50" w:type="dxa"/>
-              <w:right w:w="90" w:type="dxa"/>
-            </w:tcMar>
             <w:vAlign w:val="center"/>
           </w:tcPr>
           <w:p>
@@ -11558,12 +10446,6 @@
               <w:right w:val="single" w:sz="6" w:space="0" w:color="1F3864"/>
             </w:tcBorders>
             <w:shd w:val="clear" w:color="auto" w:fill="4472C4"/>
-            <w:tcMar>
-              <w:top w:w="50" w:type="dxa"/>
-              <w:left w:w="90" w:type="dxa"/>
-              <w:bottom w:w="50" w:type="dxa"/>
-              <w:right w:w="90" w:type="dxa"/>
-            </w:tcMar>
             <w:vAlign w:val="center"/>
           </w:tcPr>
           <w:p>
@@ -11630,12 +10512,6 @@
               <w:right w:val="single" w:sz="6" w:space="0" w:color="1F3864"/>
             </w:tcBorders>
             <w:shd w:val="clear" w:color="auto" w:fill="4472C4"/>
-            <w:tcMar>
-              <w:top w:w="50" w:type="dxa"/>
-              <w:left w:w="90" w:type="dxa"/>
-              <w:bottom w:w="50" w:type="dxa"/>
-              <w:right w:w="90" w:type="dxa"/>
-            </w:tcMar>
             <w:vAlign w:val="center"/>
           </w:tcPr>
           <w:p>
@@ -11675,12 +10551,6 @@
               <w:right w:val="single" w:sz="6" w:space="0" w:color="1F3864"/>
             </w:tcBorders>
             <w:shd w:val="clear" w:color="auto" w:fill="4472C4"/>
-            <w:tcMar>
-              <w:top w:w="50" w:type="dxa"/>
-              <w:left w:w="90" w:type="dxa"/>
-              <w:bottom w:w="50" w:type="dxa"/>
-              <w:right w:w="90" w:type="dxa"/>
-            </w:tcMar>
             <w:vAlign w:val="center"/>
           </w:tcPr>
           <w:p>
@@ -11720,12 +10590,6 @@
               <w:right w:val="single" w:sz="6" w:space="0" w:color="1F3864"/>
             </w:tcBorders>
             <w:shd w:val="clear" w:color="auto" w:fill="4472C4"/>
-            <w:tcMar>
-              <w:top w:w="50" w:type="dxa"/>
-              <w:left w:w="90" w:type="dxa"/>
-              <w:bottom w:w="50" w:type="dxa"/>
-              <w:right w:w="90" w:type="dxa"/>
-            </w:tcMar>
             <w:vAlign w:val="center"/>
           </w:tcPr>
           <w:p>
@@ -11765,12 +10629,6 @@
               <w:right w:val="single" w:sz="6" w:space="0" w:color="1F3864"/>
             </w:tcBorders>
             <w:shd w:val="clear" w:color="auto" w:fill="4472C4"/>
-            <w:tcMar>
-              <w:top w:w="50" w:type="dxa"/>
-              <w:left w:w="90" w:type="dxa"/>
-              <w:bottom w:w="50" w:type="dxa"/>
-              <w:right w:w="90" w:type="dxa"/>
-            </w:tcMar>
             <w:vAlign w:val="center"/>
           </w:tcPr>
           <w:p>
@@ -11837,12 +10695,6 @@
               <w:right w:val="single" w:sz="6" w:space="0" w:color="1F3864"/>
             </w:tcBorders>
             <w:shd w:val="clear" w:color="auto" w:fill="D9E2F3"/>
-            <w:tcMar>
-              <w:top w:w="50" w:type="dxa"/>
-              <w:left w:w="90" w:type="dxa"/>
-              <w:bottom w:w="50" w:type="dxa"/>
-              <w:right w:w="90" w:type="dxa"/>
-            </w:tcMar>
             <w:vAlign w:val="center"/>
           </w:tcPr>
           <w:p>
@@ -11875,12 +10727,6 @@
               <w:right w:val="single" w:sz="6" w:space="0" w:color="1F3864"/>
             </w:tcBorders>
             <w:shd w:val="clear" w:color="auto" w:fill="D9E2F3"/>
-            <w:tcMar>
-              <w:top w:w="50" w:type="dxa"/>
-              <w:left w:w="90" w:type="dxa"/>
-              <w:bottom w:w="50" w:type="dxa"/>
-              <w:right w:w="90" w:type="dxa"/>
-            </w:tcMar>
             <w:vAlign w:val="center"/>
           </w:tcPr>
           <w:p>
@@ -11913,12 +10759,6 @@
               <w:right w:val="single" w:sz="6" w:space="0" w:color="1F3864"/>
             </w:tcBorders>
             <w:shd w:val="clear" w:color="auto" w:fill="D9E2F3"/>
-            <w:tcMar>
-              <w:top w:w="50" w:type="dxa"/>
-              <w:left w:w="90" w:type="dxa"/>
-              <w:bottom w:w="50" w:type="dxa"/>
-              <w:right w:w="90" w:type="dxa"/>
-            </w:tcMar>
             <w:vAlign w:val="center"/>
           </w:tcPr>
           <w:p>
@@ -11951,12 +10791,6 @@
               <w:right w:val="single" w:sz="6" w:space="0" w:color="1F3864"/>
             </w:tcBorders>
             <w:shd w:val="clear" w:color="auto" w:fill="D9E2F3"/>
-            <w:tcMar>
-              <w:top w:w="50" w:type="dxa"/>
-              <w:left w:w="90" w:type="dxa"/>
-              <w:bottom w:w="50" w:type="dxa"/>
-              <w:right w:w="90" w:type="dxa"/>
-            </w:tcMar>
             <w:vAlign w:val="center"/>
           </w:tcPr>
           <w:p>
@@ -12016,12 +10850,6 @@
               <w:right w:val="single" w:sz="6" w:space="0" w:color="1F3864"/>
             </w:tcBorders>
             <w:shd w:val="clear" w:color="auto" w:fill="D9E2F3"/>
-            <w:tcMar>
-              <w:top w:w="50" w:type="dxa"/>
-              <w:left w:w="90" w:type="dxa"/>
-              <w:bottom w:w="50" w:type="dxa"/>
-              <w:right w:w="90" w:type="dxa"/>
-            </w:tcMar>
             <w:vAlign w:val="center"/>
           </w:tcPr>
           <w:p>
@@ -12054,12 +10882,6 @@
               <w:right w:val="single" w:sz="6" w:space="0" w:color="1F3864"/>
             </w:tcBorders>
             <w:shd w:val="clear" w:color="auto" w:fill="D9E2F3"/>
-            <w:tcMar>
-              <w:top w:w="50" w:type="dxa"/>
-              <w:left w:w="90" w:type="dxa"/>
-              <w:bottom w:w="50" w:type="dxa"/>
-              <w:right w:w="90" w:type="dxa"/>
-            </w:tcMar>
             <w:vAlign w:val="center"/>
           </w:tcPr>
           <w:p>
@@ -12092,12 +10914,6 @@
               <w:right w:val="single" w:sz="6" w:space="0" w:color="1F3864"/>
             </w:tcBorders>
             <w:shd w:val="clear" w:color="auto" w:fill="D9E2F3"/>
-            <w:tcMar>
-              <w:top w:w="50" w:type="dxa"/>
-              <w:left w:w="90" w:type="dxa"/>
-              <w:bottom w:w="50" w:type="dxa"/>
-              <w:right w:w="90" w:type="dxa"/>
-            </w:tcMar>
             <w:vAlign w:val="center"/>
           </w:tcPr>
           <w:p>
@@ -12130,12 +10946,6 @@
               <w:right w:val="single" w:sz="6" w:space="0" w:color="1F3864"/>
             </w:tcBorders>
             <w:shd w:val="clear" w:color="auto" w:fill="D9E2F3"/>
-            <w:tcMar>
-              <w:top w:w="50" w:type="dxa"/>
-              <w:left w:w="90" w:type="dxa"/>
-              <w:bottom w:w="50" w:type="dxa"/>
-              <w:right w:w="90" w:type="dxa"/>
-            </w:tcMar>
             <w:vAlign w:val="center"/>
           </w:tcPr>
           <w:p>
@@ -12195,12 +11005,6 @@
               <w:right w:val="single" w:sz="6" w:space="0" w:color="1F3864"/>
             </w:tcBorders>
             <w:shd w:val="clear" w:color="auto" w:fill="D9E2F3"/>
-            <w:tcMar>
-              <w:top w:w="50" w:type="dxa"/>
-              <w:left w:w="90" w:type="dxa"/>
-              <w:bottom w:w="50" w:type="dxa"/>
-              <w:right w:w="90" w:type="dxa"/>
-            </w:tcMar>
             <w:vAlign w:val="center"/>
           </w:tcPr>
           <w:p>
@@ -12233,12 +11037,6 @@
               <w:right w:val="single" w:sz="6" w:space="0" w:color="1F3864"/>
             </w:tcBorders>
             <w:shd w:val="clear" w:color="auto" w:fill="D9E2F3"/>
-            <w:tcMar>
-              <w:top w:w="50" w:type="dxa"/>
-              <w:left w:w="90" w:type="dxa"/>
-              <w:bottom w:w="50" w:type="dxa"/>
-              <w:right w:w="90" w:type="dxa"/>
-            </w:tcMar>
             <w:vAlign w:val="center"/>
           </w:tcPr>
           <w:p>
@@ -12271,12 +11069,6 @@
               <w:right w:val="single" w:sz="6" w:space="0" w:color="1F3864"/>
             </w:tcBorders>
             <w:shd w:val="clear" w:color="auto" w:fill="D9E2F3"/>
-            <w:tcMar>
-              <w:top w:w="50" w:type="dxa"/>
-              <w:left w:w="90" w:type="dxa"/>
-              <w:bottom w:w="50" w:type="dxa"/>
-              <w:right w:w="90" w:type="dxa"/>
-            </w:tcMar>
             <w:vAlign w:val="center"/>
           </w:tcPr>
           <w:p>
@@ -12309,12 +11101,6 @@
               <w:right w:val="single" w:sz="6" w:space="0" w:color="1F3864"/>
             </w:tcBorders>
             <w:shd w:val="clear" w:color="auto" w:fill="D9E2F3"/>
-            <w:tcMar>
-              <w:top w:w="50" w:type="dxa"/>
-              <w:left w:w="90" w:type="dxa"/>
-              <w:bottom w:w="50" w:type="dxa"/>
-              <w:right w:w="90" w:type="dxa"/>
-            </w:tcMar>
             <w:vAlign w:val="center"/>
           </w:tcPr>
           <w:p>
@@ -12374,12 +11160,6 @@
               <w:right w:val="single" w:sz="6" w:space="0" w:color="1F3864"/>
             </w:tcBorders>
             <w:shd w:val="clear" w:color="auto" w:fill="D9E2F3"/>
-            <w:tcMar>
-              <w:top w:w="50" w:type="dxa"/>
-              <w:left w:w="90" w:type="dxa"/>
-              <w:bottom w:w="50" w:type="dxa"/>
-              <w:right w:w="90" w:type="dxa"/>
-            </w:tcMar>
             <w:vAlign w:val="center"/>
           </w:tcPr>
           <w:p>
@@ -12424,12 +11204,6 @@
               <w:right w:val="single" w:sz="6" w:space="0" w:color="1F3864"/>
             </w:tcBorders>
             <w:shd w:val="clear" w:color="auto" w:fill="4472C4"/>
-            <w:tcMar>
-              <w:top w:w="50" w:type="dxa"/>
-              <w:left w:w="90" w:type="dxa"/>
-              <w:bottom w:w="50" w:type="dxa"/>
-              <w:right w:w="90" w:type="dxa"/>
-            </w:tcMar>
             <w:vAlign w:val="center"/>
           </w:tcPr>
           <w:p>
@@ -12496,12 +11270,6 @@
               <w:right w:val="single" w:sz="6" w:space="0" w:color="1F3864"/>
             </w:tcBorders>
             <w:shd w:val="clear" w:color="auto" w:fill="4472C4"/>
-            <w:tcMar>
-              <w:top w:w="50" w:type="dxa"/>
-              <w:left w:w="90" w:type="dxa"/>
-              <w:bottom w:w="50" w:type="dxa"/>
-              <w:right w:w="90" w:type="dxa"/>
-            </w:tcMar>
             <w:vAlign w:val="center"/>
           </w:tcPr>
           <w:p>
@@ -12541,12 +11309,6 @@
               <w:right w:val="single" w:sz="6" w:space="0" w:color="1F3864"/>
             </w:tcBorders>
             <w:shd w:val="clear" w:color="auto" w:fill="4472C4"/>
-            <w:tcMar>
-              <w:top w:w="50" w:type="dxa"/>
-              <w:left w:w="90" w:type="dxa"/>
-              <w:bottom w:w="50" w:type="dxa"/>
-              <w:right w:w="90" w:type="dxa"/>
-            </w:tcMar>
             <w:vAlign w:val="center"/>
           </w:tcPr>
           <w:p>
@@ -12586,12 +11348,6 @@
               <w:right w:val="single" w:sz="6" w:space="0" w:color="1F3864"/>
             </w:tcBorders>
             <w:shd w:val="clear" w:color="auto" w:fill="4472C4"/>
-            <w:tcMar>
-              <w:top w:w="50" w:type="dxa"/>
-              <w:left w:w="90" w:type="dxa"/>
-              <w:bottom w:w="50" w:type="dxa"/>
-              <w:right w:w="90" w:type="dxa"/>
-            </w:tcMar>
             <w:vAlign w:val="center"/>
           </w:tcPr>
           <w:p>
@@ -12631,12 +11387,6 @@
               <w:right w:val="single" w:sz="6" w:space="0" w:color="1F3864"/>
             </w:tcBorders>
             <w:shd w:val="clear" w:color="auto" w:fill="4472C4"/>
-            <w:tcMar>
-              <w:top w:w="50" w:type="dxa"/>
-              <w:left w:w="90" w:type="dxa"/>
-              <w:bottom w:w="50" w:type="dxa"/>
-              <w:right w:w="90" w:type="dxa"/>
-            </w:tcMar>
             <w:vAlign w:val="center"/>
           </w:tcPr>
           <w:p>
@@ -12703,12 +11453,6 @@
               <w:right w:val="single" w:sz="6" w:space="0" w:color="1F3864"/>
             </w:tcBorders>
             <w:shd w:val="clear" w:color="auto" w:fill="D9E2F3"/>
-            <w:tcMar>
-              <w:top w:w="50" w:type="dxa"/>
-              <w:left w:w="90" w:type="dxa"/>
-              <w:bottom w:w="50" w:type="dxa"/>
-              <w:right w:w="90" w:type="dxa"/>
-            </w:tcMar>
             <w:vAlign w:val="center"/>
           </w:tcPr>
           <w:p>
@@ -12741,12 +11485,6 @@
               <w:right w:val="single" w:sz="6" w:space="0" w:color="1F3864"/>
             </w:tcBorders>
             <w:shd w:val="clear" w:color="auto" w:fill="D9E2F3"/>
-            <w:tcMar>
-              <w:top w:w="50" w:type="dxa"/>
-              <w:left w:w="90" w:type="dxa"/>
-              <w:bottom w:w="50" w:type="dxa"/>
-              <w:right w:w="90" w:type="dxa"/>
-            </w:tcMar>
             <w:vAlign w:val="center"/>
           </w:tcPr>
           <w:p>
@@ -12779,12 +11517,6 @@
               <w:right w:val="single" w:sz="6" w:space="0" w:color="1F3864"/>
             </w:tcBorders>
             <w:shd w:val="clear" w:color="auto" w:fill="D9E2F3"/>
-            <w:tcMar>
-              <w:top w:w="50" w:type="dxa"/>
-              <w:left w:w="90" w:type="dxa"/>
-              <w:bottom w:w="50" w:type="dxa"/>
-              <w:right w:w="90" w:type="dxa"/>
-            </w:tcMar>
             <w:vAlign w:val="center"/>
           </w:tcPr>
           <w:p>
@@ -12817,12 +11549,6 @@
               <w:right w:val="single" w:sz="6" w:space="0" w:color="1F3864"/>
             </w:tcBorders>
             <w:shd w:val="clear" w:color="auto" w:fill="D9E2F3"/>
-            <w:tcMar>
-              <w:top w:w="50" w:type="dxa"/>
-              <w:left w:w="90" w:type="dxa"/>
-              <w:bottom w:w="50" w:type="dxa"/>
-              <w:right w:w="90" w:type="dxa"/>
-            </w:tcMar>
             <w:vAlign w:val="center"/>
           </w:tcPr>
           <w:p>
@@ -12882,12 +11608,6 @@
               <w:right w:val="single" w:sz="6" w:space="0" w:color="1F3864"/>
             </w:tcBorders>
             <w:shd w:val="clear" w:color="auto" w:fill="D9E2F3"/>
-            <w:tcMar>
-              <w:top w:w="50" w:type="dxa"/>
-              <w:left w:w="90" w:type="dxa"/>
-              <w:bottom w:w="50" w:type="dxa"/>
-              <w:right w:w="90" w:type="dxa"/>
-            </w:tcMar>
             <w:vAlign w:val="center"/>
           </w:tcPr>
           <w:p>
@@ -12920,12 +11640,6 @@
               <w:right w:val="single" w:sz="6" w:space="0" w:color="1F3864"/>
             </w:tcBorders>
             <w:shd w:val="clear" w:color="auto" w:fill="D9E2F3"/>
-            <w:tcMar>
-              <w:top w:w="50" w:type="dxa"/>
-              <w:left w:w="90" w:type="dxa"/>
-              <w:bottom w:w="50" w:type="dxa"/>
-              <w:right w:w="90" w:type="dxa"/>
-            </w:tcMar>
             <w:vAlign w:val="center"/>
           </w:tcPr>
           <w:p>
@@ -12958,12 +11672,6 @@
               <w:right w:val="single" w:sz="6" w:space="0" w:color="1F3864"/>
             </w:tcBorders>
             <w:shd w:val="clear" w:color="auto" w:fill="D9E2F3"/>
-            <w:tcMar>
-              <w:top w:w="50" w:type="dxa"/>
-              <w:left w:w="90" w:type="dxa"/>
-              <w:bottom w:w="50" w:type="dxa"/>
-              <w:right w:w="90" w:type="dxa"/>
-            </w:tcMar>
             <w:vAlign w:val="center"/>
           </w:tcPr>
           <w:p>
@@ -12996,12 +11704,6 @@
               <w:right w:val="single" w:sz="6" w:space="0" w:color="1F3864"/>
             </w:tcBorders>
             <w:shd w:val="clear" w:color="auto" w:fill="D9E2F3"/>
-            <w:tcMar>
-              <w:top w:w="50" w:type="dxa"/>
-              <w:left w:w="90" w:type="dxa"/>
-              <w:bottom w:w="50" w:type="dxa"/>
-              <w:right w:w="90" w:type="dxa"/>
-            </w:tcMar>
             <w:vAlign w:val="center"/>
           </w:tcPr>
           <w:p>
@@ -13061,12 +11763,6 @@
               <w:right w:val="single" w:sz="6" w:space="0" w:color="1F3864"/>
             </w:tcBorders>
             <w:shd w:val="clear" w:color="auto" w:fill="D9E2F3"/>
-            <w:tcMar>
-              <w:top w:w="50" w:type="dxa"/>
-              <w:left w:w="90" w:type="dxa"/>
-              <w:bottom w:w="50" w:type="dxa"/>
-              <w:right w:w="90" w:type="dxa"/>
-            </w:tcMar>
             <w:vAlign w:val="center"/>
           </w:tcPr>
           <w:p>
@@ -13099,12 +11795,6 @@
               <w:right w:val="single" w:sz="6" w:space="0" w:color="1F3864"/>
             </w:tcBorders>
             <w:shd w:val="clear" w:color="auto" w:fill="D9E2F3"/>
-            <w:tcMar>
-              <w:top w:w="50" w:type="dxa"/>
-              <w:left w:w="90" w:type="dxa"/>
-              <w:bottom w:w="50" w:type="dxa"/>
-              <w:right w:w="90" w:type="dxa"/>
-            </w:tcMar>
             <w:vAlign w:val="center"/>
           </w:tcPr>
           <w:p>
@@ -13137,12 +11827,6 @@
               <w:right w:val="single" w:sz="6" w:space="0" w:color="1F3864"/>
             </w:tcBorders>
             <w:shd w:val="clear" w:color="auto" w:fill="D9E2F3"/>
-            <w:tcMar>
-              <w:top w:w="50" w:type="dxa"/>
-              <w:left w:w="90" w:type="dxa"/>
-              <w:bottom w:w="50" w:type="dxa"/>
-              <w:right w:w="90" w:type="dxa"/>
-            </w:tcMar>
             <w:vAlign w:val="center"/>
           </w:tcPr>
           <w:p>
@@ -13175,12 +11859,6 @@
               <w:right w:val="single" w:sz="6" w:space="0" w:color="1F3864"/>
             </w:tcBorders>
             <w:shd w:val="clear" w:color="auto" w:fill="D9E2F3"/>
-            <w:tcMar>
-              <w:top w:w="50" w:type="dxa"/>
-              <w:left w:w="90" w:type="dxa"/>
-              <w:bottom w:w="50" w:type="dxa"/>
-              <w:right w:w="90" w:type="dxa"/>
-            </w:tcMar>
             <w:vAlign w:val="center"/>
           </w:tcPr>
           <w:p>
@@ -13240,12 +11918,6 @@
               <w:right w:val="single" w:sz="6" w:space="0" w:color="1F3864"/>
             </w:tcBorders>
             <w:shd w:val="clear" w:color="auto" w:fill="D9E2F3"/>
-            <w:tcMar>
-              <w:top w:w="50" w:type="dxa"/>
-              <w:left w:w="90" w:type="dxa"/>
-              <w:bottom w:w="50" w:type="dxa"/>
-              <w:right w:w="90" w:type="dxa"/>
-            </w:tcMar>
             <w:vAlign w:val="center"/>
           </w:tcPr>
           <w:p>
@@ -13290,12 +11962,6 @@
               <w:right w:val="single" w:sz="6" w:space="0" w:color="1F3864"/>
             </w:tcBorders>
             <w:shd w:val="clear" w:color="auto" w:fill="4472C4"/>
-            <w:tcMar>
-              <w:top w:w="50" w:type="dxa"/>
-              <w:left w:w="90" w:type="dxa"/>
-              <w:bottom w:w="50" w:type="dxa"/>
-              <w:right w:w="90" w:type="dxa"/>
-            </w:tcMar>
             <w:vAlign w:val="center"/>
           </w:tcPr>
           <w:p>
@@ -13375,12 +12041,6 @@
               <w:right w:val="single" w:sz="6" w:space="0" w:color="1F3864"/>
             </w:tcBorders>
             <w:shd w:val="clear" w:color="auto" w:fill="4472C4"/>
-            <w:tcMar>
-              <w:top w:w="50" w:type="dxa"/>
-              <w:left w:w="90" w:type="dxa"/>
-              <w:bottom w:w="50" w:type="dxa"/>
-              <w:right w:w="90" w:type="dxa"/>
-            </w:tcMar>
             <w:vAlign w:val="center"/>
           </w:tcPr>
           <w:p>
@@ -13420,12 +12080,6 @@
               <w:right w:val="single" w:sz="6" w:space="0" w:color="1F3864"/>
             </w:tcBorders>
             <w:shd w:val="clear" w:color="auto" w:fill="4472C4"/>
-            <w:tcMar>
-              <w:top w:w="50" w:type="dxa"/>
-              <w:left w:w="90" w:type="dxa"/>
-              <w:bottom w:w="50" w:type="dxa"/>
-              <w:right w:w="90" w:type="dxa"/>
-            </w:tcMar>
             <w:vAlign w:val="center"/>
           </w:tcPr>
           <w:p>
@@ -13465,12 +12119,6 @@
               <w:right w:val="single" w:sz="6" w:space="0" w:color="1F3864"/>
             </w:tcBorders>
             <w:shd w:val="clear" w:color="auto" w:fill="4472C4"/>
-            <w:tcMar>
-              <w:top w:w="50" w:type="dxa"/>
-              <w:left w:w="90" w:type="dxa"/>
-              <w:bottom w:w="50" w:type="dxa"/>
-              <w:right w:w="90" w:type="dxa"/>
-            </w:tcMar>
             <w:vAlign w:val="center"/>
           </w:tcPr>
           <w:p>
@@ -13510,12 +12158,6 @@
               <w:right w:val="single" w:sz="6" w:space="0" w:color="1F3864"/>
             </w:tcBorders>
             <w:shd w:val="clear" w:color="auto" w:fill="4472C4"/>
-            <w:tcMar>
-              <w:top w:w="50" w:type="dxa"/>
-              <w:left w:w="90" w:type="dxa"/>
-              <w:bottom w:w="50" w:type="dxa"/>
-              <w:right w:w="90" w:type="dxa"/>
-            </w:tcMar>
             <w:vAlign w:val="center"/>
           </w:tcPr>
           <w:p>
@@ -13582,12 +12224,6 @@
               <w:right w:val="single" w:sz="6" w:space="0" w:color="1F3864"/>
             </w:tcBorders>
             <w:shd w:val="clear" w:color="auto" w:fill="D9E2F3"/>
-            <w:tcMar>
-              <w:top w:w="50" w:type="dxa"/>
-              <w:left w:w="90" w:type="dxa"/>
-              <w:bottom w:w="50" w:type="dxa"/>
-              <w:right w:w="90" w:type="dxa"/>
-            </w:tcMar>
             <w:vAlign w:val="center"/>
           </w:tcPr>
           <w:p>
@@ -13620,12 +12256,6 @@
               <w:right w:val="single" w:sz="6" w:space="0" w:color="1F3864"/>
             </w:tcBorders>
             <w:shd w:val="clear" w:color="auto" w:fill="D9E2F3"/>
-            <w:tcMar>
-              <w:top w:w="50" w:type="dxa"/>
-              <w:left w:w="90" w:type="dxa"/>
-              <w:bottom w:w="50" w:type="dxa"/>
-              <w:right w:w="90" w:type="dxa"/>
-            </w:tcMar>
             <w:vAlign w:val="center"/>
           </w:tcPr>
           <w:p>
@@ -13658,12 +12288,6 @@
               <w:right w:val="single" w:sz="6" w:space="0" w:color="1F3864"/>
             </w:tcBorders>
             <w:shd w:val="clear" w:color="auto" w:fill="D9E2F3"/>
-            <w:tcMar>
-              <w:top w:w="50" w:type="dxa"/>
-              <w:left w:w="90" w:type="dxa"/>
-              <w:bottom w:w="50" w:type="dxa"/>
-              <w:right w:w="90" w:type="dxa"/>
-            </w:tcMar>
             <w:vAlign w:val="center"/>
           </w:tcPr>
           <w:p>
@@ -13696,12 +12320,6 @@
               <w:right w:val="single" w:sz="6" w:space="0" w:color="1F3864"/>
             </w:tcBorders>
             <w:shd w:val="clear" w:color="auto" w:fill="D9E2F3"/>
-            <w:tcMar>
-              <w:top w:w="50" w:type="dxa"/>
-              <w:left w:w="90" w:type="dxa"/>
-              <w:bottom w:w="50" w:type="dxa"/>
-              <w:right w:w="90" w:type="dxa"/>
-            </w:tcMar>
             <w:vAlign w:val="center"/>
           </w:tcPr>
           <w:p>
@@ -13761,12 +12379,6 @@
               <w:right w:val="single" w:sz="6" w:space="0" w:color="1F3864"/>
             </w:tcBorders>
             <w:shd w:val="clear" w:color="auto" w:fill="D9E2F3"/>
-            <w:tcMar>
-              <w:top w:w="50" w:type="dxa"/>
-              <w:left w:w="90" w:type="dxa"/>
-              <w:bottom w:w="50" w:type="dxa"/>
-              <w:right w:w="90" w:type="dxa"/>
-            </w:tcMar>
             <w:vAlign w:val="center"/>
           </w:tcPr>
           <w:p>
@@ -13799,12 +12411,6 @@
               <w:right w:val="single" w:sz="6" w:space="0" w:color="1F3864"/>
             </w:tcBorders>
             <w:shd w:val="clear" w:color="auto" w:fill="D9E2F3"/>
-            <w:tcMar>
-              <w:top w:w="50" w:type="dxa"/>
-              <w:left w:w="90" w:type="dxa"/>
-              <w:bottom w:w="50" w:type="dxa"/>
-              <w:right w:w="90" w:type="dxa"/>
-            </w:tcMar>
             <w:vAlign w:val="center"/>
           </w:tcPr>
           <w:p>
@@ -13837,12 +12443,6 @@
               <w:right w:val="single" w:sz="6" w:space="0" w:color="1F3864"/>
             </w:tcBorders>
             <w:shd w:val="clear" w:color="auto" w:fill="D9E2F3"/>
-            <w:tcMar>
-              <w:top w:w="50" w:type="dxa"/>
-              <w:left w:w="90" w:type="dxa"/>
-              <w:bottom w:w="50" w:type="dxa"/>
-              <w:right w:w="90" w:type="dxa"/>
-            </w:tcMar>
             <w:vAlign w:val="center"/>
           </w:tcPr>
           <w:p>
@@ -13875,12 +12475,6 @@
               <w:right w:val="single" w:sz="6" w:space="0" w:color="1F3864"/>
             </w:tcBorders>
             <w:shd w:val="clear" w:color="auto" w:fill="D9E2F3"/>
-            <w:tcMar>
-              <w:top w:w="50" w:type="dxa"/>
-              <w:left w:w="90" w:type="dxa"/>
-              <w:bottom w:w="50" w:type="dxa"/>
-              <w:right w:w="90" w:type="dxa"/>
-            </w:tcMar>
             <w:vAlign w:val="center"/>
           </w:tcPr>
           <w:p>
@@ -13940,12 +12534,6 @@
               <w:right w:val="single" w:sz="6" w:space="0" w:color="1F3864"/>
             </w:tcBorders>
             <w:shd w:val="clear" w:color="auto" w:fill="D9E2F3"/>
-            <w:tcMar>
-              <w:top w:w="50" w:type="dxa"/>
-              <w:left w:w="90" w:type="dxa"/>
-              <w:bottom w:w="50" w:type="dxa"/>
-              <w:right w:w="90" w:type="dxa"/>
-            </w:tcMar>
             <w:vAlign w:val="center"/>
           </w:tcPr>
           <w:p>
@@ -13978,12 +12566,6 @@
               <w:right w:val="single" w:sz="6" w:space="0" w:color="1F3864"/>
             </w:tcBorders>
             <w:shd w:val="clear" w:color="auto" w:fill="D9E2F3"/>
-            <w:tcMar>
-              <w:top w:w="50" w:type="dxa"/>
-              <w:left w:w="90" w:type="dxa"/>
-              <w:bottom w:w="50" w:type="dxa"/>
-              <w:right w:w="90" w:type="dxa"/>
-            </w:tcMar>
             <w:vAlign w:val="center"/>
           </w:tcPr>
           <w:p>
@@ -14016,12 +12598,6 @@
               <w:right w:val="single" w:sz="6" w:space="0" w:color="1F3864"/>
             </w:tcBorders>
             <w:shd w:val="clear" w:color="auto" w:fill="D9E2F3"/>
-            <w:tcMar>
-              <w:top w:w="50" w:type="dxa"/>
-              <w:left w:w="90" w:type="dxa"/>
-              <w:bottom w:w="50" w:type="dxa"/>
-              <w:right w:w="90" w:type="dxa"/>
-            </w:tcMar>
             <w:vAlign w:val="center"/>
           </w:tcPr>
           <w:p>
@@ -14054,12 +12630,6 @@
               <w:right w:val="single" w:sz="6" w:space="0" w:color="1F3864"/>
             </w:tcBorders>
             <w:shd w:val="clear" w:color="auto" w:fill="D9E2F3"/>
-            <w:tcMar>
-              <w:top w:w="50" w:type="dxa"/>
-              <w:left w:w="90" w:type="dxa"/>
-              <w:bottom w:w="50" w:type="dxa"/>
-              <w:right w:w="90" w:type="dxa"/>
-            </w:tcMar>
             <w:vAlign w:val="center"/>
           </w:tcPr>
           <w:p>
@@ -14119,12 +12689,6 @@
               <w:right w:val="single" w:sz="6" w:space="0" w:color="1F3864"/>
             </w:tcBorders>
             <w:shd w:val="clear" w:color="auto" w:fill="D9E2F3"/>
-            <w:tcMar>
-              <w:top w:w="50" w:type="dxa"/>
-              <w:left w:w="90" w:type="dxa"/>
-              <w:bottom w:w="50" w:type="dxa"/>
-              <w:right w:w="90" w:type="dxa"/>
-            </w:tcMar>
             <w:vAlign w:val="center"/>
           </w:tcPr>
           <w:p>
@@ -14169,12 +12733,6 @@
               <w:right w:val="single" w:sz="6" w:space="0" w:color="1F3864"/>
             </w:tcBorders>
             <w:shd w:val="clear" w:color="auto" w:fill="4472C4"/>
-            <w:tcMar>
-              <w:top w:w="50" w:type="dxa"/>
-              <w:left w:w="90" w:type="dxa"/>
-              <w:bottom w:w="50" w:type="dxa"/>
-              <w:right w:w="90" w:type="dxa"/>
-            </w:tcMar>
             <w:vAlign w:val="center"/>
           </w:tcPr>
           <w:p>
@@ -14254,12 +12812,6 @@
               <w:right w:val="single" w:sz="6" w:space="0" w:color="1F3864"/>
             </w:tcBorders>
             <w:shd w:val="clear" w:color="auto" w:fill="4472C4"/>
-            <w:tcMar>
-              <w:top w:w="50" w:type="dxa"/>
-              <w:left w:w="90" w:type="dxa"/>
-              <w:bottom w:w="50" w:type="dxa"/>
-              <w:right w:w="90" w:type="dxa"/>
-            </w:tcMar>
             <w:vAlign w:val="center"/>
           </w:tcPr>
           <w:p>
@@ -14299,12 +12851,6 @@
               <w:right w:val="single" w:sz="6" w:space="0" w:color="1F3864"/>
             </w:tcBorders>
             <w:shd w:val="clear" w:color="auto" w:fill="4472C4"/>
-            <w:tcMar>
-              <w:top w:w="50" w:type="dxa"/>
-              <w:left w:w="90" w:type="dxa"/>
-              <w:bottom w:w="50" w:type="dxa"/>
-              <w:right w:w="90" w:type="dxa"/>
-            </w:tcMar>
             <w:vAlign w:val="center"/>
           </w:tcPr>
           <w:p>
@@ -14344,12 +12890,6 @@
               <w:right w:val="single" w:sz="6" w:space="0" w:color="1F3864"/>
             </w:tcBorders>
             <w:shd w:val="clear" w:color="auto" w:fill="4472C4"/>
-            <w:tcMar>
-              <w:top w:w="50" w:type="dxa"/>
-              <w:left w:w="90" w:type="dxa"/>
-              <w:bottom w:w="50" w:type="dxa"/>
-              <w:right w:w="90" w:type="dxa"/>
-            </w:tcMar>
             <w:vAlign w:val="center"/>
           </w:tcPr>
           <w:p>
@@ -14389,12 +12929,6 @@
               <w:right w:val="single" w:sz="6" w:space="0" w:color="1F3864"/>
             </w:tcBorders>
             <w:shd w:val="clear" w:color="auto" w:fill="4472C4"/>
-            <w:tcMar>
-              <w:top w:w="50" w:type="dxa"/>
-              <w:left w:w="90" w:type="dxa"/>
-              <w:bottom w:w="50" w:type="dxa"/>
-              <w:right w:w="90" w:type="dxa"/>
-            </w:tcMar>
             <w:vAlign w:val="center"/>
           </w:tcPr>
           <w:p>
@@ -14461,12 +12995,6 @@
               <w:right w:val="single" w:sz="6" w:space="0" w:color="1F3864"/>
             </w:tcBorders>
             <w:shd w:val="clear" w:color="auto" w:fill="D9E2F3"/>
-            <w:tcMar>
-              <w:top w:w="50" w:type="dxa"/>
-              <w:left w:w="90" w:type="dxa"/>
-              <w:bottom w:w="50" w:type="dxa"/>
-              <w:right w:w="90" w:type="dxa"/>
-            </w:tcMar>
             <w:vAlign w:val="center"/>
           </w:tcPr>
           <w:p>
@@ -14499,12 +13027,6 @@
               <w:right w:val="single" w:sz="6" w:space="0" w:color="1F3864"/>
             </w:tcBorders>
             <w:shd w:val="clear" w:color="auto" w:fill="D9E2F3"/>
-            <w:tcMar>
-              <w:top w:w="50" w:type="dxa"/>
-              <w:left w:w="90" w:type="dxa"/>
-              <w:bottom w:w="50" w:type="dxa"/>
-              <w:right w:w="90" w:type="dxa"/>
-            </w:tcMar>
             <w:vAlign w:val="center"/>
           </w:tcPr>
           <w:p>
@@ -14537,12 +13059,6 @@
               <w:right w:val="single" w:sz="6" w:space="0" w:color="1F3864"/>
             </w:tcBorders>
             <w:shd w:val="clear" w:color="auto" w:fill="D9E2F3"/>
-            <w:tcMar>
-              <w:top w:w="50" w:type="dxa"/>
-              <w:left w:w="90" w:type="dxa"/>
-              <w:bottom w:w="50" w:type="dxa"/>
-              <w:right w:w="90" w:type="dxa"/>
-            </w:tcMar>
             <w:vAlign w:val="center"/>
           </w:tcPr>
           <w:p>
@@ -14575,12 +13091,6 @@
               <w:right w:val="single" w:sz="6" w:space="0" w:color="1F3864"/>
             </w:tcBorders>
             <w:shd w:val="clear" w:color="auto" w:fill="D9E2F3"/>
-            <w:tcMar>
-              <w:top w:w="50" w:type="dxa"/>
-              <w:left w:w="90" w:type="dxa"/>
-              <w:bottom w:w="50" w:type="dxa"/>
-              <w:right w:w="90" w:type="dxa"/>
-            </w:tcMar>
             <w:vAlign w:val="center"/>
           </w:tcPr>
           <w:p>
@@ -14640,12 +13150,6 @@
               <w:right w:val="single" w:sz="6" w:space="0" w:color="1F3864"/>
             </w:tcBorders>
             <w:shd w:val="clear" w:color="auto" w:fill="D9E2F3"/>
-            <w:tcMar>
-              <w:top w:w="50" w:type="dxa"/>
-              <w:left w:w="90" w:type="dxa"/>
-              <w:bottom w:w="50" w:type="dxa"/>
-              <w:right w:w="90" w:type="dxa"/>
-            </w:tcMar>
             <w:vAlign w:val="center"/>
           </w:tcPr>
           <w:p>
@@ -14678,12 +13182,6 @@
               <w:right w:val="single" w:sz="6" w:space="0" w:color="1F3864"/>
             </w:tcBorders>
             <w:shd w:val="clear" w:color="auto" w:fill="D9E2F3"/>
-            <w:tcMar>
-              <w:top w:w="50" w:type="dxa"/>
-              <w:left w:w="90" w:type="dxa"/>
-              <w:bottom w:w="50" w:type="dxa"/>
-              <w:right w:w="90" w:type="dxa"/>
-            </w:tcMar>
             <w:vAlign w:val="center"/>
           </w:tcPr>
           <w:p>
@@ -14716,12 +13214,6 @@
               <w:right w:val="single" w:sz="6" w:space="0" w:color="1F3864"/>
             </w:tcBorders>
             <w:shd w:val="clear" w:color="auto" w:fill="D9E2F3"/>
-            <w:tcMar>
-              <w:top w:w="50" w:type="dxa"/>
-              <w:left w:w="90" w:type="dxa"/>
-              <w:bottom w:w="50" w:type="dxa"/>
-              <w:right w:w="90" w:type="dxa"/>
-            </w:tcMar>
             <w:vAlign w:val="center"/>
           </w:tcPr>
           <w:p>
@@ -14754,12 +13246,6 @@
               <w:right w:val="single" w:sz="6" w:space="0" w:color="1F3864"/>
             </w:tcBorders>
             <w:shd w:val="clear" w:color="auto" w:fill="D9E2F3"/>
-            <w:tcMar>
-              <w:top w:w="50" w:type="dxa"/>
-              <w:left w:w="90" w:type="dxa"/>
-              <w:bottom w:w="50" w:type="dxa"/>
-              <w:right w:w="90" w:type="dxa"/>
-            </w:tcMar>
             <w:vAlign w:val="center"/>
           </w:tcPr>
           <w:p>
@@ -14819,12 +13305,6 @@
               <w:right w:val="single" w:sz="6" w:space="0" w:color="1F3864"/>
             </w:tcBorders>
             <w:shd w:val="clear" w:color="auto" w:fill="D9E2F3"/>
-            <w:tcMar>
-              <w:top w:w="50" w:type="dxa"/>
-              <w:left w:w="90" w:type="dxa"/>
-              <w:bottom w:w="50" w:type="dxa"/>
-              <w:right w:w="90" w:type="dxa"/>
-            </w:tcMar>
             <w:vAlign w:val="center"/>
           </w:tcPr>
           <w:p>
@@ -14857,12 +13337,6 @@
               <w:right w:val="single" w:sz="6" w:space="0" w:color="1F3864"/>
             </w:tcBorders>
             <w:shd w:val="clear" w:color="auto" w:fill="D9E2F3"/>
-            <w:tcMar>
-              <w:top w:w="50" w:type="dxa"/>
-              <w:left w:w="90" w:type="dxa"/>
-              <w:bottom w:w="50" w:type="dxa"/>
-              <w:right w:w="90" w:type="dxa"/>
-            </w:tcMar>
             <w:vAlign w:val="center"/>
           </w:tcPr>
           <w:p>
@@ -14895,12 +13369,6 @@
               <w:right w:val="single" w:sz="6" w:space="0" w:color="1F3864"/>
             </w:tcBorders>
             <w:shd w:val="clear" w:color="auto" w:fill="D9E2F3"/>
-            <w:tcMar>
-              <w:top w:w="50" w:type="dxa"/>
-              <w:left w:w="90" w:type="dxa"/>
-              <w:bottom w:w="50" w:type="dxa"/>
-              <w:right w:w="90" w:type="dxa"/>
-            </w:tcMar>
             <w:vAlign w:val="center"/>
           </w:tcPr>
           <w:p>
@@ -14933,12 +13401,6 @@
               <w:right w:val="single" w:sz="6" w:space="0" w:color="1F3864"/>
             </w:tcBorders>
             <w:shd w:val="clear" w:color="auto" w:fill="D9E2F3"/>
-            <w:tcMar>
-              <w:top w:w="50" w:type="dxa"/>
-              <w:left w:w="90" w:type="dxa"/>
-              <w:bottom w:w="50" w:type="dxa"/>
-              <w:right w:w="90" w:type="dxa"/>
-            </w:tcMar>
             <w:vAlign w:val="center"/>
           </w:tcPr>
           <w:p>
@@ -14998,12 +13460,6 @@
               <w:right w:val="single" w:sz="6" w:space="0" w:color="1F3864"/>
             </w:tcBorders>
             <w:shd w:val="clear" w:color="auto" w:fill="D9E2F3"/>
-            <w:tcMar>
-              <w:top w:w="50" w:type="dxa"/>
-              <w:left w:w="90" w:type="dxa"/>
-              <w:bottom w:w="50" w:type="dxa"/>
-              <w:right w:w="90" w:type="dxa"/>
-            </w:tcMar>
             <w:vAlign w:val="center"/>
           </w:tcPr>
           <w:p>
@@ -15048,12 +13504,6 @@
               <w:right w:val="single" w:sz="6" w:space="0" w:color="1F3864"/>
             </w:tcBorders>
             <w:shd w:val="clear" w:color="auto" w:fill="4472C4"/>
-            <w:tcMar>
-              <w:top w:w="50" w:type="dxa"/>
-              <w:left w:w="90" w:type="dxa"/>
-              <w:bottom w:w="50" w:type="dxa"/>
-              <w:right w:w="90" w:type="dxa"/>
-            </w:tcMar>
             <w:vAlign w:val="center"/>
           </w:tcPr>
           <w:p>
@@ -15120,12 +13570,6 @@
               <w:right w:val="single" w:sz="6" w:space="0" w:color="1F3864"/>
             </w:tcBorders>
             <w:shd w:val="clear" w:color="auto" w:fill="4472C4"/>
-            <w:tcMar>
-              <w:top w:w="50" w:type="dxa"/>
-              <w:left w:w="90" w:type="dxa"/>
-              <w:bottom w:w="50" w:type="dxa"/>
-              <w:right w:w="90" w:type="dxa"/>
-            </w:tcMar>
             <w:vAlign w:val="center"/>
           </w:tcPr>
           <w:p>
@@ -15165,12 +13609,6 @@
               <w:right w:val="single" w:sz="6" w:space="0" w:color="1F3864"/>
             </w:tcBorders>
             <w:shd w:val="clear" w:color="auto" w:fill="4472C4"/>
-            <w:tcMar>
-              <w:top w:w="50" w:type="dxa"/>
-              <w:left w:w="90" w:type="dxa"/>
-              <w:bottom w:w="50" w:type="dxa"/>
-              <w:right w:w="90" w:type="dxa"/>
-            </w:tcMar>
             <w:vAlign w:val="center"/>
           </w:tcPr>
           <w:p>
@@ -15210,12 +13648,6 @@
               <w:right w:val="single" w:sz="6" w:space="0" w:color="1F3864"/>
             </w:tcBorders>
             <w:shd w:val="clear" w:color="auto" w:fill="4472C4"/>
-            <w:tcMar>
-              <w:top w:w="50" w:type="dxa"/>
-              <w:left w:w="90" w:type="dxa"/>
-              <w:bottom w:w="50" w:type="dxa"/>
-              <w:right w:w="90" w:type="dxa"/>
-            </w:tcMar>
             <w:vAlign w:val="center"/>
           </w:tcPr>
           <w:p>
@@ -15255,12 +13687,6 @@
               <w:right w:val="single" w:sz="6" w:space="0" w:color="1F3864"/>
             </w:tcBorders>
             <w:shd w:val="clear" w:color="auto" w:fill="4472C4"/>
-            <w:tcMar>
-              <w:top w:w="50" w:type="dxa"/>
-              <w:left w:w="90" w:type="dxa"/>
-              <w:bottom w:w="50" w:type="dxa"/>
-              <w:right w:w="90" w:type="dxa"/>
-            </w:tcMar>
             <w:vAlign w:val="center"/>
           </w:tcPr>
           <w:p>
@@ -15327,12 +13753,6 @@
               <w:right w:val="single" w:sz="6" w:space="0" w:color="1F3864"/>
             </w:tcBorders>
             <w:shd w:val="clear" w:color="auto" w:fill="D9E2F3"/>
-            <w:tcMar>
-              <w:top w:w="50" w:type="dxa"/>
-              <w:left w:w="90" w:type="dxa"/>
-              <w:bottom w:w="50" w:type="dxa"/>
-              <w:right w:w="90" w:type="dxa"/>
-            </w:tcMar>
             <w:vAlign w:val="center"/>
           </w:tcPr>
           <w:p>
@@ -15365,12 +13785,6 @@
               <w:right w:val="single" w:sz="6" w:space="0" w:color="1F3864"/>
             </w:tcBorders>
             <w:shd w:val="clear" w:color="auto" w:fill="D9E2F3"/>
-            <w:tcMar>
-              <w:top w:w="50" w:type="dxa"/>
-              <w:left w:w="90" w:type="dxa"/>
-              <w:bottom w:w="50" w:type="dxa"/>
-              <w:right w:w="90" w:type="dxa"/>
-            </w:tcMar>
             <w:vAlign w:val="center"/>
           </w:tcPr>
           <w:p>
@@ -15403,12 +13817,6 @@
               <w:right w:val="single" w:sz="6" w:space="0" w:color="1F3864"/>
             </w:tcBorders>
             <w:shd w:val="clear" w:color="auto" w:fill="D9E2F3"/>
-            <w:tcMar>
-              <w:top w:w="50" w:type="dxa"/>
-              <w:left w:w="90" w:type="dxa"/>
-              <w:bottom w:w="50" w:type="dxa"/>
-              <w:right w:w="90" w:type="dxa"/>
-            </w:tcMar>
             <w:vAlign w:val="center"/>
           </w:tcPr>
           <w:p>
@@ -15441,12 +13849,6 @@
               <w:right w:val="single" w:sz="6" w:space="0" w:color="1F3864"/>
             </w:tcBorders>
             <w:shd w:val="clear" w:color="auto" w:fill="D9E2F3"/>
-            <w:tcMar>
-              <w:top w:w="50" w:type="dxa"/>
-              <w:left w:w="90" w:type="dxa"/>
-              <w:bottom w:w="50" w:type="dxa"/>
-              <w:right w:w="90" w:type="dxa"/>
-            </w:tcMar>
             <w:vAlign w:val="center"/>
           </w:tcPr>
           <w:p>
@@ -15506,12 +13908,6 @@
               <w:right w:val="single" w:sz="6" w:space="0" w:color="1F3864"/>
             </w:tcBorders>
             <w:shd w:val="clear" w:color="auto" w:fill="D9E2F3"/>
-            <w:tcMar>
-              <w:top w:w="50" w:type="dxa"/>
-              <w:left w:w="90" w:type="dxa"/>
-              <w:bottom w:w="50" w:type="dxa"/>
-              <w:right w:w="90" w:type="dxa"/>
-            </w:tcMar>
             <w:vAlign w:val="center"/>
           </w:tcPr>
           <w:p>
@@ -15544,12 +13940,6 @@
               <w:right w:val="single" w:sz="6" w:space="0" w:color="1F3864"/>
             </w:tcBorders>
             <w:shd w:val="clear" w:color="auto" w:fill="D9E2F3"/>
-            <w:tcMar>
-              <w:top w:w="50" w:type="dxa"/>
-              <w:left w:w="90" w:type="dxa"/>
-              <w:bottom w:w="50" w:type="dxa"/>
-              <w:right w:w="90" w:type="dxa"/>
-            </w:tcMar>
             <w:vAlign w:val="center"/>
           </w:tcPr>
           <w:p>
@@ -15582,12 +13972,6 @@
               <w:right w:val="single" w:sz="6" w:space="0" w:color="1F3864"/>
             </w:tcBorders>
             <w:shd w:val="clear" w:color="auto" w:fill="D9E2F3"/>
-            <w:tcMar>
-              <w:top w:w="50" w:type="dxa"/>
-              <w:left w:w="90" w:type="dxa"/>
-              <w:bottom w:w="50" w:type="dxa"/>
-              <w:right w:w="90" w:type="dxa"/>
-            </w:tcMar>
             <w:vAlign w:val="center"/>
           </w:tcPr>
           <w:p>
@@ -15620,12 +14004,6 @@
               <w:right w:val="single" w:sz="6" w:space="0" w:color="1F3864"/>
             </w:tcBorders>
             <w:shd w:val="clear" w:color="auto" w:fill="D9E2F3"/>
-            <w:tcMar>
-              <w:top w:w="50" w:type="dxa"/>
-              <w:left w:w="90" w:type="dxa"/>
-              <w:bottom w:w="50" w:type="dxa"/>
-              <w:right w:w="90" w:type="dxa"/>
-            </w:tcMar>
             <w:vAlign w:val="center"/>
           </w:tcPr>
           <w:p>
@@ -15685,12 +14063,6 @@
               <w:right w:val="single" w:sz="6" w:space="0" w:color="1F3864"/>
             </w:tcBorders>
             <w:shd w:val="clear" w:color="auto" w:fill="D9E2F3"/>
-            <w:tcMar>
-              <w:top w:w="50" w:type="dxa"/>
-              <w:left w:w="90" w:type="dxa"/>
-              <w:bottom w:w="50" w:type="dxa"/>
-              <w:right w:w="90" w:type="dxa"/>
-            </w:tcMar>
             <w:vAlign w:val="center"/>
           </w:tcPr>
           <w:p>
@@ -15723,12 +14095,6 @@
               <w:right w:val="single" w:sz="6" w:space="0" w:color="1F3864"/>
             </w:tcBorders>
             <w:shd w:val="clear" w:color="auto" w:fill="D9E2F3"/>
-            <w:tcMar>
-              <w:top w:w="50" w:type="dxa"/>
-              <w:left w:w="90" w:type="dxa"/>
-              <w:bottom w:w="50" w:type="dxa"/>
-              <w:right w:w="90" w:type="dxa"/>
-            </w:tcMar>
             <w:vAlign w:val="center"/>
           </w:tcPr>
           <w:p>
@@ -15761,12 +14127,6 @@
               <w:right w:val="single" w:sz="6" w:space="0" w:color="1F3864"/>
             </w:tcBorders>
             <w:shd w:val="clear" w:color="auto" w:fill="D9E2F3"/>
-            <w:tcMar>
-              <w:top w:w="50" w:type="dxa"/>
-              <w:left w:w="90" w:type="dxa"/>
-              <w:bottom w:w="50" w:type="dxa"/>
-              <w:right w:w="90" w:type="dxa"/>
-            </w:tcMar>
             <w:vAlign w:val="center"/>
           </w:tcPr>
           <w:p>
@@ -15799,12 +14159,6 @@
               <w:right w:val="single" w:sz="6" w:space="0" w:color="1F3864"/>
             </w:tcBorders>
             <w:shd w:val="clear" w:color="auto" w:fill="D9E2F3"/>
-            <w:tcMar>
-              <w:top w:w="50" w:type="dxa"/>
-              <w:left w:w="90" w:type="dxa"/>
-              <w:bottom w:w="50" w:type="dxa"/>
-              <w:right w:w="90" w:type="dxa"/>
-            </w:tcMar>
             <w:vAlign w:val="center"/>
           </w:tcPr>
           <w:p>
@@ -15864,12 +14218,6 @@
               <w:right w:val="single" w:sz="6" w:space="0" w:color="1F3864"/>
             </w:tcBorders>
             <w:shd w:val="clear" w:color="auto" w:fill="D9E2F3"/>
-            <w:tcMar>
-              <w:top w:w="50" w:type="dxa"/>
-              <w:left w:w="90" w:type="dxa"/>
-              <w:bottom w:w="50" w:type="dxa"/>
-              <w:right w:w="90" w:type="dxa"/>
-            </w:tcMar>
             <w:vAlign w:val="center"/>
           </w:tcPr>
           <w:p>
@@ -15924,12 +14272,6 @@
               <w:right w:val="single" w:sz="6" w:space="0" w:color="1F3864"/>
             </w:tcBorders>
             <w:shd w:val="clear" w:color="auto" w:fill="4472C4"/>
-            <w:tcMar>
-              <w:top w:w="50" w:type="dxa"/>
-              <w:left w:w="90" w:type="dxa"/>
-              <w:bottom w:w="50" w:type="dxa"/>
-              <w:right w:w="90" w:type="dxa"/>
-            </w:tcMar>
             <w:vAlign w:val="center"/>
           </w:tcPr>
           <w:p>
@@ -16009,12 +14351,6 @@
               <w:right w:val="single" w:sz="6" w:space="0" w:color="1F3864"/>
             </w:tcBorders>
             <w:shd w:val="clear" w:color="auto" w:fill="4472C4"/>
-            <w:tcMar>
-              <w:top w:w="50" w:type="dxa"/>
-              <w:left w:w="90" w:type="dxa"/>
-              <w:bottom w:w="50" w:type="dxa"/>
-              <w:right w:w="90" w:type="dxa"/>
-            </w:tcMar>
             <w:vAlign w:val="center"/>
           </w:tcPr>
           <w:p>
@@ -16054,12 +14390,6 @@
               <w:right w:val="single" w:sz="6" w:space="0" w:color="1F3864"/>
             </w:tcBorders>
             <w:shd w:val="clear" w:color="auto" w:fill="4472C4"/>
-            <w:tcMar>
-              <w:top w:w="50" w:type="dxa"/>
-              <w:left w:w="90" w:type="dxa"/>
-              <w:bottom w:w="50" w:type="dxa"/>
-              <w:right w:w="90" w:type="dxa"/>
-            </w:tcMar>
             <w:vAlign w:val="center"/>
           </w:tcPr>
           <w:p>
@@ -16099,12 +14429,6 @@
               <w:right w:val="single" w:sz="6" w:space="0" w:color="1F3864"/>
             </w:tcBorders>
             <w:shd w:val="clear" w:color="auto" w:fill="4472C4"/>
-            <w:tcMar>
-              <w:top w:w="50" w:type="dxa"/>
-              <w:left w:w="90" w:type="dxa"/>
-              <w:bottom w:w="50" w:type="dxa"/>
-              <w:right w:w="90" w:type="dxa"/>
-            </w:tcMar>
             <w:vAlign w:val="center"/>
           </w:tcPr>
           <w:p>
@@ -16144,12 +14468,6 @@
               <w:right w:val="single" w:sz="6" w:space="0" w:color="1F3864"/>
             </w:tcBorders>
             <w:shd w:val="clear" w:color="auto" w:fill="4472C4"/>
-            <w:tcMar>
-              <w:top w:w="50" w:type="dxa"/>
-              <w:left w:w="90" w:type="dxa"/>
-              <w:bottom w:w="50" w:type="dxa"/>
-              <w:right w:w="90" w:type="dxa"/>
-            </w:tcMar>
             <w:vAlign w:val="center"/>
           </w:tcPr>
           <w:p>
@@ -16216,12 +14534,6 @@
               <w:right w:val="single" w:sz="6" w:space="0" w:color="1F3864"/>
             </w:tcBorders>
             <w:shd w:val="clear" w:color="auto" w:fill="D9E2F3"/>
-            <w:tcMar>
-              <w:top w:w="50" w:type="dxa"/>
-              <w:left w:w="90" w:type="dxa"/>
-              <w:bottom w:w="50" w:type="dxa"/>
-              <w:right w:w="90" w:type="dxa"/>
-            </w:tcMar>
             <w:vAlign w:val="center"/>
           </w:tcPr>
           <w:p>
@@ -16254,12 +14566,6 @@
               <w:right w:val="single" w:sz="6" w:space="0" w:color="1F3864"/>
             </w:tcBorders>
             <w:shd w:val="clear" w:color="auto" w:fill="D9E2F3"/>
-            <w:tcMar>
-              <w:top w:w="50" w:type="dxa"/>
-              <w:left w:w="90" w:type="dxa"/>
-              <w:bottom w:w="50" w:type="dxa"/>
-              <w:right w:w="90" w:type="dxa"/>
-            </w:tcMar>
             <w:vAlign w:val="center"/>
           </w:tcPr>
           <w:p>
@@ -16292,12 +14598,6 @@
               <w:right w:val="single" w:sz="6" w:space="0" w:color="1F3864"/>
             </w:tcBorders>
             <w:shd w:val="clear" w:color="auto" w:fill="D9E2F3"/>
-            <w:tcMar>
-              <w:top w:w="50" w:type="dxa"/>
-              <w:left w:w="90" w:type="dxa"/>
-              <w:bottom w:w="50" w:type="dxa"/>
-              <w:right w:w="90" w:type="dxa"/>
-            </w:tcMar>
             <w:vAlign w:val="center"/>
           </w:tcPr>
           <w:p>
@@ -16330,12 +14630,6 @@
               <w:right w:val="single" w:sz="6" w:space="0" w:color="1F3864"/>
             </w:tcBorders>
             <w:shd w:val="clear" w:color="auto" w:fill="D9E2F3"/>
-            <w:tcMar>
-              <w:top w:w="50" w:type="dxa"/>
-              <w:left w:w="90" w:type="dxa"/>
-              <w:bottom w:w="50" w:type="dxa"/>
-              <w:right w:w="90" w:type="dxa"/>
-            </w:tcMar>
             <w:vAlign w:val="center"/>
           </w:tcPr>
           <w:p>
@@ -16395,12 +14689,6 @@
               <w:right w:val="single" w:sz="6" w:space="0" w:color="1F3864"/>
             </w:tcBorders>
             <w:shd w:val="clear" w:color="auto" w:fill="D9E2F3"/>
-            <w:tcMar>
-              <w:top w:w="50" w:type="dxa"/>
-              <w:left w:w="90" w:type="dxa"/>
-              <w:bottom w:w="50" w:type="dxa"/>
-              <w:right w:w="90" w:type="dxa"/>
-            </w:tcMar>
             <w:vAlign w:val="center"/>
           </w:tcPr>
           <w:p>
@@ -16443,12 +14731,6 @@
               <w:right w:val="single" w:sz="6" w:space="0" w:color="1F3864"/>
             </w:tcBorders>
             <w:shd w:val="clear" w:color="auto" w:fill="D9E2F3"/>
-            <w:tcMar>
-              <w:top w:w="50" w:type="dxa"/>
-              <w:left w:w="90" w:type="dxa"/>
-              <w:bottom w:w="50" w:type="dxa"/>
-              <w:right w:w="90" w:type="dxa"/>
-            </w:tcMar>
             <w:vAlign w:val="center"/>
           </w:tcPr>
           <w:p>
@@ -16481,12 +14763,6 @@
               <w:right w:val="single" w:sz="6" w:space="0" w:color="1F3864"/>
             </w:tcBorders>
             <w:shd w:val="clear" w:color="auto" w:fill="D9E2F3"/>
-            <w:tcMar>
-              <w:top w:w="50" w:type="dxa"/>
-              <w:left w:w="90" w:type="dxa"/>
-              <w:bottom w:w="50" w:type="dxa"/>
-              <w:right w:w="90" w:type="dxa"/>
-            </w:tcMar>
             <w:vAlign w:val="center"/>
           </w:tcPr>
           <w:p>
@@ -16519,12 +14795,6 @@
               <w:right w:val="single" w:sz="6" w:space="0" w:color="1F3864"/>
             </w:tcBorders>
             <w:shd w:val="clear" w:color="auto" w:fill="D9E2F3"/>
-            <w:tcMar>
-              <w:top w:w="50" w:type="dxa"/>
-              <w:left w:w="90" w:type="dxa"/>
-              <w:bottom w:w="50" w:type="dxa"/>
-              <w:right w:w="90" w:type="dxa"/>
-            </w:tcMar>
             <w:vAlign w:val="center"/>
           </w:tcPr>
           <w:p>
@@ -16584,12 +14854,6 @@
               <w:right w:val="single" w:sz="6" w:space="0" w:color="1F3864"/>
             </w:tcBorders>
             <w:shd w:val="clear" w:color="auto" w:fill="D9E2F3"/>
-            <w:tcMar>
-              <w:top w:w="50" w:type="dxa"/>
-              <w:left w:w="90" w:type="dxa"/>
-              <w:bottom w:w="50" w:type="dxa"/>
-              <w:right w:w="90" w:type="dxa"/>
-            </w:tcMar>
             <w:vAlign w:val="center"/>
           </w:tcPr>
           <w:p>
@@ -16622,12 +14886,6 @@
               <w:right w:val="single" w:sz="6" w:space="0" w:color="1F3864"/>
             </w:tcBorders>
             <w:shd w:val="clear" w:color="auto" w:fill="D9E2F3"/>
-            <w:tcMar>
-              <w:top w:w="50" w:type="dxa"/>
-              <w:left w:w="90" w:type="dxa"/>
-              <w:bottom w:w="50" w:type="dxa"/>
-              <w:right w:w="90" w:type="dxa"/>
-            </w:tcMar>
             <w:vAlign w:val="center"/>
           </w:tcPr>
           <w:p>
@@ -16660,12 +14918,6 @@
               <w:right w:val="single" w:sz="6" w:space="0" w:color="1F3864"/>
             </w:tcBorders>
             <w:shd w:val="clear" w:color="auto" w:fill="D9E2F3"/>
-            <w:tcMar>
-              <w:top w:w="50" w:type="dxa"/>
-              <w:left w:w="90" w:type="dxa"/>
-              <w:bottom w:w="50" w:type="dxa"/>
-              <w:right w:w="90" w:type="dxa"/>
-            </w:tcMar>
             <w:vAlign w:val="center"/>
           </w:tcPr>
           <w:p>
@@ -16698,12 +14950,6 @@
               <w:right w:val="single" w:sz="6" w:space="0" w:color="1F3864"/>
             </w:tcBorders>
             <w:shd w:val="clear" w:color="auto" w:fill="D9E2F3"/>
-            <w:tcMar>
-              <w:top w:w="50" w:type="dxa"/>
-              <w:left w:w="90" w:type="dxa"/>
-              <w:bottom w:w="50" w:type="dxa"/>
-              <w:right w:w="90" w:type="dxa"/>
-            </w:tcMar>
             <w:vAlign w:val="center"/>
           </w:tcPr>
           <w:p>
@@ -16763,12 +15009,6 @@
               <w:right w:val="single" w:sz="6" w:space="0" w:color="1F3864"/>
             </w:tcBorders>
             <w:shd w:val="clear" w:color="auto" w:fill="D9E2F3"/>
-            <w:tcMar>
-              <w:top w:w="50" w:type="dxa"/>
-              <w:left w:w="90" w:type="dxa"/>
-              <w:bottom w:w="50" w:type="dxa"/>
-              <w:right w:w="90" w:type="dxa"/>
-            </w:tcMar>
             <w:vAlign w:val="center"/>
           </w:tcPr>
           <w:p>
@@ -16813,12 +15053,6 @@
               <w:right w:val="single" w:sz="6" w:space="0" w:color="1F3864"/>
             </w:tcBorders>
             <w:shd w:val="clear" w:color="auto" w:fill="4472C4"/>
-            <w:tcMar>
-              <w:top w:w="50" w:type="dxa"/>
-              <w:left w:w="90" w:type="dxa"/>
-              <w:bottom w:w="50" w:type="dxa"/>
-              <w:right w:w="90" w:type="dxa"/>
-            </w:tcMar>
             <w:vAlign w:val="center"/>
           </w:tcPr>
           <w:p>
@@ -16898,12 +15132,6 @@
               <w:right w:val="single" w:sz="6" w:space="0" w:color="1F3864"/>
             </w:tcBorders>
             <w:shd w:val="clear" w:color="auto" w:fill="4472C4"/>
-            <w:tcMar>
-              <w:top w:w="50" w:type="dxa"/>
-              <w:left w:w="90" w:type="dxa"/>
-              <w:bottom w:w="50" w:type="dxa"/>
-              <w:right w:w="90" w:type="dxa"/>
-            </w:tcMar>
             <w:vAlign w:val="center"/>
           </w:tcPr>
           <w:p>
@@ -16943,12 +15171,6 @@
               <w:right w:val="single" w:sz="6" w:space="0" w:color="1F3864"/>
             </w:tcBorders>
             <w:shd w:val="clear" w:color="auto" w:fill="4472C4"/>
-            <w:tcMar>
-              <w:top w:w="50" w:type="dxa"/>
-              <w:left w:w="90" w:type="dxa"/>
-              <w:bottom w:w="50" w:type="dxa"/>
-              <w:right w:w="90" w:type="dxa"/>
-            </w:tcMar>
             <w:vAlign w:val="center"/>
           </w:tcPr>
           <w:p>
@@ -16988,12 +15210,6 @@
               <w:right w:val="single" w:sz="6" w:space="0" w:color="1F3864"/>
             </w:tcBorders>
             <w:shd w:val="clear" w:color="auto" w:fill="4472C4"/>
-            <w:tcMar>
-              <w:top w:w="50" w:type="dxa"/>
-              <w:left w:w="90" w:type="dxa"/>
-              <w:bottom w:w="50" w:type="dxa"/>
-              <w:right w:w="90" w:type="dxa"/>
-            </w:tcMar>
             <w:vAlign w:val="center"/>
           </w:tcPr>
           <w:p>
@@ -17033,12 +15249,6 @@
               <w:right w:val="single" w:sz="6" w:space="0" w:color="1F3864"/>
             </w:tcBorders>
             <w:shd w:val="clear" w:color="auto" w:fill="4472C4"/>
-            <w:tcMar>
-              <w:top w:w="50" w:type="dxa"/>
-              <w:left w:w="90" w:type="dxa"/>
-              <w:bottom w:w="50" w:type="dxa"/>
-              <w:right w:w="90" w:type="dxa"/>
-            </w:tcMar>
             <w:vAlign w:val="center"/>
           </w:tcPr>
           <w:p>
@@ -17105,12 +15315,6 @@
               <w:right w:val="single" w:sz="6" w:space="0" w:color="1F3864"/>
             </w:tcBorders>
             <w:shd w:val="clear" w:color="auto" w:fill="D9E2F3"/>
-            <w:tcMar>
-              <w:top w:w="50" w:type="dxa"/>
-              <w:left w:w="90" w:type="dxa"/>
-              <w:bottom w:w="50" w:type="dxa"/>
-              <w:right w:w="90" w:type="dxa"/>
-            </w:tcMar>
             <w:vAlign w:val="center"/>
           </w:tcPr>
           <w:p>
@@ -17143,12 +15347,6 @@
               <w:right w:val="single" w:sz="6" w:space="0" w:color="1F3864"/>
             </w:tcBorders>
             <w:shd w:val="clear" w:color="auto" w:fill="D9E2F3"/>
-            <w:tcMar>
-              <w:top w:w="50" w:type="dxa"/>
-              <w:left w:w="90" w:type="dxa"/>
-              <w:bottom w:w="50" w:type="dxa"/>
-              <w:right w:w="90" w:type="dxa"/>
-            </w:tcMar>
             <w:vAlign w:val="center"/>
           </w:tcPr>
           <w:p>
@@ -17181,12 +15379,6 @@
               <w:right w:val="single" w:sz="6" w:space="0" w:color="1F3864"/>
             </w:tcBorders>
             <w:shd w:val="clear" w:color="auto" w:fill="D9E2F3"/>
-            <w:tcMar>
-              <w:top w:w="50" w:type="dxa"/>
-              <w:left w:w="90" w:type="dxa"/>
-              <w:bottom w:w="50" w:type="dxa"/>
-              <w:right w:w="90" w:type="dxa"/>
-            </w:tcMar>
             <w:vAlign w:val="center"/>
           </w:tcPr>
           <w:p>
@@ -17219,12 +15411,6 @@
               <w:right w:val="single" w:sz="6" w:space="0" w:color="1F3864"/>
             </w:tcBorders>
             <w:shd w:val="clear" w:color="auto" w:fill="D9E2F3"/>
-            <w:tcMar>
-              <w:top w:w="50" w:type="dxa"/>
-              <w:left w:w="90" w:type="dxa"/>
-              <w:bottom w:w="50" w:type="dxa"/>
-              <w:right w:w="90" w:type="dxa"/>
-            </w:tcMar>
             <w:vAlign w:val="center"/>
           </w:tcPr>
           <w:p>
@@ -17284,12 +15470,6 @@
               <w:right w:val="single" w:sz="6" w:space="0" w:color="1F3864"/>
             </w:tcBorders>
             <w:shd w:val="clear" w:color="auto" w:fill="D9E2F3"/>
-            <w:tcMar>
-              <w:top w:w="50" w:type="dxa"/>
-              <w:left w:w="90" w:type="dxa"/>
-              <w:bottom w:w="50" w:type="dxa"/>
-              <w:right w:w="90" w:type="dxa"/>
-            </w:tcMar>
             <w:vAlign w:val="center"/>
           </w:tcPr>
           <w:p>
@@ -17322,12 +15502,6 @@
               <w:right w:val="single" w:sz="6" w:space="0" w:color="1F3864"/>
             </w:tcBorders>
             <w:shd w:val="clear" w:color="auto" w:fill="D9E2F3"/>
-            <w:tcMar>
-              <w:top w:w="50" w:type="dxa"/>
-              <w:left w:w="90" w:type="dxa"/>
-              <w:bottom w:w="50" w:type="dxa"/>
-              <w:right w:w="90" w:type="dxa"/>
-            </w:tcMar>
             <w:vAlign w:val="center"/>
           </w:tcPr>
           <w:p>
@@ -17360,12 +15534,6 @@
               <w:right w:val="single" w:sz="6" w:space="0" w:color="1F3864"/>
             </w:tcBorders>
             <w:shd w:val="clear" w:color="auto" w:fill="D9E2F3"/>
-            <w:tcMar>
-              <w:top w:w="50" w:type="dxa"/>
-              <w:left w:w="90" w:type="dxa"/>
-              <w:bottom w:w="50" w:type="dxa"/>
-              <w:right w:w="90" w:type="dxa"/>
-            </w:tcMar>
             <w:vAlign w:val="center"/>
           </w:tcPr>
           <w:p>
@@ -17398,12 +15566,6 @@
               <w:right w:val="single" w:sz="6" w:space="0" w:color="1F3864"/>
             </w:tcBorders>
             <w:shd w:val="clear" w:color="auto" w:fill="D9E2F3"/>
-            <w:tcMar>
-              <w:top w:w="50" w:type="dxa"/>
-              <w:left w:w="90" w:type="dxa"/>
-              <w:bottom w:w="50" w:type="dxa"/>
-              <w:right w:w="90" w:type="dxa"/>
-            </w:tcMar>
             <w:vAlign w:val="center"/>
           </w:tcPr>
           <w:p>
@@ -17463,12 +15625,6 @@
               <w:right w:val="single" w:sz="6" w:space="0" w:color="1F3864"/>
             </w:tcBorders>
             <w:shd w:val="clear" w:color="auto" w:fill="D9E2F3"/>
-            <w:tcMar>
-              <w:top w:w="50" w:type="dxa"/>
-              <w:left w:w="90" w:type="dxa"/>
-              <w:bottom w:w="50" w:type="dxa"/>
-              <w:right w:w="90" w:type="dxa"/>
-            </w:tcMar>
             <w:vAlign w:val="center"/>
           </w:tcPr>
           <w:p>
@@ -17501,12 +15657,6 @@
               <w:right w:val="single" w:sz="6" w:space="0" w:color="1F3864"/>
             </w:tcBorders>
             <w:shd w:val="clear" w:color="auto" w:fill="D9E2F3"/>
-            <w:tcMar>
-              <w:top w:w="50" w:type="dxa"/>
-              <w:left w:w="90" w:type="dxa"/>
-              <w:bottom w:w="50" w:type="dxa"/>
-              <w:right w:w="90" w:type="dxa"/>
-            </w:tcMar>
             <w:vAlign w:val="center"/>
           </w:tcPr>
           <w:p>
@@ -17539,12 +15689,6 @@
               <w:right w:val="single" w:sz="6" w:space="0" w:color="1F3864"/>
             </w:tcBorders>
             <w:shd w:val="clear" w:color="auto" w:fill="D9E2F3"/>
-            <w:tcMar>
-              <w:top w:w="50" w:type="dxa"/>
-              <w:left w:w="90" w:type="dxa"/>
-              <w:bottom w:w="50" w:type="dxa"/>
-              <w:right w:w="90" w:type="dxa"/>
-            </w:tcMar>
             <w:vAlign w:val="center"/>
           </w:tcPr>
           <w:p>
@@ -17577,12 +15721,6 @@
               <w:right w:val="single" w:sz="6" w:space="0" w:color="1F3864"/>
             </w:tcBorders>
             <w:shd w:val="clear" w:color="auto" w:fill="D9E2F3"/>
-            <w:tcMar>
-              <w:top w:w="50" w:type="dxa"/>
-              <w:left w:w="90" w:type="dxa"/>
-              <w:bottom w:w="50" w:type="dxa"/>
-              <w:right w:w="90" w:type="dxa"/>
-            </w:tcMar>
             <w:vAlign w:val="center"/>
           </w:tcPr>
           <w:p>
@@ -17642,12 +15780,6 @@
               <w:right w:val="single" w:sz="6" w:space="0" w:color="1F3864"/>
             </w:tcBorders>
             <w:shd w:val="clear" w:color="auto" w:fill="D9E2F3"/>
-            <w:tcMar>
-              <w:top w:w="50" w:type="dxa"/>
-              <w:left w:w="90" w:type="dxa"/>
-              <w:bottom w:w="50" w:type="dxa"/>
-              <w:right w:w="90" w:type="dxa"/>
-            </w:tcMar>
             <w:vAlign w:val="center"/>
           </w:tcPr>
           <w:p>
@@ -17692,12 +15824,6 @@
               <w:right w:val="single" w:sz="6" w:space="0" w:color="1F3864"/>
             </w:tcBorders>
             <w:shd w:val="clear" w:color="auto" w:fill="4472C4"/>
-            <w:tcMar>
-              <w:top w:w="50" w:type="dxa"/>
-              <w:left w:w="90" w:type="dxa"/>
-              <w:bottom w:w="50" w:type="dxa"/>
-              <w:right w:w="90" w:type="dxa"/>
-            </w:tcMar>
             <w:vAlign w:val="center"/>
           </w:tcPr>
           <w:p>
@@ -17777,12 +15903,6 @@
               <w:right w:val="single" w:sz="6" w:space="0" w:color="1F3864"/>
             </w:tcBorders>
             <w:shd w:val="clear" w:color="auto" w:fill="4472C4"/>
-            <w:tcMar>
-              <w:top w:w="50" w:type="dxa"/>
-              <w:left w:w="90" w:type="dxa"/>
-              <w:bottom w:w="50" w:type="dxa"/>
-              <w:right w:w="90" w:type="dxa"/>
-            </w:tcMar>
             <w:vAlign w:val="center"/>
           </w:tcPr>
           <w:p>
@@ -17822,12 +15942,6 @@
               <w:right w:val="single" w:sz="6" w:space="0" w:color="1F3864"/>
             </w:tcBorders>
             <w:shd w:val="clear" w:color="auto" w:fill="4472C4"/>
-            <w:tcMar>
-              <w:top w:w="50" w:type="dxa"/>
-              <w:left w:w="90" w:type="dxa"/>
-              <w:bottom w:w="50" w:type="dxa"/>
-              <w:right w:w="90" w:type="dxa"/>
-            </w:tcMar>
             <w:vAlign w:val="center"/>
           </w:tcPr>
           <w:p>
@@ -17867,12 +15981,6 @@
               <w:right w:val="single" w:sz="6" w:space="0" w:color="1F3864"/>
             </w:tcBorders>
             <w:shd w:val="clear" w:color="auto" w:fill="4472C4"/>
-            <w:tcMar>
-              <w:top w:w="50" w:type="dxa"/>
-              <w:left w:w="90" w:type="dxa"/>
-              <w:bottom w:w="50" w:type="dxa"/>
-              <w:right w:w="90" w:type="dxa"/>
-            </w:tcMar>
             <w:vAlign w:val="center"/>
           </w:tcPr>
           <w:p>
@@ -17912,12 +16020,6 @@
               <w:right w:val="single" w:sz="6" w:space="0" w:color="1F3864"/>
             </w:tcBorders>
             <w:shd w:val="clear" w:color="auto" w:fill="4472C4"/>
-            <w:tcMar>
-              <w:top w:w="50" w:type="dxa"/>
-              <w:left w:w="90" w:type="dxa"/>
-              <w:bottom w:w="50" w:type="dxa"/>
-              <w:right w:w="90" w:type="dxa"/>
-            </w:tcMar>
             <w:vAlign w:val="center"/>
           </w:tcPr>
           <w:p>
@@ -17984,12 +16086,6 @@
               <w:right w:val="single" w:sz="6" w:space="0" w:color="1F3864"/>
             </w:tcBorders>
             <w:shd w:val="clear" w:color="auto" w:fill="D9E2F3"/>
-            <w:tcMar>
-              <w:top w:w="50" w:type="dxa"/>
-              <w:left w:w="90" w:type="dxa"/>
-              <w:bottom w:w="50" w:type="dxa"/>
-              <w:right w:w="90" w:type="dxa"/>
-            </w:tcMar>
             <w:vAlign w:val="center"/>
           </w:tcPr>
           <w:p>
@@ -18022,12 +16118,6 @@
               <w:right w:val="single" w:sz="6" w:space="0" w:color="1F3864"/>
             </w:tcBorders>
             <w:shd w:val="clear" w:color="auto" w:fill="D9E2F3"/>
-            <w:tcMar>
-              <w:top w:w="50" w:type="dxa"/>
-              <w:left w:w="90" w:type="dxa"/>
-              <w:bottom w:w="50" w:type="dxa"/>
-              <w:right w:w="90" w:type="dxa"/>
-            </w:tcMar>
             <w:vAlign w:val="center"/>
           </w:tcPr>
           <w:p>
@@ -18060,12 +16150,6 @@
               <w:right w:val="single" w:sz="6" w:space="0" w:color="1F3864"/>
             </w:tcBorders>
             <w:shd w:val="clear" w:color="auto" w:fill="D9E2F3"/>
-            <w:tcMar>
-              <w:top w:w="50" w:type="dxa"/>
-              <w:left w:w="90" w:type="dxa"/>
-              <w:bottom w:w="50" w:type="dxa"/>
-              <w:right w:w="90" w:type="dxa"/>
-            </w:tcMar>
             <w:vAlign w:val="center"/>
           </w:tcPr>
           <w:p>
@@ -18098,12 +16182,6 @@
               <w:right w:val="single" w:sz="6" w:space="0" w:color="1F3864"/>
             </w:tcBorders>
             <w:shd w:val="clear" w:color="auto" w:fill="D9E2F3"/>
-            <w:tcMar>
-              <w:top w:w="50" w:type="dxa"/>
-              <w:left w:w="90" w:type="dxa"/>
-              <w:bottom w:w="50" w:type="dxa"/>
-              <w:right w:w="90" w:type="dxa"/>
-            </w:tcMar>
             <w:vAlign w:val="center"/>
           </w:tcPr>
           <w:p>
@@ -18163,12 +16241,6 @@
               <w:right w:val="single" w:sz="6" w:space="0" w:color="1F3864"/>
             </w:tcBorders>
             <w:shd w:val="clear" w:color="auto" w:fill="D9E2F3"/>
-            <w:tcMar>
-              <w:top w:w="50" w:type="dxa"/>
-              <w:left w:w="90" w:type="dxa"/>
-              <w:bottom w:w="50" w:type="dxa"/>
-              <w:right w:w="90" w:type="dxa"/>
-            </w:tcMar>
             <w:vAlign w:val="center"/>
           </w:tcPr>
           <w:p>
@@ -18201,12 +16273,6 @@
               <w:right w:val="single" w:sz="6" w:space="0" w:color="1F3864"/>
             </w:tcBorders>
             <w:shd w:val="clear" w:color="auto" w:fill="D9E2F3"/>
-            <w:tcMar>
-              <w:top w:w="50" w:type="dxa"/>
-              <w:left w:w="90" w:type="dxa"/>
-              <w:bottom w:w="50" w:type="dxa"/>
-              <w:right w:w="90" w:type="dxa"/>
-            </w:tcMar>
             <w:vAlign w:val="center"/>
           </w:tcPr>
           <w:p>
@@ -18239,12 +16305,6 @@
               <w:right w:val="single" w:sz="6" w:space="0" w:color="1F3864"/>
             </w:tcBorders>
             <w:shd w:val="clear" w:color="auto" w:fill="D9E2F3"/>
-            <w:tcMar>
-              <w:top w:w="50" w:type="dxa"/>
-              <w:left w:w="90" w:type="dxa"/>
-              <w:bottom w:w="50" w:type="dxa"/>
-              <w:right w:w="90" w:type="dxa"/>
-            </w:tcMar>
             <w:vAlign w:val="center"/>
           </w:tcPr>
           <w:p>
@@ -18277,12 +16337,6 @@
               <w:right w:val="single" w:sz="6" w:space="0" w:color="1F3864"/>
             </w:tcBorders>
             <w:shd w:val="clear" w:color="auto" w:fill="D9E2F3"/>
-            <w:tcMar>
-              <w:top w:w="50" w:type="dxa"/>
-              <w:left w:w="90" w:type="dxa"/>
-              <w:bottom w:w="50" w:type="dxa"/>
-              <w:right w:w="90" w:type="dxa"/>
-            </w:tcMar>
             <w:vAlign w:val="center"/>
           </w:tcPr>
           <w:p>
@@ -18342,12 +16396,6 @@
               <w:right w:val="single" w:sz="6" w:space="0" w:color="1F3864"/>
             </w:tcBorders>
             <w:shd w:val="clear" w:color="auto" w:fill="D9E2F3"/>
-            <w:tcMar>
-              <w:top w:w="50" w:type="dxa"/>
-              <w:left w:w="90" w:type="dxa"/>
-              <w:bottom w:w="50" w:type="dxa"/>
-              <w:right w:w="90" w:type="dxa"/>
-            </w:tcMar>
             <w:vAlign w:val="center"/>
           </w:tcPr>
           <w:p>
@@ -18380,12 +16428,6 @@
               <w:right w:val="single" w:sz="6" w:space="0" w:color="1F3864"/>
             </w:tcBorders>
             <w:shd w:val="clear" w:color="auto" w:fill="D9E2F3"/>
-            <w:tcMar>
-              <w:top w:w="50" w:type="dxa"/>
-              <w:left w:w="90" w:type="dxa"/>
-              <w:bottom w:w="50" w:type="dxa"/>
-              <w:right w:w="90" w:type="dxa"/>
-            </w:tcMar>
             <w:vAlign w:val="center"/>
           </w:tcPr>
           <w:p>
@@ -18418,12 +16460,6 @@
               <w:right w:val="single" w:sz="6" w:space="0" w:color="1F3864"/>
             </w:tcBorders>
             <w:shd w:val="clear" w:color="auto" w:fill="D9E2F3"/>
-            <w:tcMar>
-              <w:top w:w="50" w:type="dxa"/>
-              <w:left w:w="90" w:type="dxa"/>
-              <w:bottom w:w="50" w:type="dxa"/>
-              <w:right w:w="90" w:type="dxa"/>
-            </w:tcMar>
             <w:vAlign w:val="center"/>
           </w:tcPr>
           <w:p>
@@ -18456,12 +16492,6 @@
               <w:right w:val="single" w:sz="6" w:space="0" w:color="1F3864"/>
             </w:tcBorders>
             <w:shd w:val="clear" w:color="auto" w:fill="D9E2F3"/>
-            <w:tcMar>
-              <w:top w:w="50" w:type="dxa"/>
-              <w:left w:w="90" w:type="dxa"/>
-              <w:bottom w:w="50" w:type="dxa"/>
-              <w:right w:w="90" w:type="dxa"/>
-            </w:tcMar>
             <w:vAlign w:val="center"/>
           </w:tcPr>
           <w:p>
@@ -18521,12 +16551,6 @@
               <w:right w:val="single" w:sz="6" w:space="0" w:color="1F3864"/>
             </w:tcBorders>
             <w:shd w:val="clear" w:color="auto" w:fill="D9E2F3"/>
-            <w:tcMar>
-              <w:top w:w="50" w:type="dxa"/>
-              <w:left w:w="90" w:type="dxa"/>
-              <w:bottom w:w="50" w:type="dxa"/>
-              <w:right w:w="90" w:type="dxa"/>
-            </w:tcMar>
             <w:vAlign w:val="center"/>
           </w:tcPr>
           <w:p>
@@ -18571,12 +16595,6 @@
               <w:right w:val="single" w:sz="6" w:space="0" w:color="1F3864"/>
             </w:tcBorders>
             <w:shd w:val="clear" w:color="auto" w:fill="4472C4"/>
-            <w:tcMar>
-              <w:top w:w="50" w:type="dxa"/>
-              <w:left w:w="90" w:type="dxa"/>
-              <w:bottom w:w="50" w:type="dxa"/>
-              <w:right w:w="90" w:type="dxa"/>
-            </w:tcMar>
             <w:vAlign w:val="center"/>
           </w:tcPr>
           <w:p>
@@ -18656,12 +16674,6 @@
               <w:right w:val="single" w:sz="6" w:space="0" w:color="1F3864"/>
             </w:tcBorders>
             <w:shd w:val="clear" w:color="auto" w:fill="4472C4"/>
-            <w:tcMar>
-              <w:top w:w="50" w:type="dxa"/>
-              <w:left w:w="90" w:type="dxa"/>
-              <w:bottom w:w="50" w:type="dxa"/>
-              <w:right w:w="90" w:type="dxa"/>
-            </w:tcMar>
             <w:vAlign w:val="center"/>
           </w:tcPr>
           <w:p>
@@ -18701,12 +16713,6 @@
               <w:right w:val="single" w:sz="6" w:space="0" w:color="1F3864"/>
             </w:tcBorders>
             <w:shd w:val="clear" w:color="auto" w:fill="4472C4"/>
-            <w:tcMar>
-              <w:top w:w="50" w:type="dxa"/>
-              <w:left w:w="90" w:type="dxa"/>
-              <w:bottom w:w="50" w:type="dxa"/>
-              <w:right w:w="90" w:type="dxa"/>
-            </w:tcMar>
             <w:vAlign w:val="center"/>
           </w:tcPr>
           <w:p>
@@ -18746,12 +16752,6 @@
               <w:right w:val="single" w:sz="6" w:space="0" w:color="1F3864"/>
             </w:tcBorders>
             <w:shd w:val="clear" w:color="auto" w:fill="4472C4"/>
-            <w:tcMar>
-              <w:top w:w="50" w:type="dxa"/>
-              <w:left w:w="90" w:type="dxa"/>
-              <w:bottom w:w="50" w:type="dxa"/>
-              <w:right w:w="90" w:type="dxa"/>
-            </w:tcMar>
             <w:vAlign w:val="center"/>
           </w:tcPr>
           <w:p>
@@ -18791,12 +16791,6 @@
               <w:right w:val="single" w:sz="6" w:space="0" w:color="1F3864"/>
             </w:tcBorders>
             <w:shd w:val="clear" w:color="auto" w:fill="4472C4"/>
-            <w:tcMar>
-              <w:top w:w="50" w:type="dxa"/>
-              <w:left w:w="90" w:type="dxa"/>
-              <w:bottom w:w="50" w:type="dxa"/>
-              <w:right w:w="90" w:type="dxa"/>
-            </w:tcMar>
             <w:vAlign w:val="center"/>
           </w:tcPr>
           <w:p>
@@ -18863,12 +16857,6 @@
               <w:right w:val="single" w:sz="6" w:space="0" w:color="1F3864"/>
             </w:tcBorders>
             <w:shd w:val="clear" w:color="auto" w:fill="D9E2F3"/>
-            <w:tcMar>
-              <w:top w:w="50" w:type="dxa"/>
-              <w:left w:w="90" w:type="dxa"/>
-              <w:bottom w:w="50" w:type="dxa"/>
-              <w:right w:w="90" w:type="dxa"/>
-            </w:tcMar>
             <w:vAlign w:val="center"/>
           </w:tcPr>
           <w:p>
@@ -18901,12 +16889,6 @@
               <w:right w:val="single" w:sz="6" w:space="0" w:color="1F3864"/>
             </w:tcBorders>
             <w:shd w:val="clear" w:color="auto" w:fill="D9E2F3"/>
-            <w:tcMar>
-              <w:top w:w="50" w:type="dxa"/>
-              <w:left w:w="90" w:type="dxa"/>
-              <w:bottom w:w="50" w:type="dxa"/>
-              <w:right w:w="90" w:type="dxa"/>
-            </w:tcMar>
             <w:vAlign w:val="center"/>
           </w:tcPr>
           <w:p>
@@ -18939,12 +16921,6 @@
               <w:right w:val="single" w:sz="6" w:space="0" w:color="1F3864"/>
             </w:tcBorders>
             <w:shd w:val="clear" w:color="auto" w:fill="D9E2F3"/>
-            <w:tcMar>
-              <w:top w:w="50" w:type="dxa"/>
-              <w:left w:w="90" w:type="dxa"/>
-              <w:bottom w:w="50" w:type="dxa"/>
-              <w:right w:w="90" w:type="dxa"/>
-            </w:tcMar>
             <w:vAlign w:val="center"/>
           </w:tcPr>
           <w:p>
@@ -18977,12 +16953,6 @@
               <w:right w:val="single" w:sz="6" w:space="0" w:color="1F3864"/>
             </w:tcBorders>
             <w:shd w:val="clear" w:color="auto" w:fill="D9E2F3"/>
-            <w:tcMar>
-              <w:top w:w="50" w:type="dxa"/>
-              <w:left w:w="90" w:type="dxa"/>
-              <w:bottom w:w="50" w:type="dxa"/>
-              <w:right w:w="90" w:type="dxa"/>
-            </w:tcMar>
             <w:vAlign w:val="center"/>
           </w:tcPr>
           <w:p>
@@ -19042,12 +17012,6 @@
               <w:right w:val="single" w:sz="6" w:space="0" w:color="1F3864"/>
             </w:tcBorders>
             <w:shd w:val="clear" w:color="auto" w:fill="D9E2F3"/>
-            <w:tcMar>
-              <w:top w:w="50" w:type="dxa"/>
-              <w:left w:w="90" w:type="dxa"/>
-              <w:bottom w:w="50" w:type="dxa"/>
-              <w:right w:w="90" w:type="dxa"/>
-            </w:tcMar>
             <w:vAlign w:val="center"/>
           </w:tcPr>
           <w:p>
@@ -19080,12 +17044,6 @@
               <w:right w:val="single" w:sz="6" w:space="0" w:color="1F3864"/>
             </w:tcBorders>
             <w:shd w:val="clear" w:color="auto" w:fill="D9E2F3"/>
-            <w:tcMar>
-              <w:top w:w="50" w:type="dxa"/>
-              <w:left w:w="90" w:type="dxa"/>
-              <w:bottom w:w="50" w:type="dxa"/>
-              <w:right w:w="90" w:type="dxa"/>
-            </w:tcMar>
             <w:vAlign w:val="center"/>
           </w:tcPr>
           <w:p>
@@ -19118,12 +17076,6 @@
               <w:right w:val="single" w:sz="6" w:space="0" w:color="1F3864"/>
             </w:tcBorders>
             <w:shd w:val="clear" w:color="auto" w:fill="D9E2F3"/>
-            <w:tcMar>
-              <w:top w:w="50" w:type="dxa"/>
-              <w:left w:w="90" w:type="dxa"/>
-              <w:bottom w:w="50" w:type="dxa"/>
-              <w:right w:w="90" w:type="dxa"/>
-            </w:tcMar>
             <w:vAlign w:val="center"/>
           </w:tcPr>
           <w:p>
@@ -19156,12 +17108,6 @@
               <w:right w:val="single" w:sz="6" w:space="0" w:color="1F3864"/>
             </w:tcBorders>
             <w:shd w:val="clear" w:color="auto" w:fill="D9E2F3"/>
-            <w:tcMar>
-              <w:top w:w="50" w:type="dxa"/>
-              <w:left w:w="90" w:type="dxa"/>
-              <w:bottom w:w="50" w:type="dxa"/>
-              <w:right w:w="90" w:type="dxa"/>
-            </w:tcMar>
             <w:vAlign w:val="center"/>
           </w:tcPr>
           <w:p>
@@ -19221,12 +17167,6 @@
               <w:right w:val="single" w:sz="6" w:space="0" w:color="1F3864"/>
             </w:tcBorders>
             <w:shd w:val="clear" w:color="auto" w:fill="D9E2F3"/>
-            <w:tcMar>
-              <w:top w:w="50" w:type="dxa"/>
-              <w:left w:w="90" w:type="dxa"/>
-              <w:bottom w:w="50" w:type="dxa"/>
-              <w:right w:w="90" w:type="dxa"/>
-            </w:tcMar>
             <w:vAlign w:val="center"/>
           </w:tcPr>
           <w:p>
@@ -19259,12 +17199,6 @@
               <w:right w:val="single" w:sz="6" w:space="0" w:color="1F3864"/>
             </w:tcBorders>
             <w:shd w:val="clear" w:color="auto" w:fill="D9E2F3"/>
-            <w:tcMar>
-              <w:top w:w="50" w:type="dxa"/>
-              <w:left w:w="90" w:type="dxa"/>
-              <w:bottom w:w="50" w:type="dxa"/>
-              <w:right w:w="90" w:type="dxa"/>
-            </w:tcMar>
             <w:vAlign w:val="center"/>
           </w:tcPr>
           <w:p>
@@ -19297,12 +17231,6 @@
               <w:right w:val="single" w:sz="6" w:space="0" w:color="1F3864"/>
             </w:tcBorders>
             <w:shd w:val="clear" w:color="auto" w:fill="D9E2F3"/>
-            <w:tcMar>
-              <w:top w:w="50" w:type="dxa"/>
-              <w:left w:w="90" w:type="dxa"/>
-              <w:bottom w:w="50" w:type="dxa"/>
-              <w:right w:w="90" w:type="dxa"/>
-            </w:tcMar>
             <w:vAlign w:val="center"/>
           </w:tcPr>
           <w:p>
@@ -19335,12 +17263,6 @@
               <w:right w:val="single" w:sz="6" w:space="0" w:color="1F3864"/>
             </w:tcBorders>
             <w:shd w:val="clear" w:color="auto" w:fill="D9E2F3"/>
-            <w:tcMar>
-              <w:top w:w="50" w:type="dxa"/>
-              <w:left w:w="90" w:type="dxa"/>
-              <w:bottom w:w="50" w:type="dxa"/>
-              <w:right w:w="90" w:type="dxa"/>
-            </w:tcMar>
             <w:vAlign w:val="center"/>
           </w:tcPr>
           <w:p>
@@ -19400,12 +17322,6 @@
               <w:right w:val="single" w:sz="6" w:space="0" w:color="1F3864"/>
             </w:tcBorders>
             <w:shd w:val="clear" w:color="auto" w:fill="D9E2F3"/>
-            <w:tcMar>
-              <w:top w:w="50" w:type="dxa"/>
-              <w:left w:w="90" w:type="dxa"/>
-              <w:bottom w:w="50" w:type="dxa"/>
-              <w:right w:w="90" w:type="dxa"/>
-            </w:tcMar>
             <w:vAlign w:val="center"/>
           </w:tcPr>
           <w:p>
@@ -19450,12 +17366,6 @@
               <w:right w:val="single" w:sz="6" w:space="0" w:color="1F3864"/>
             </w:tcBorders>
             <w:shd w:val="clear" w:color="auto" w:fill="4472C4"/>
-            <w:tcMar>
-              <w:top w:w="50" w:type="dxa"/>
-              <w:left w:w="90" w:type="dxa"/>
-              <w:bottom w:w="50" w:type="dxa"/>
-              <w:right w:w="90" w:type="dxa"/>
-            </w:tcMar>
             <w:vAlign w:val="center"/>
           </w:tcPr>
           <w:p>
@@ -19522,12 +17432,6 @@
               <w:right w:val="single" w:sz="6" w:space="0" w:color="1F3864"/>
             </w:tcBorders>
             <w:shd w:val="clear" w:color="auto" w:fill="4472C4"/>
-            <w:tcMar>
-              <w:top w:w="50" w:type="dxa"/>
-              <w:left w:w="90" w:type="dxa"/>
-              <w:bottom w:w="50" w:type="dxa"/>
-              <w:right w:w="90" w:type="dxa"/>
-            </w:tcMar>
             <w:vAlign w:val="center"/>
           </w:tcPr>
           <w:p>
@@ -19567,12 +17471,6 @@
               <w:right w:val="single" w:sz="6" w:space="0" w:color="1F3864"/>
             </w:tcBorders>
             <w:shd w:val="clear" w:color="auto" w:fill="4472C4"/>
-            <w:tcMar>
-              <w:top w:w="50" w:type="dxa"/>
-              <w:left w:w="90" w:type="dxa"/>
-              <w:bottom w:w="50" w:type="dxa"/>
-              <w:right w:w="90" w:type="dxa"/>
-            </w:tcMar>
             <w:vAlign w:val="center"/>
           </w:tcPr>
           <w:p>
@@ -19612,12 +17510,6 @@
               <w:right w:val="single" w:sz="6" w:space="0" w:color="1F3864"/>
             </w:tcBorders>
             <w:shd w:val="clear" w:color="auto" w:fill="4472C4"/>
-            <w:tcMar>
-              <w:top w:w="50" w:type="dxa"/>
-              <w:left w:w="90" w:type="dxa"/>
-              <w:bottom w:w="50" w:type="dxa"/>
-              <w:right w:w="90" w:type="dxa"/>
-            </w:tcMar>
             <w:vAlign w:val="center"/>
           </w:tcPr>
           <w:p>
@@ -19657,12 +17549,6 @@
               <w:right w:val="single" w:sz="6" w:space="0" w:color="1F3864"/>
             </w:tcBorders>
             <w:shd w:val="clear" w:color="auto" w:fill="4472C4"/>
-            <w:tcMar>
-              <w:top w:w="50" w:type="dxa"/>
-              <w:left w:w="90" w:type="dxa"/>
-              <w:bottom w:w="50" w:type="dxa"/>
-              <w:right w:w="90" w:type="dxa"/>
-            </w:tcMar>
             <w:vAlign w:val="center"/>
           </w:tcPr>
           <w:p>
@@ -19729,12 +17615,6 @@
               <w:right w:val="single" w:sz="6" w:space="0" w:color="1F3864"/>
             </w:tcBorders>
             <w:shd w:val="clear" w:color="auto" w:fill="D9E2F3"/>
-            <w:tcMar>
-              <w:top w:w="50" w:type="dxa"/>
-              <w:left w:w="90" w:type="dxa"/>
-              <w:bottom w:w="50" w:type="dxa"/>
-              <w:right w:w="90" w:type="dxa"/>
-            </w:tcMar>
             <w:vAlign w:val="center"/>
           </w:tcPr>
           <w:p>
@@ -19767,12 +17647,6 @@
               <w:right w:val="single" w:sz="6" w:space="0" w:color="1F3864"/>
             </w:tcBorders>
             <w:shd w:val="clear" w:color="auto" w:fill="D9E2F3"/>
-            <w:tcMar>
-              <w:top w:w="50" w:type="dxa"/>
-              <w:left w:w="90" w:type="dxa"/>
-              <w:bottom w:w="50" w:type="dxa"/>
-              <w:right w:w="90" w:type="dxa"/>
-            </w:tcMar>
             <w:vAlign w:val="center"/>
           </w:tcPr>
           <w:p>
@@ -19805,12 +17679,6 @@
               <w:right w:val="single" w:sz="6" w:space="0" w:color="1F3864"/>
             </w:tcBorders>
             <w:shd w:val="clear" w:color="auto" w:fill="D9E2F3"/>
-            <w:tcMar>
-              <w:top w:w="50" w:type="dxa"/>
-              <w:left w:w="90" w:type="dxa"/>
-              <w:bottom w:w="50" w:type="dxa"/>
-              <w:right w:w="90" w:type="dxa"/>
-            </w:tcMar>
             <w:vAlign w:val="center"/>
           </w:tcPr>
           <w:p>
@@ -19843,12 +17711,6 @@
               <w:right w:val="single" w:sz="6" w:space="0" w:color="1F3864"/>
             </w:tcBorders>
             <w:shd w:val="clear" w:color="auto" w:fill="D9E2F3"/>
-            <w:tcMar>
-              <w:top w:w="50" w:type="dxa"/>
-              <w:left w:w="90" w:type="dxa"/>
-              <w:bottom w:w="50" w:type="dxa"/>
-              <w:right w:w="90" w:type="dxa"/>
-            </w:tcMar>
             <w:vAlign w:val="center"/>
           </w:tcPr>
           <w:p>
@@ -19908,12 +17770,6 @@
               <w:right w:val="single" w:sz="6" w:space="0" w:color="1F3864"/>
             </w:tcBorders>
             <w:shd w:val="clear" w:color="auto" w:fill="D9E2F3"/>
-            <w:tcMar>
-              <w:top w:w="50" w:type="dxa"/>
-              <w:left w:w="90" w:type="dxa"/>
-              <w:bottom w:w="50" w:type="dxa"/>
-              <w:right w:w="90" w:type="dxa"/>
-            </w:tcMar>
             <w:vAlign w:val="center"/>
           </w:tcPr>
           <w:p>
@@ -19946,12 +17802,6 @@
               <w:right w:val="single" w:sz="6" w:space="0" w:color="1F3864"/>
             </w:tcBorders>
             <w:shd w:val="clear" w:color="auto" w:fill="D9E2F3"/>
-            <w:tcMar>
-              <w:top w:w="50" w:type="dxa"/>
-              <w:left w:w="90" w:type="dxa"/>
-              <w:bottom w:w="50" w:type="dxa"/>
-              <w:right w:w="90" w:type="dxa"/>
-            </w:tcMar>
             <w:vAlign w:val="center"/>
           </w:tcPr>
           <w:p>
@@ -19984,12 +17834,6 @@
               <w:right w:val="single" w:sz="6" w:space="0" w:color="1F3864"/>
             </w:tcBorders>
             <w:shd w:val="clear" w:color="auto" w:fill="D9E2F3"/>
-            <w:tcMar>
-              <w:top w:w="50" w:type="dxa"/>
-              <w:left w:w="90" w:type="dxa"/>
-              <w:bottom w:w="50" w:type="dxa"/>
-              <w:right w:w="90" w:type="dxa"/>
-            </w:tcMar>
             <w:vAlign w:val="center"/>
           </w:tcPr>
           <w:p>
@@ -20022,12 +17866,6 @@
               <w:right w:val="single" w:sz="6" w:space="0" w:color="1F3864"/>
             </w:tcBorders>
             <w:shd w:val="clear" w:color="auto" w:fill="D9E2F3"/>
-            <w:tcMar>
-              <w:top w:w="50" w:type="dxa"/>
-              <w:left w:w="90" w:type="dxa"/>
-              <w:bottom w:w="50" w:type="dxa"/>
-              <w:right w:w="90" w:type="dxa"/>
-            </w:tcMar>
             <w:vAlign w:val="center"/>
           </w:tcPr>
           <w:p>
@@ -20087,12 +17925,6 @@
               <w:right w:val="single" w:sz="6" w:space="0" w:color="1F3864"/>
             </w:tcBorders>
             <w:shd w:val="clear" w:color="auto" w:fill="D9E2F3"/>
-            <w:tcMar>
-              <w:top w:w="50" w:type="dxa"/>
-              <w:left w:w="90" w:type="dxa"/>
-              <w:bottom w:w="50" w:type="dxa"/>
-              <w:right w:w="90" w:type="dxa"/>
-            </w:tcMar>
             <w:vAlign w:val="center"/>
           </w:tcPr>
           <w:p>
@@ -20125,12 +17957,6 @@
               <w:right w:val="single" w:sz="6" w:space="0" w:color="1F3864"/>
             </w:tcBorders>
             <w:shd w:val="clear" w:color="auto" w:fill="D9E2F3"/>
-            <w:tcMar>
-              <w:top w:w="50" w:type="dxa"/>
-              <w:left w:w="90" w:type="dxa"/>
-              <w:bottom w:w="50" w:type="dxa"/>
-              <w:right w:w="90" w:type="dxa"/>
-            </w:tcMar>
             <w:vAlign w:val="center"/>
           </w:tcPr>
           <w:p>
@@ -20163,12 +17989,6 @@
               <w:right w:val="single" w:sz="6" w:space="0" w:color="1F3864"/>
             </w:tcBorders>
             <w:shd w:val="clear" w:color="auto" w:fill="D9E2F3"/>
-            <w:tcMar>
-              <w:top w:w="50" w:type="dxa"/>
-              <w:left w:w="90" w:type="dxa"/>
-              <w:bottom w:w="50" w:type="dxa"/>
-              <w:right w:w="90" w:type="dxa"/>
-            </w:tcMar>
             <w:vAlign w:val="center"/>
           </w:tcPr>
           <w:p>
@@ -20201,12 +18021,6 @@
               <w:right w:val="single" w:sz="6" w:space="0" w:color="1F3864"/>
             </w:tcBorders>
             <w:shd w:val="clear" w:color="auto" w:fill="D9E2F3"/>
-            <w:tcMar>
-              <w:top w:w="50" w:type="dxa"/>
-              <w:left w:w="90" w:type="dxa"/>
-              <w:bottom w:w="50" w:type="dxa"/>
-              <w:right w:w="90" w:type="dxa"/>
-            </w:tcMar>
             <w:vAlign w:val="center"/>
           </w:tcPr>
           <w:p>
@@ -20266,12 +18080,6 @@
               <w:right w:val="single" w:sz="6" w:space="0" w:color="1F3864"/>
             </w:tcBorders>
             <w:shd w:val="clear" w:color="auto" w:fill="D9E2F3"/>
-            <w:tcMar>
-              <w:top w:w="50" w:type="dxa"/>
-              <w:left w:w="90" w:type="dxa"/>
-              <w:bottom w:w="50" w:type="dxa"/>
-              <w:right w:w="90" w:type="dxa"/>
-            </w:tcMar>
             <w:vAlign w:val="center"/>
           </w:tcPr>
           <w:p>
@@ -20316,12 +18124,6 @@
               <w:right w:val="single" w:sz="6" w:space="0" w:color="1F3864"/>
             </w:tcBorders>
             <w:shd w:val="clear" w:color="auto" w:fill="4472C4"/>
-            <w:tcMar>
-              <w:top w:w="50" w:type="dxa"/>
-              <w:left w:w="90" w:type="dxa"/>
-              <w:bottom w:w="50" w:type="dxa"/>
-              <w:right w:w="90" w:type="dxa"/>
-            </w:tcMar>
             <w:vAlign w:val="center"/>
           </w:tcPr>
           <w:p>
@@ -20388,12 +18190,6 @@
               <w:right w:val="single" w:sz="6" w:space="0" w:color="1F3864"/>
             </w:tcBorders>
             <w:shd w:val="clear" w:color="auto" w:fill="4472C4"/>
-            <w:tcMar>
-              <w:top w:w="50" w:type="dxa"/>
-              <w:left w:w="90" w:type="dxa"/>
-              <w:bottom w:w="50" w:type="dxa"/>
-              <w:right w:w="90" w:type="dxa"/>
-            </w:tcMar>
             <w:vAlign w:val="center"/>
           </w:tcPr>
           <w:p>
@@ -20433,12 +18229,6 @@
               <w:right w:val="single" w:sz="6" w:space="0" w:color="1F3864"/>
             </w:tcBorders>
             <w:shd w:val="clear" w:color="auto" w:fill="4472C4"/>
-            <w:tcMar>
-              <w:top w:w="50" w:type="dxa"/>
-              <w:left w:w="90" w:type="dxa"/>
-              <w:bottom w:w="50" w:type="dxa"/>
-              <w:right w:w="90" w:type="dxa"/>
-            </w:tcMar>
             <w:vAlign w:val="center"/>
           </w:tcPr>
           <w:p>
@@ -20478,12 +18268,6 @@
               <w:right w:val="single" w:sz="6" w:space="0" w:color="1F3864"/>
             </w:tcBorders>
             <w:shd w:val="clear" w:color="auto" w:fill="4472C4"/>
-            <w:tcMar>
-              <w:top w:w="50" w:type="dxa"/>
-              <w:left w:w="90" w:type="dxa"/>
-              <w:bottom w:w="50" w:type="dxa"/>
-              <w:right w:w="90" w:type="dxa"/>
-            </w:tcMar>
             <w:vAlign w:val="center"/>
           </w:tcPr>
           <w:p>
@@ -20523,12 +18307,6 @@
               <w:right w:val="single" w:sz="6" w:space="0" w:color="1F3864"/>
             </w:tcBorders>
             <w:shd w:val="clear" w:color="auto" w:fill="4472C4"/>
-            <w:tcMar>
-              <w:top w:w="50" w:type="dxa"/>
-              <w:left w:w="90" w:type="dxa"/>
-              <w:bottom w:w="50" w:type="dxa"/>
-              <w:right w:w="90" w:type="dxa"/>
-            </w:tcMar>
             <w:vAlign w:val="center"/>
           </w:tcPr>
           <w:p>
@@ -20595,12 +18373,6 @@
               <w:right w:val="single" w:sz="6" w:space="0" w:color="1F3864"/>
             </w:tcBorders>
             <w:shd w:val="clear" w:color="auto" w:fill="D9E2F3"/>
-            <w:tcMar>
-              <w:top w:w="50" w:type="dxa"/>
-              <w:left w:w="90" w:type="dxa"/>
-              <w:bottom w:w="50" w:type="dxa"/>
-              <w:right w:w="90" w:type="dxa"/>
-            </w:tcMar>
             <w:vAlign w:val="center"/>
           </w:tcPr>
           <w:p>
@@ -20633,12 +18405,6 @@
               <w:right w:val="single" w:sz="6" w:space="0" w:color="1F3864"/>
             </w:tcBorders>
             <w:shd w:val="clear" w:color="auto" w:fill="D9E2F3"/>
-            <w:tcMar>
-              <w:top w:w="50" w:type="dxa"/>
-              <w:left w:w="90" w:type="dxa"/>
-              <w:bottom w:w="50" w:type="dxa"/>
-              <w:right w:w="90" w:type="dxa"/>
-            </w:tcMar>
             <w:vAlign w:val="center"/>
           </w:tcPr>
           <w:p>
@@ -20671,12 +18437,6 @@
               <w:right w:val="single" w:sz="6" w:space="0" w:color="1F3864"/>
             </w:tcBorders>
             <w:shd w:val="clear" w:color="auto" w:fill="D9E2F3"/>
-            <w:tcMar>
-              <w:top w:w="50" w:type="dxa"/>
-              <w:left w:w="90" w:type="dxa"/>
-              <w:bottom w:w="50" w:type="dxa"/>
-              <w:right w:w="90" w:type="dxa"/>
-            </w:tcMar>
             <w:vAlign w:val="center"/>
           </w:tcPr>
           <w:p>
@@ -20709,12 +18469,6 @@
               <w:right w:val="single" w:sz="6" w:space="0" w:color="1F3864"/>
             </w:tcBorders>
             <w:shd w:val="clear" w:color="auto" w:fill="D9E2F3"/>
-            <w:tcMar>
-              <w:top w:w="50" w:type="dxa"/>
-              <w:left w:w="90" w:type="dxa"/>
-              <w:bottom w:w="50" w:type="dxa"/>
-              <w:right w:w="90" w:type="dxa"/>
-            </w:tcMar>
             <w:vAlign w:val="center"/>
           </w:tcPr>
           <w:p>
@@ -20774,12 +18528,6 @@
               <w:right w:val="single" w:sz="6" w:space="0" w:color="1F3864"/>
             </w:tcBorders>
             <w:shd w:val="clear" w:color="auto" w:fill="D9E2F3"/>
-            <w:tcMar>
-              <w:top w:w="50" w:type="dxa"/>
-              <w:left w:w="90" w:type="dxa"/>
-              <w:bottom w:w="50" w:type="dxa"/>
-              <w:right w:w="90" w:type="dxa"/>
-            </w:tcMar>
             <w:vAlign w:val="center"/>
           </w:tcPr>
           <w:p>
@@ -20812,12 +18560,6 @@
               <w:right w:val="single" w:sz="6" w:space="0" w:color="1F3864"/>
             </w:tcBorders>
             <w:shd w:val="clear" w:color="auto" w:fill="D9E2F3"/>
-            <w:tcMar>
-              <w:top w:w="50" w:type="dxa"/>
-              <w:left w:w="90" w:type="dxa"/>
-              <w:bottom w:w="50" w:type="dxa"/>
-              <w:right w:w="90" w:type="dxa"/>
-            </w:tcMar>
             <w:vAlign w:val="center"/>
           </w:tcPr>
           <w:p>
@@ -20850,12 +18592,6 @@
               <w:right w:val="single" w:sz="6" w:space="0" w:color="1F3864"/>
             </w:tcBorders>
             <w:shd w:val="clear" w:color="auto" w:fill="D9E2F3"/>
-            <w:tcMar>
-              <w:top w:w="50" w:type="dxa"/>
-              <w:left w:w="90" w:type="dxa"/>
-              <w:bottom w:w="50" w:type="dxa"/>
-              <w:right w:w="90" w:type="dxa"/>
-            </w:tcMar>
             <w:vAlign w:val="center"/>
           </w:tcPr>
           <w:p>
@@ -20888,12 +18624,6 @@
               <w:right w:val="single" w:sz="6" w:space="0" w:color="1F3864"/>
             </w:tcBorders>
             <w:shd w:val="clear" w:color="auto" w:fill="D9E2F3"/>
-            <w:tcMar>
-              <w:top w:w="50" w:type="dxa"/>
-              <w:left w:w="90" w:type="dxa"/>
-              <w:bottom w:w="50" w:type="dxa"/>
-              <w:right w:w="90" w:type="dxa"/>
-            </w:tcMar>
             <w:vAlign w:val="center"/>
           </w:tcPr>
           <w:p>
@@ -20953,12 +18683,6 @@
               <w:right w:val="single" w:sz="6" w:space="0" w:color="1F3864"/>
             </w:tcBorders>
             <w:shd w:val="clear" w:color="auto" w:fill="D9E2F3"/>
-            <w:tcMar>
-              <w:top w:w="50" w:type="dxa"/>
-              <w:left w:w="90" w:type="dxa"/>
-              <w:bottom w:w="50" w:type="dxa"/>
-              <w:right w:w="90" w:type="dxa"/>
-            </w:tcMar>
             <w:vAlign w:val="center"/>
           </w:tcPr>
           <w:p>
@@ -20991,12 +18715,6 @@
               <w:right w:val="single" w:sz="6" w:space="0" w:color="1F3864"/>
             </w:tcBorders>
             <w:shd w:val="clear" w:color="auto" w:fill="D9E2F3"/>
-            <w:tcMar>
-              <w:top w:w="50" w:type="dxa"/>
-              <w:left w:w="90" w:type="dxa"/>
-              <w:bottom w:w="50" w:type="dxa"/>
-              <w:right w:w="90" w:type="dxa"/>
-            </w:tcMar>
             <w:vAlign w:val="center"/>
           </w:tcPr>
           <w:p>
@@ -21029,12 +18747,6 @@
               <w:right w:val="single" w:sz="6" w:space="0" w:color="1F3864"/>
             </w:tcBorders>
             <w:shd w:val="clear" w:color="auto" w:fill="D9E2F3"/>
-            <w:tcMar>
-              <w:top w:w="50" w:type="dxa"/>
-              <w:left w:w="90" w:type="dxa"/>
-              <w:bottom w:w="50" w:type="dxa"/>
-              <w:right w:w="90" w:type="dxa"/>
-            </w:tcMar>
             <w:vAlign w:val="center"/>
           </w:tcPr>
           <w:p>
@@ -21067,12 +18779,6 @@
               <w:right w:val="single" w:sz="6" w:space="0" w:color="1F3864"/>
             </w:tcBorders>
             <w:shd w:val="clear" w:color="auto" w:fill="D9E2F3"/>
-            <w:tcMar>
-              <w:top w:w="50" w:type="dxa"/>
-              <w:left w:w="90" w:type="dxa"/>
-              <w:bottom w:w="50" w:type="dxa"/>
-              <w:right w:w="90" w:type="dxa"/>
-            </w:tcMar>
             <w:vAlign w:val="center"/>
           </w:tcPr>
           <w:p>
@@ -21132,12 +18838,6 @@
               <w:right w:val="single" w:sz="6" w:space="0" w:color="1F3864"/>
             </w:tcBorders>
             <w:shd w:val="clear" w:color="auto" w:fill="D9E2F3"/>
-            <w:tcMar>
-              <w:top w:w="50" w:type="dxa"/>
-              <w:left w:w="90" w:type="dxa"/>
-              <w:bottom w:w="50" w:type="dxa"/>
-              <w:right w:w="90" w:type="dxa"/>
-            </w:tcMar>
             <w:vAlign w:val="center"/>
           </w:tcPr>
           <w:p>
@@ -21192,12 +18892,6 @@
               <w:right w:val="single" w:sz="6" w:space="0" w:color="1F3864"/>
             </w:tcBorders>
             <w:shd w:val="clear" w:color="auto" w:fill="4472C4"/>
-            <w:tcMar>
-              <w:top w:w="50" w:type="dxa"/>
-              <w:left w:w="90" w:type="dxa"/>
-              <w:bottom w:w="50" w:type="dxa"/>
-              <w:right w:w="90" w:type="dxa"/>
-            </w:tcMar>
             <w:vAlign w:val="center"/>
           </w:tcPr>
           <w:p>
@@ -21277,12 +18971,6 @@
               <w:right w:val="single" w:sz="6" w:space="0" w:color="1F3864"/>
             </w:tcBorders>
             <w:shd w:val="clear" w:color="auto" w:fill="4472C4"/>
-            <w:tcMar>
-              <w:top w:w="50" w:type="dxa"/>
-              <w:left w:w="90" w:type="dxa"/>
-              <w:bottom w:w="50" w:type="dxa"/>
-              <w:right w:w="90" w:type="dxa"/>
-            </w:tcMar>
             <w:vAlign w:val="center"/>
           </w:tcPr>
           <w:p>
@@ -21322,12 +19010,6 @@
               <w:right w:val="single" w:sz="6" w:space="0" w:color="1F3864"/>
             </w:tcBorders>
             <w:shd w:val="clear" w:color="auto" w:fill="4472C4"/>
-            <w:tcMar>
-              <w:top w:w="50" w:type="dxa"/>
-              <w:left w:w="90" w:type="dxa"/>
-              <w:bottom w:w="50" w:type="dxa"/>
-              <w:right w:w="90" w:type="dxa"/>
-            </w:tcMar>
             <w:vAlign w:val="center"/>
           </w:tcPr>
           <w:p>
@@ -21367,12 +19049,6 @@
               <w:right w:val="single" w:sz="6" w:space="0" w:color="1F3864"/>
             </w:tcBorders>
             <w:shd w:val="clear" w:color="auto" w:fill="4472C4"/>
-            <w:tcMar>
-              <w:top w:w="50" w:type="dxa"/>
-              <w:left w:w="90" w:type="dxa"/>
-              <w:bottom w:w="50" w:type="dxa"/>
-              <w:right w:w="90" w:type="dxa"/>
-            </w:tcMar>
             <w:vAlign w:val="center"/>
           </w:tcPr>
           <w:p>
@@ -21412,12 +19088,6 @@
               <w:right w:val="single" w:sz="6" w:space="0" w:color="1F3864"/>
             </w:tcBorders>
             <w:shd w:val="clear" w:color="auto" w:fill="4472C4"/>
-            <w:tcMar>
-              <w:top w:w="50" w:type="dxa"/>
-              <w:left w:w="90" w:type="dxa"/>
-              <w:bottom w:w="50" w:type="dxa"/>
-              <w:right w:w="90" w:type="dxa"/>
-            </w:tcMar>
             <w:vAlign w:val="center"/>
           </w:tcPr>
           <w:p>
@@ -21484,12 +19154,6 @@
               <w:right w:val="single" w:sz="6" w:space="0" w:color="1F3864"/>
             </w:tcBorders>
             <w:shd w:val="clear" w:color="auto" w:fill="D9E2F3"/>
-            <w:tcMar>
-              <w:top w:w="50" w:type="dxa"/>
-              <w:left w:w="90" w:type="dxa"/>
-              <w:bottom w:w="50" w:type="dxa"/>
-              <w:right w:w="90" w:type="dxa"/>
-            </w:tcMar>
             <w:vAlign w:val="center"/>
           </w:tcPr>
           <w:p>
@@ -21532,12 +19196,6 @@
               <w:right w:val="single" w:sz="6" w:space="0" w:color="1F3864"/>
             </w:tcBorders>
             <w:shd w:val="clear" w:color="auto" w:fill="D9E2F3"/>
-            <w:tcMar>
-              <w:top w:w="50" w:type="dxa"/>
-              <w:left w:w="90" w:type="dxa"/>
-              <w:bottom w:w="50" w:type="dxa"/>
-              <w:right w:w="90" w:type="dxa"/>
-            </w:tcMar>
             <w:vAlign w:val="center"/>
           </w:tcPr>
           <w:p>
@@ -21570,12 +19228,6 @@
               <w:right w:val="single" w:sz="6" w:space="0" w:color="1F3864"/>
             </w:tcBorders>
             <w:shd w:val="clear" w:color="auto" w:fill="D9E2F3"/>
-            <w:tcMar>
-              <w:top w:w="50" w:type="dxa"/>
-              <w:left w:w="90" w:type="dxa"/>
-              <w:bottom w:w="50" w:type="dxa"/>
-              <w:right w:w="90" w:type="dxa"/>
-            </w:tcMar>
             <w:vAlign w:val="center"/>
           </w:tcPr>
           <w:p>
@@ -21626,12 +19278,6 @@
               <w:right w:val="single" w:sz="6" w:space="0" w:color="1F3864"/>
             </w:tcBorders>
             <w:shd w:val="clear" w:color="auto" w:fill="D9E2F3"/>
-            <w:tcMar>
-              <w:top w:w="50" w:type="dxa"/>
-              <w:left w:w="90" w:type="dxa"/>
-              <w:bottom w:w="50" w:type="dxa"/>
-              <w:right w:w="90" w:type="dxa"/>
-            </w:tcMar>
             <w:vAlign w:val="center"/>
           </w:tcPr>
           <w:p>
@@ -21691,12 +19337,6 @@
               <w:right w:val="single" w:sz="6" w:space="0" w:color="1F3864"/>
             </w:tcBorders>
             <w:shd w:val="clear" w:color="auto" w:fill="D9E2F3"/>
-            <w:tcMar>
-              <w:top w:w="50" w:type="dxa"/>
-              <w:left w:w="90" w:type="dxa"/>
-              <w:bottom w:w="50" w:type="dxa"/>
-              <w:right w:w="90" w:type="dxa"/>
-            </w:tcMar>
             <w:vAlign w:val="center"/>
           </w:tcPr>
           <w:p>
@@ -21729,12 +19369,6 @@
               <w:right w:val="single" w:sz="6" w:space="0" w:color="1F3864"/>
             </w:tcBorders>
             <w:shd w:val="clear" w:color="auto" w:fill="D9E2F3"/>
-            <w:tcMar>
-              <w:top w:w="50" w:type="dxa"/>
-              <w:left w:w="90" w:type="dxa"/>
-              <w:bottom w:w="50" w:type="dxa"/>
-              <w:right w:w="90" w:type="dxa"/>
-            </w:tcMar>
             <w:vAlign w:val="center"/>
           </w:tcPr>
           <w:p>
@@ -21767,12 +19401,6 @@
               <w:right w:val="single" w:sz="6" w:space="0" w:color="1F3864"/>
             </w:tcBorders>
             <w:shd w:val="clear" w:color="auto" w:fill="D9E2F3"/>
-            <w:tcMar>
-              <w:top w:w="50" w:type="dxa"/>
-              <w:left w:w="90" w:type="dxa"/>
-              <w:bottom w:w="50" w:type="dxa"/>
-              <w:right w:w="90" w:type="dxa"/>
-            </w:tcMar>
             <w:vAlign w:val="center"/>
           </w:tcPr>
           <w:p>
@@ -21805,12 +19433,6 @@
               <w:right w:val="single" w:sz="6" w:space="0" w:color="1F3864"/>
             </w:tcBorders>
             <w:shd w:val="clear" w:color="auto" w:fill="D9E2F3"/>
-            <w:tcMar>
-              <w:top w:w="50" w:type="dxa"/>
-              <w:left w:w="90" w:type="dxa"/>
-              <w:bottom w:w="50" w:type="dxa"/>
-              <w:right w:w="90" w:type="dxa"/>
-            </w:tcMar>
             <w:vAlign w:val="center"/>
           </w:tcPr>
           <w:p>
@@ -21870,12 +19492,6 @@
               <w:right w:val="single" w:sz="6" w:space="0" w:color="1F3864"/>
             </w:tcBorders>
             <w:shd w:val="clear" w:color="auto" w:fill="D9E2F3"/>
-            <w:tcMar>
-              <w:top w:w="50" w:type="dxa"/>
-              <w:left w:w="90" w:type="dxa"/>
-              <w:bottom w:w="50" w:type="dxa"/>
-              <w:right w:w="90" w:type="dxa"/>
-            </w:tcMar>
             <w:vAlign w:val="center"/>
           </w:tcPr>
           <w:p>
@@ -21908,12 +19524,6 @@
               <w:right w:val="single" w:sz="6" w:space="0" w:color="1F3864"/>
             </w:tcBorders>
             <w:shd w:val="clear" w:color="auto" w:fill="D9E2F3"/>
-            <w:tcMar>
-              <w:top w:w="50" w:type="dxa"/>
-              <w:left w:w="90" w:type="dxa"/>
-              <w:bottom w:w="50" w:type="dxa"/>
-              <w:right w:w="90" w:type="dxa"/>
-            </w:tcMar>
             <w:vAlign w:val="center"/>
           </w:tcPr>
           <w:p>
@@ -21946,12 +19556,6 @@
               <w:right w:val="single" w:sz="6" w:space="0" w:color="1F3864"/>
             </w:tcBorders>
             <w:shd w:val="clear" w:color="auto" w:fill="D9E2F3"/>
-            <w:tcMar>
-              <w:top w:w="50" w:type="dxa"/>
-              <w:left w:w="90" w:type="dxa"/>
-              <w:bottom w:w="50" w:type="dxa"/>
-              <w:right w:w="90" w:type="dxa"/>
-            </w:tcMar>
             <w:vAlign w:val="center"/>
           </w:tcPr>
           <w:p>
@@ -21984,12 +19588,6 @@
               <w:right w:val="single" w:sz="6" w:space="0" w:color="1F3864"/>
             </w:tcBorders>
             <w:shd w:val="clear" w:color="auto" w:fill="D9E2F3"/>
-            <w:tcMar>
-              <w:top w:w="50" w:type="dxa"/>
-              <w:left w:w="90" w:type="dxa"/>
-              <w:bottom w:w="50" w:type="dxa"/>
-              <w:right w:w="90" w:type="dxa"/>
-            </w:tcMar>
             <w:vAlign w:val="center"/>
           </w:tcPr>
           <w:p>
@@ -22048,12 +19646,6 @@
               <w:right w:val="single" w:sz="6" w:space="0" w:color="1F3864"/>
             </w:tcBorders>
             <w:shd w:val="clear" w:color="auto" w:fill="4472C4"/>
-            <w:tcMar>
-              <w:top w:w="50" w:type="dxa"/>
-              <w:left w:w="90" w:type="dxa"/>
-              <w:bottom w:w="50" w:type="dxa"/>
-              <w:right w:w="90" w:type="dxa"/>
-            </w:tcMar>
             <w:vAlign w:val="center"/>
           </w:tcPr>
           <w:p>
@@ -22092,12 +19684,6 @@
               <w:right w:val="single" w:sz="6" w:space="0" w:color="1F3864"/>
             </w:tcBorders>
             <w:shd w:val="clear" w:color="auto" w:fill="4472C4"/>
-            <w:tcMar>
-              <w:top w:w="50" w:type="dxa"/>
-              <w:left w:w="90" w:type="dxa"/>
-              <w:bottom w:w="50" w:type="dxa"/>
-              <w:right w:w="90" w:type="dxa"/>
-            </w:tcMar>
             <w:vAlign w:val="center"/>
           </w:tcPr>
           <w:p>
@@ -22127,6 +19713,55 @@
           </w:p>
         </w:tc>
       </w:tr>
+    </w:tbl>
+    <w:p>
+      <w:pPr>
+        <w:spacing w:before="0" w:after="0" w:line="240" w:lineRule="auto"/>
+        <w:rPr>
+          <w:sz w:val="18"/>
+          <w:szCs w:val="18"/>
+        </w:rPr>
+      </w:pPr>
+    </w:p>
+    <w:tbl>
+      <w:tblPr>
+        <w:tblW w:w="9405" w:type="dxa"/>
+        <w:jc w:val="center"/>
+        <w:tblBorders>
+          <w:top w:val="single" w:sz="6" w:space="0" w:color="1F3864"/>
+          <w:left w:val="single" w:sz="6" w:space="0" w:color="1F3864"/>
+          <w:bottom w:val="single" w:sz="6" w:space="0" w:color="1F3864"/>
+          <w:right w:val="single" w:sz="6" w:space="0" w:color="1F3864"/>
+          <w:insideH w:val="single" w:sz="6" w:space="0" w:color="1F3864"/>
+          <w:insideV w:val="single" w:sz="6" w:space="0" w:color="1F3864"/>
+        </w:tblBorders>
+        <w:tblLayout w:type="fixed"/>
+        <w:tblCellMar>
+          <w:top w:w="40" w:type="dxa"/>
+          <w:left w:w="90" w:type="dxa"/>
+          <w:bottom w:w="40" w:type="dxa"/>
+          <w:right w:w="90" w:type="dxa"/>
+        </w:tblCellMar>
+        <w:tblLook w:val="0000" w:firstRow="0" w:lastRow="0" w:firstColumn="0" w:lastColumn="0" w:noHBand="0" w:noVBand="0"/>
+      </w:tblPr>
+      <w:tblGrid>
+        <w:gridCol w:w="1175"/>
+        <w:gridCol w:w="391"/>
+        <w:gridCol w:w="391"/>
+        <w:gridCol w:w="391"/>
+        <w:gridCol w:w="783"/>
+        <w:gridCol w:w="391"/>
+        <w:gridCol w:w="391"/>
+        <w:gridCol w:w="783"/>
+        <w:gridCol w:w="783"/>
+        <w:gridCol w:w="391"/>
+        <w:gridCol w:w="391"/>
+        <w:gridCol w:w="391"/>
+        <w:gridCol w:w="391"/>
+        <w:gridCol w:w="391"/>
+        <w:gridCol w:w="391"/>
+        <w:gridCol w:w="1567"/>
+      </w:tblGrid>
       <w:tr>
         <w:tc>
           <w:tcPr>
@@ -22139,12 +19774,6 @@
               <w:right w:val="single" w:sz="6" w:space="0" w:color="1F3864"/>
             </w:tcBorders>
             <w:shd w:val="clear" w:color="auto" w:fill="D9E2F3"/>
-            <w:tcMar>
-              <w:top w:w="50" w:type="dxa"/>
-              <w:left w:w="90" w:type="dxa"/>
-              <w:bottom w:w="50" w:type="dxa"/>
-              <w:right w:w="90" w:type="dxa"/>
-            </w:tcMar>
           </w:tcPr>
           <w:p>
             <w:pPr>
@@ -22443,12 +20072,6 @@
               <w:right w:val="single" w:sz="6" w:space="0" w:color="1F3864"/>
             </w:tcBorders>
             <w:shd w:val="clear" w:color="auto" w:fill="D9E2F3"/>
-            <w:tcMar>
-              <w:top w:w="50" w:type="dxa"/>
-              <w:left w:w="90" w:type="dxa"/>
-              <w:bottom w:w="50" w:type="dxa"/>
-              <w:right w:w="90" w:type="dxa"/>
-            </w:tcMar>
           </w:tcPr>
           <w:p>
             <w:pPr>
@@ -22769,6 +20392,12 @@
           <w:insideV w:val="single" w:sz="6" w:space="0" w:color="1F3864"/>
         </w:tblBorders>
         <w:tblLayout w:type="fixed"/>
+        <w:tblCellMar>
+          <w:top w:w="40" w:type="dxa"/>
+          <w:left w:w="90" w:type="dxa"/>
+          <w:bottom w:w="40" w:type="dxa"/>
+          <w:right w:w="90" w:type="dxa"/>
+        </w:tblCellMar>
         <w:tblLook w:val="04A0" w:firstRow="1" w:lastRow="0" w:firstColumn="1" w:lastColumn="0" w:noHBand="0" w:noVBand="1"/>
       </w:tblPr>
       <w:tblGrid>
